--- a/Guiao_Apresentacao_TemporalIO.docx
+++ b/Guiao_Apresentacao_TemporalIO.docx
@@ -48,29 +48,7 @@
           <w:sz w:val="22"/>
           <w:szCs w:val="22"/>
         </w:rPr>
-        <w:t xml:space="preserve">Apresentação </w:t>
-      </w:r>
-      <w:proofErr w:type="gramStart"/>
-      <w:r>
-        <w:rPr>
-          <w:i/>
-          <w:iCs/>
-          <w:color w:val="888888"/>
-          <w:sz w:val="22"/>
-          <w:szCs w:val="22"/>
-        </w:rPr>
-        <w:t>técnica  •</w:t>
-      </w:r>
-      <w:proofErr w:type="gramEnd"/>
-      <w:r>
-        <w:rPr>
-          <w:i/>
-          <w:iCs/>
-          <w:color w:val="888888"/>
-          <w:sz w:val="22"/>
-          <w:szCs w:val="22"/>
-        </w:rPr>
-        <w:t xml:space="preserve">  2026</w:t>
+        <w:t>Apresentação técnica  •  2026</w:t>
       </w:r>
     </w:p>
     <w:p>
@@ -169,15 +147,7 @@
       </w:pPr>
       <w:r>
         <w:lastRenderedPageBreak/>
-        <w:t xml:space="preserve">Slide </w:t>
-      </w:r>
-      <w:proofErr w:type="gramStart"/>
-      <w:r>
-        <w:t>2  /</w:t>
-      </w:r>
-      <w:proofErr w:type="gramEnd"/>
-      <w:r>
-        <w:t xml:space="preserve">  Índice</w:t>
+        <w:t>Slide 2  /  Índice</w:t>
       </w:r>
     </w:p>
     <w:p>
@@ -235,25 +205,7 @@
           <w:sz w:val="22"/>
           <w:szCs w:val="22"/>
         </w:rPr>
-        <w:t xml:space="preserve">Começamos pelo problema concreto nos </w:t>
-      </w:r>
-      <w:proofErr w:type="spellStart"/>
-      <w:r>
-        <w:rPr>
-          <w:color w:val="222222"/>
-          <w:sz w:val="22"/>
-          <w:szCs w:val="22"/>
-        </w:rPr>
-        <w:t>microsserviços</w:t>
-      </w:r>
-      <w:proofErr w:type="spellEnd"/>
-      <w:r>
-        <w:rPr>
-          <w:color w:val="222222"/>
-          <w:sz w:val="22"/>
-          <w:szCs w:val="22"/>
-        </w:rPr>
-        <w:t xml:space="preserve"> — o que é que corre mal sem o Temporal.</w:t>
+        <w:t>Começamos pelo problema concreto nos microsserviços — o que é que corre mal sem o Temporal.</w:t>
       </w:r>
     </w:p>
     <w:p>
@@ -322,23 +274,7 @@
       </w:pPr>
       <w:r>
         <w:lastRenderedPageBreak/>
-        <w:t xml:space="preserve">Slide </w:t>
-      </w:r>
-      <w:proofErr w:type="gramStart"/>
-      <w:r>
-        <w:t>3  /</w:t>
-      </w:r>
-      <w:proofErr w:type="gramEnd"/>
-      <w:r>
-        <w:t xml:space="preserve">  Problema Real nos </w:t>
-      </w:r>
-      <w:proofErr w:type="spellStart"/>
-      <w:r>
-        <w:t>Microsserviços</w:t>
-      </w:r>
-      <w:proofErr w:type="spellEnd"/>
-      <w:r>
-        <w:t xml:space="preserve"> (sem Temporal)</w:t>
+        <w:t>Slide 3  /  Problema Real nos Microsserviços (sem Temporal)</w:t>
       </w:r>
     </w:p>
     <w:p>
@@ -483,15 +419,7 @@
       </w:pPr>
       <w:r>
         <w:lastRenderedPageBreak/>
-        <w:t xml:space="preserve">Slide </w:t>
-      </w:r>
-      <w:proofErr w:type="gramStart"/>
-      <w:r>
-        <w:t>4  /</w:t>
-      </w:r>
-      <w:proofErr w:type="gramEnd"/>
-      <w:r>
-        <w:t xml:space="preserve">  Caso de Uso com Temporal (Saga de Pagamento)</w:t>
+        <w:t>Slide 4  /  Caso de Uso com Temporal (Saga de Pagamento)</w:t>
       </w:r>
     </w:p>
     <w:p>
@@ -567,25 +495,7 @@
           <w:sz w:val="22"/>
           <w:szCs w:val="22"/>
         </w:rPr>
-        <w:t xml:space="preserve">Se algo falhar, o Temporal </w:t>
-      </w:r>
-      <w:proofErr w:type="spellStart"/>
-      <w:r>
-        <w:rPr>
-          <w:color w:val="222222"/>
-          <w:sz w:val="22"/>
-          <w:szCs w:val="22"/>
-        </w:rPr>
-        <w:t>retenta</w:t>
-      </w:r>
-      <w:proofErr w:type="spellEnd"/>
-      <w:r>
-        <w:rPr>
-          <w:color w:val="222222"/>
-          <w:sz w:val="22"/>
-          <w:szCs w:val="22"/>
-        </w:rPr>
-        <w:t xml:space="preserve"> automaticamente as falhas transitórias, como problemas de rede ou serviços indisponíveis momentaneamente.</w:t>
+        <w:t>Se algo falhar, o Temporal retenta automaticamente as falhas transitórias, como problemas de rede ou serviços indisponíveis momentaneamente.</w:t>
       </w:r>
     </w:p>
     <w:p>
@@ -636,15 +546,7 @@
       </w:pPr>
       <w:r>
         <w:lastRenderedPageBreak/>
-        <w:t xml:space="preserve">Slide </w:t>
-      </w:r>
-      <w:proofErr w:type="gramStart"/>
-      <w:r>
-        <w:t>5  /</w:t>
-      </w:r>
-      <w:proofErr w:type="gramEnd"/>
-      <w:r>
-        <w:t xml:space="preserve">  O que é o Temporal IO?</w:t>
+        <w:t>Slide 5  /  O que é o Temporal IO?</w:t>
       </w:r>
     </w:p>
     <w:p>
@@ -738,25 +640,7 @@
           <w:sz w:val="22"/>
           <w:szCs w:val="22"/>
         </w:rPr>
-        <w:t xml:space="preserve">Em resumo: como construir processos resilientes sem escrever manualmente lógica de retry, </w:t>
-      </w:r>
-      <w:proofErr w:type="spellStart"/>
-      <w:r>
-        <w:rPr>
-          <w:color w:val="222222"/>
-          <w:sz w:val="22"/>
-          <w:szCs w:val="22"/>
-        </w:rPr>
-        <w:t>recovery</w:t>
-      </w:r>
-      <w:proofErr w:type="spellEnd"/>
-      <w:r>
-        <w:rPr>
-          <w:color w:val="222222"/>
-          <w:sz w:val="22"/>
-          <w:szCs w:val="22"/>
-        </w:rPr>
-        <w:t xml:space="preserve"> e gestão de estado.</w:t>
+        <w:t>Em resumo: como construir processos resilientes sem escrever manualmente lógica de retry, recovery e gestão de estado.</w:t>
       </w:r>
     </w:p>
     <w:p>
@@ -771,15 +655,7 @@
       </w:pPr>
       <w:r>
         <w:lastRenderedPageBreak/>
-        <w:t xml:space="preserve">Slide </w:t>
-      </w:r>
-      <w:proofErr w:type="gramStart"/>
-      <w:r>
-        <w:t>6  /</w:t>
-      </w:r>
-      <w:proofErr w:type="gramEnd"/>
-      <w:r>
-        <w:t xml:space="preserve">  Porquê Usar o Temporal IO?</w:t>
+        <w:t>Slide 6  /  Porquê Usar o Temporal IO?</w:t>
       </w:r>
     </w:p>
     <w:p>
@@ -855,25 +731,7 @@
           <w:sz w:val="22"/>
           <w:szCs w:val="22"/>
         </w:rPr>
-        <w:t xml:space="preserve">Com Temporal, o estado é reconstruído automaticamente a partir do histórico de eventos. O workflow retoma de onde parou — segundos, dias ou até meses depois. O retry é automático, sem código extra. E temos um histórico completo e </w:t>
-      </w:r>
-      <w:proofErr w:type="spellStart"/>
-      <w:r>
-        <w:rPr>
-          <w:color w:val="222222"/>
-          <w:sz w:val="22"/>
-          <w:szCs w:val="22"/>
-        </w:rPr>
-        <w:t>auditável</w:t>
-      </w:r>
-      <w:proofErr w:type="spellEnd"/>
-      <w:r>
-        <w:rPr>
-          <w:color w:val="222222"/>
-          <w:sz w:val="22"/>
-          <w:szCs w:val="22"/>
-        </w:rPr>
-        <w:t xml:space="preserve"> de tudo o que aconteceu.</w:t>
+        <w:t>Com Temporal, o estado é reconstruído automaticamente a partir do histórico de eventos. O workflow retoma de onde parou — segundos, dias ou até meses depois. O retry é automático, sem código extra. E temos um histórico completo e auditável de tudo o que aconteceu.</w:t>
       </w:r>
     </w:p>
     <w:p>
@@ -906,15 +764,7 @@
       </w:pPr>
       <w:r>
         <w:lastRenderedPageBreak/>
-        <w:t xml:space="preserve">Slide </w:t>
-      </w:r>
-      <w:proofErr w:type="gramStart"/>
-      <w:r>
-        <w:t>7  /</w:t>
-      </w:r>
-      <w:proofErr w:type="gramEnd"/>
-      <w:r>
-        <w:t xml:space="preserve">  Vantagens e Desvantagens</w:t>
+        <w:t>Slide 7  /  Vantagens e Desvantagens</w:t>
       </w:r>
     </w:p>
     <w:p>
@@ -972,61 +822,7 @@
           <w:sz w:val="22"/>
           <w:szCs w:val="22"/>
         </w:rPr>
-        <w:t xml:space="preserve">Vantagens: tentativas automáticas sem perda de estado; estado reconstruído a partir do histórico de eventos; excelente para processos longos e assíncronos; integração nativa com Java, </w:t>
-      </w:r>
-      <w:proofErr w:type="spellStart"/>
-      <w:r>
-        <w:rPr>
-          <w:color w:val="222222"/>
-          <w:sz w:val="22"/>
-          <w:szCs w:val="22"/>
-        </w:rPr>
-        <w:t>Go</w:t>
-      </w:r>
-      <w:proofErr w:type="spellEnd"/>
-      <w:r>
-        <w:rPr>
-          <w:color w:val="222222"/>
-          <w:sz w:val="22"/>
-          <w:szCs w:val="22"/>
-        </w:rPr>
-        <w:t xml:space="preserve">, </w:t>
-      </w:r>
-      <w:proofErr w:type="spellStart"/>
-      <w:r>
-        <w:rPr>
-          <w:color w:val="222222"/>
-          <w:sz w:val="22"/>
-          <w:szCs w:val="22"/>
-        </w:rPr>
-        <w:t>TypeScript</w:t>
-      </w:r>
-      <w:proofErr w:type="spellEnd"/>
-      <w:r>
-        <w:rPr>
-          <w:color w:val="222222"/>
-          <w:sz w:val="22"/>
-          <w:szCs w:val="22"/>
-        </w:rPr>
-        <w:t xml:space="preserve"> e </w:t>
-      </w:r>
-      <w:proofErr w:type="spellStart"/>
-      <w:r>
-        <w:rPr>
-          <w:color w:val="222222"/>
-          <w:sz w:val="22"/>
-          <w:szCs w:val="22"/>
-        </w:rPr>
-        <w:t>Python</w:t>
-      </w:r>
-      <w:proofErr w:type="spellEnd"/>
-      <w:r>
-        <w:rPr>
-          <w:color w:val="222222"/>
-          <w:sz w:val="22"/>
-          <w:szCs w:val="22"/>
-        </w:rPr>
-        <w:t>.</w:t>
+        <w:t>Vantagens: tentativas automáticas sem perda de estado; estado reconstruído a partir do histórico de eventos; excelente para processos longos e assíncronos; integração nativa com Java, Go, TypeScript e Python.</w:t>
       </w:r>
     </w:p>
     <w:p>
@@ -1077,15 +873,7 @@
       </w:pPr>
       <w:r>
         <w:lastRenderedPageBreak/>
-        <w:t xml:space="preserve">Slide </w:t>
-      </w:r>
-      <w:proofErr w:type="gramStart"/>
-      <w:r>
-        <w:t>8  /</w:t>
-      </w:r>
-      <w:proofErr w:type="gramEnd"/>
-      <w:r>
-        <w:t xml:space="preserve">  Principais Conceitos</w:t>
+        <w:t>Slide 8  /  Principais Conceitos</w:t>
       </w:r>
     </w:p>
     <w:p>
@@ -1161,25 +949,7 @@
           <w:sz w:val="22"/>
           <w:szCs w:val="22"/>
         </w:rPr>
-        <w:t xml:space="preserve">Activity — é uma unidade de trabalho externo: chamadas HTTP, acesso a base de dados, envio de emails. Ao contrário dos Workflows, o código de uma Activity não precisa de ser determinístico, mas deve ser </w:t>
-      </w:r>
-      <w:proofErr w:type="spellStart"/>
-      <w:r>
-        <w:rPr>
-          <w:color w:val="222222"/>
-          <w:sz w:val="22"/>
-          <w:szCs w:val="22"/>
-        </w:rPr>
-        <w:t>idempotente</w:t>
-      </w:r>
-      <w:proofErr w:type="spellEnd"/>
-      <w:r>
-        <w:rPr>
-          <w:color w:val="222222"/>
-          <w:sz w:val="22"/>
-          <w:szCs w:val="22"/>
-        </w:rPr>
-        <w:t xml:space="preserve"> sempre que possível.</w:t>
+        <w:t>Activity — é uma unidade de trabalho externo: chamadas HTTP, acesso a base de dados, envio de emails. Ao contrário dos Workflows, o código de uma Activity não precisa de ser determinístico, mas deve ser idempotente sempre que possível.</w:t>
       </w:r>
     </w:p>
     <w:p>
@@ -1233,25 +1003,7 @@
           <w:sz w:val="22"/>
           <w:szCs w:val="22"/>
         </w:rPr>
-        <w:t xml:space="preserve">Retry </w:t>
-      </w:r>
-      <w:proofErr w:type="spellStart"/>
-      <w:r>
-        <w:rPr>
-          <w:color w:val="222222"/>
-          <w:sz w:val="22"/>
-          <w:szCs w:val="22"/>
-        </w:rPr>
-        <w:t>Policy</w:t>
-      </w:r>
-      <w:proofErr w:type="spellEnd"/>
-      <w:r>
-        <w:rPr>
-          <w:color w:val="222222"/>
-          <w:sz w:val="22"/>
-          <w:szCs w:val="22"/>
-        </w:rPr>
-        <w:t xml:space="preserve"> — define como e quando o Temporal deve tentar novamente após uma falha: número máximo de tentativas, intervalo entre tentativas, e quais os erros que não devem ser reexecutados.</w:t>
+        <w:t>Retry Policy — define como e quando o Temporal deve tentar novamente após uma falha: número máximo de tentativas, intervalo entre tentativas, e quais os erros que não devem ser reexecutados.</w:t>
       </w:r>
     </w:p>
     <w:p>
@@ -1299,87 +1051,31 @@
         </w:numPr>
         <w:spacing w:before="60" w:after="60"/>
       </w:pPr>
-      <w:proofErr w:type="spellStart"/>
-      <w:r>
-        <w:rPr>
-          <w:color w:val="222222"/>
-          <w:sz w:val="22"/>
-          <w:szCs w:val="22"/>
-        </w:rPr>
-        <w:t>Signal</w:t>
-      </w:r>
-      <w:proofErr w:type="spellEnd"/>
-      <w:r>
-        <w:rPr>
-          <w:color w:val="222222"/>
-          <w:sz w:val="22"/>
-          <w:szCs w:val="22"/>
-        </w:rPr>
-        <w:t xml:space="preserve"> — mecanismo assíncrono para enviar informação a um workflow em execução sem o interromper. Casos típicos: cancelar uma encomenda, aprovar um processo, notificar que um pagamento foi recebido.</w:t>
-      </w:r>
-    </w:p>
-    <w:p>
-      <w:pPr>
-        <w:pStyle w:val="PargrafodaLista"/>
-        <w:numPr>
-          <w:ilvl w:val="0"/>
-          <w:numId w:val="2"/>
-        </w:numPr>
-        <w:spacing w:before="60" w:after="60"/>
-      </w:pPr>
-      <w:proofErr w:type="spellStart"/>
-      <w:r>
-        <w:rPr>
-          <w:color w:val="222222"/>
-          <w:sz w:val="22"/>
-          <w:szCs w:val="22"/>
-        </w:rPr>
-        <w:t>Query</w:t>
-      </w:r>
-      <w:proofErr w:type="spellEnd"/>
-      <w:r>
-        <w:rPr>
-          <w:color w:val="222222"/>
-          <w:sz w:val="22"/>
-          <w:szCs w:val="22"/>
-        </w:rPr>
-        <w:t xml:space="preserve"> — mecanismo síncrono para ler o estado atual de um workflow sem o modificar. Nunca provoca </w:t>
-      </w:r>
-      <w:proofErr w:type="spellStart"/>
-      <w:r>
-        <w:rPr>
-          <w:color w:val="222222"/>
-          <w:sz w:val="22"/>
-          <w:szCs w:val="22"/>
-        </w:rPr>
-        <w:t>side</w:t>
-      </w:r>
-      <w:proofErr w:type="spellEnd"/>
-      <w:r>
-        <w:rPr>
-          <w:color w:val="222222"/>
-          <w:sz w:val="22"/>
-          <w:szCs w:val="22"/>
-        </w:rPr>
-        <w:t xml:space="preserve"> </w:t>
-      </w:r>
-      <w:proofErr w:type="spellStart"/>
-      <w:r>
-        <w:rPr>
-          <w:color w:val="222222"/>
-          <w:sz w:val="22"/>
-          <w:szCs w:val="22"/>
-        </w:rPr>
-        <w:t>effects</w:t>
-      </w:r>
-      <w:proofErr w:type="spellEnd"/>
-      <w:r>
-        <w:rPr>
-          <w:color w:val="222222"/>
-          <w:sz w:val="22"/>
-          <w:szCs w:val="22"/>
-        </w:rPr>
-        <w:t>. Casos típicos: verificar o estado de uma encomenda, consultar o progresso de um processo.</w:t>
+      <w:r>
+        <w:rPr>
+          <w:color w:val="222222"/>
+          <w:sz w:val="22"/>
+          <w:szCs w:val="22"/>
+        </w:rPr>
+        <w:t>Signal — mecanismo assíncrono para enviar informação a um workflow em execução sem o interromper. Casos típicos: cancelar uma encomenda, aprovar um processo, notificar que um pagamento foi recebido.</w:t>
+      </w:r>
+    </w:p>
+    <w:p>
+      <w:pPr>
+        <w:pStyle w:val="PargrafodaLista"/>
+        <w:numPr>
+          <w:ilvl w:val="0"/>
+          <w:numId w:val="2"/>
+        </w:numPr>
+        <w:spacing w:before="60" w:after="60"/>
+      </w:pPr>
+      <w:r>
+        <w:rPr>
+          <w:color w:val="222222"/>
+          <w:sz w:val="22"/>
+          <w:szCs w:val="22"/>
+        </w:rPr>
+        <w:t>Query — mecanismo síncrono para ler o estado atual de um workflow sem o modificar. Nunca provoca side effects. Casos típicos: verificar o estado de uma encomenda, consultar o progresso de um processo.</w:t>
       </w:r>
     </w:p>
     <w:p>
@@ -1394,15 +1090,7 @@
       </w:pPr>
       <w:r>
         <w:lastRenderedPageBreak/>
-        <w:t xml:space="preserve">Slide </w:t>
-      </w:r>
-      <w:proofErr w:type="gramStart"/>
-      <w:r>
-        <w:t>9  /</w:t>
-      </w:r>
-      <w:proofErr w:type="gramEnd"/>
-      <w:r>
-        <w:t xml:space="preserve">  Arquitetura Geral</w:t>
+        <w:t>Slide 9  /  Arquitetura Geral</w:t>
       </w:r>
     </w:p>
     <w:p>
@@ -1460,43 +1148,7 @@
           <w:sz w:val="22"/>
           <w:szCs w:val="22"/>
         </w:rPr>
-        <w:t xml:space="preserve">Client — a aplicação que interage com o Temporal via SDK. Inicia workflows, envia </w:t>
-      </w:r>
-      <w:proofErr w:type="spellStart"/>
-      <w:r>
-        <w:rPr>
-          <w:color w:val="222222"/>
-          <w:sz w:val="22"/>
-          <w:szCs w:val="22"/>
-        </w:rPr>
-        <w:t>signals</w:t>
-      </w:r>
-      <w:proofErr w:type="spellEnd"/>
-      <w:r>
-        <w:rPr>
-          <w:color w:val="222222"/>
-          <w:sz w:val="22"/>
-          <w:szCs w:val="22"/>
-        </w:rPr>
-        <w:t xml:space="preserve"> e executa </w:t>
-      </w:r>
-      <w:proofErr w:type="spellStart"/>
-      <w:r>
-        <w:rPr>
-          <w:color w:val="222222"/>
-          <w:sz w:val="22"/>
-          <w:szCs w:val="22"/>
-        </w:rPr>
-        <w:t>queries</w:t>
-      </w:r>
-      <w:proofErr w:type="spellEnd"/>
-      <w:r>
-        <w:rPr>
-          <w:color w:val="222222"/>
-          <w:sz w:val="22"/>
-          <w:szCs w:val="22"/>
-        </w:rPr>
-        <w:t>. Por exemplo: uma API REST que dispara o processamento de um pedido.</w:t>
+        <w:t>Client — a aplicação que interage com o Temporal via SDK. Inicia workflows, envia signals e executa queries. Por exemplo: uma API REST que dispara o processamento de um pedido.</w:t>
       </w:r>
     </w:p>
     <w:p>
@@ -1550,79 +1202,25 @@
           <w:sz w:val="22"/>
           <w:szCs w:val="22"/>
         </w:rPr>
-        <w:t xml:space="preserve">Workers — executam o código dos workflows e activities. Podem ser escalados horizontalmente e separados por domínio: </w:t>
-      </w:r>
-      <w:proofErr w:type="spellStart"/>
-      <w:r>
-        <w:rPr>
-          <w:color w:val="222222"/>
-          <w:sz w:val="22"/>
-          <w:szCs w:val="22"/>
-        </w:rPr>
-        <w:t>orders</w:t>
-      </w:r>
-      <w:proofErr w:type="spellEnd"/>
-      <w:r>
-        <w:rPr>
-          <w:color w:val="222222"/>
-          <w:sz w:val="22"/>
-          <w:szCs w:val="22"/>
-        </w:rPr>
-        <w:t xml:space="preserve">, </w:t>
-      </w:r>
-      <w:proofErr w:type="spellStart"/>
-      <w:r>
-        <w:rPr>
-          <w:color w:val="222222"/>
-          <w:sz w:val="22"/>
-          <w:szCs w:val="22"/>
-        </w:rPr>
-        <w:t>payments</w:t>
-      </w:r>
-      <w:proofErr w:type="spellEnd"/>
-      <w:r>
-        <w:rPr>
-          <w:color w:val="222222"/>
-          <w:sz w:val="22"/>
-          <w:szCs w:val="22"/>
-        </w:rPr>
-        <w:t xml:space="preserve">, </w:t>
-      </w:r>
-      <w:proofErr w:type="spellStart"/>
-      <w:r>
-        <w:rPr>
-          <w:color w:val="222222"/>
-          <w:sz w:val="22"/>
-          <w:szCs w:val="22"/>
-        </w:rPr>
-        <w:t>notifications</w:t>
-      </w:r>
-      <w:proofErr w:type="spellEnd"/>
-      <w:r>
-        <w:rPr>
-          <w:color w:val="222222"/>
-          <w:sz w:val="22"/>
-          <w:szCs w:val="22"/>
-        </w:rPr>
-        <w:t>.</w:t>
-      </w:r>
-    </w:p>
-    <w:p>
-      <w:pPr>
-        <w:pStyle w:val="PargrafodaLista"/>
-        <w:numPr>
-          <w:ilvl w:val="0"/>
-          <w:numId w:val="2"/>
-        </w:numPr>
-        <w:spacing w:before="60" w:after="60"/>
-      </w:pPr>
-      <w:r>
-        <w:rPr>
-          <w:color w:val="222222"/>
-          <w:sz w:val="22"/>
-          <w:szCs w:val="22"/>
-        </w:rPr>
-        <w:t>Database — armazena o histórico de eventos de cada workflow. Garante durabilidade e recuperação após falhas. Normalmente PostgreSQL, MySQL ou Cassandra.</w:t>
+        <w:t>Workers — executam o código dos workflows e activities. Podem ser escalados horizontalmente e separados por domínio: orders, payments, notifications.</w:t>
+      </w:r>
+    </w:p>
+    <w:p>
+      <w:pPr>
+        <w:pStyle w:val="PargrafodaLista"/>
+        <w:numPr>
+          <w:ilvl w:val="0"/>
+          <w:numId w:val="2"/>
+        </w:numPr>
+        <w:spacing w:before="60" w:after="60"/>
+      </w:pPr>
+      <w:r>
+        <w:rPr>
+          <w:color w:val="222222"/>
+          <w:sz w:val="22"/>
+          <w:szCs w:val="22"/>
+        </w:rPr>
+        <w:t>Database — armazena o histórico de eventos de cada workflow. Garante durabilidade e recuperação após falhas. Normalmente PostgreSQL, MySQL ou Cassandra. Em PostgreSQL, o Temporal cria automaticamente duas bases de dados: temporal (motor interno — workflows, event history, tasks) e temporal_visibility (metadados visíveis na UI — status, IDs, timestamps). As tabelas mais relevantes são history_node e history_tree (event log imutável de cada execução), executions e current_executions (estado actual dos workflows), tasks e task_queues (tarefas pendentes para os workers), e executions_visibility (dados consultados pela Web UI). Toda esta persistência é gerida automaticamente pelo Temporal — a aplicação não escreve directamente nestas tabelas.</w:t>
       </w:r>
     </w:p>
     <w:p>
@@ -1655,15 +1253,7 @@
       </w:pPr>
       <w:r>
         <w:lastRenderedPageBreak/>
-        <w:t xml:space="preserve">Slide </w:t>
-      </w:r>
-      <w:proofErr w:type="gramStart"/>
-      <w:r>
-        <w:t>10  /</w:t>
-      </w:r>
-      <w:proofErr w:type="gramEnd"/>
-      <w:r>
-        <w:t xml:space="preserve">  Fluxo de Execução</w:t>
+        <w:t>Slide 10  /  Fluxo de Execução</w:t>
       </w:r>
     </w:p>
     <w:p>
@@ -1844,15 +1434,7 @@
       </w:pPr>
       <w:r>
         <w:lastRenderedPageBreak/>
-        <w:t xml:space="preserve">Slide </w:t>
-      </w:r>
-      <w:proofErr w:type="gramStart"/>
-      <w:r>
-        <w:t>11  /</w:t>
-      </w:r>
-      <w:proofErr w:type="gramEnd"/>
-      <w:r>
-        <w:t xml:space="preserve">  Conclusão</w:t>
+        <w:t>Slide 11  /  Conclusão</w:t>
       </w:r>
     </w:p>
     <w:p>
@@ -1979,15 +1561,7 @@
       </w:pPr>
       <w:r>
         <w:lastRenderedPageBreak/>
-        <w:t xml:space="preserve">Slide </w:t>
-      </w:r>
-      <w:proofErr w:type="gramStart"/>
-      <w:r>
-        <w:t>12  /</w:t>
-      </w:r>
-      <w:proofErr w:type="gramEnd"/>
-      <w:r>
-        <w:t xml:space="preserve">  Obrigado / Questões</w:t>
+        <w:t>Slide 12  /  Obrigado / Questões</w:t>
       </w:r>
     </w:p>
     <w:p>
@@ -2063,25 +1637,7 @@
           <w:sz w:val="22"/>
           <w:szCs w:val="22"/>
         </w:rPr>
-        <w:t xml:space="preserve">As referências estão no slide — a documentação oficial em temporal.io é excelente e tem uma secção de </w:t>
-      </w:r>
-      <w:proofErr w:type="spellStart"/>
-      <w:r>
-        <w:rPr>
-          <w:color w:val="222222"/>
-          <w:sz w:val="22"/>
-          <w:szCs w:val="22"/>
-        </w:rPr>
-        <w:t>Encyclopedia</w:t>
-      </w:r>
-      <w:proofErr w:type="spellEnd"/>
-      <w:r>
-        <w:rPr>
-          <w:color w:val="222222"/>
-          <w:sz w:val="22"/>
-          <w:szCs w:val="22"/>
-        </w:rPr>
-        <w:t xml:space="preserve"> muito completa.</w:t>
+        <w:t>As referências estão no slide — a documentação oficial em temporal.io é excelente e tem uma secção de Encyclopedia muito completa.</w:t>
       </w:r>
     </w:p>
     <w:p>
@@ -2162,29 +1718,7 @@
           <w:sz w:val="22"/>
           <w:szCs w:val="22"/>
         </w:rPr>
-        <w:t xml:space="preserve">Qual é a diferença entre o Temporal e o Apache Kafka / </w:t>
-      </w:r>
-      <w:proofErr w:type="spellStart"/>
-      <w:r>
-        <w:rPr>
-          <w:b/>
-          <w:bCs/>
-          <w:color w:val="222222"/>
-          <w:sz w:val="22"/>
-          <w:szCs w:val="22"/>
-        </w:rPr>
-        <w:t>RabbitMQ</w:t>
-      </w:r>
-      <w:proofErr w:type="spellEnd"/>
-      <w:r>
-        <w:rPr>
-          <w:b/>
-          <w:bCs/>
-          <w:color w:val="222222"/>
-          <w:sz w:val="22"/>
-          <w:szCs w:val="22"/>
-        </w:rPr>
-        <w:t>?</w:t>
+        <w:t>Qual é a diferença entre o Temporal e o Apache Kafka / RabbitMQ?</w:t>
       </w:r>
     </w:p>
     <w:p>
@@ -2208,25 +1742,7 @@
           <w:sz w:val="22"/>
           <w:szCs w:val="22"/>
         </w:rPr>
-        <w:t xml:space="preserve">Kafka e </w:t>
-      </w:r>
-      <w:proofErr w:type="spellStart"/>
-      <w:r>
-        <w:rPr>
-          <w:color w:val="333333"/>
-          <w:sz w:val="22"/>
-          <w:szCs w:val="22"/>
-        </w:rPr>
-        <w:t>RabbitMQ</w:t>
-      </w:r>
-      <w:proofErr w:type="spellEnd"/>
-      <w:r>
-        <w:rPr>
-          <w:color w:val="333333"/>
-          <w:sz w:val="22"/>
-          <w:szCs w:val="22"/>
-        </w:rPr>
-        <w:t xml:space="preserve"> são sistemas de mensagens — transportam eventos entre serviços, mas não gerem estado nem orquestram fluxos. O Temporal é um orquestrador de workflows: sabe em que passo está cada execução, quando falhou, e retoma automaticamente. Não são substitutos — podem até ser usados em conjunto, com o Temporal a chamar Kafka como parte de uma Activity.</w:t>
+        <w:t>Kafka e RabbitMQ são sistemas de mensagens — transportam eventos entre serviços, mas não gerem estado nem orquestram fluxos. O Temporal é um orquestrador de workflows: sabe em que passo está cada execução, quando falhou, e retoma automaticamente. Não são substitutos — podem até ser usados em conjunto, com o Temporal a chamar Kafka como parte de uma Activity.</w:t>
       </w:r>
     </w:p>
     <w:p>
@@ -2251,51 +1767,7 @@
           <w:sz w:val="22"/>
           <w:szCs w:val="22"/>
         </w:rPr>
-        <w:t xml:space="preserve">Como se compara ao </w:t>
-      </w:r>
-      <w:proofErr w:type="spellStart"/>
-      <w:r>
-        <w:rPr>
-          <w:b/>
-          <w:bCs/>
-          <w:color w:val="222222"/>
-          <w:sz w:val="22"/>
-          <w:szCs w:val="22"/>
-        </w:rPr>
-        <w:t>Camunda</w:t>
-      </w:r>
-      <w:proofErr w:type="spellEnd"/>
-      <w:r>
-        <w:rPr>
-          <w:b/>
-          <w:bCs/>
-          <w:color w:val="222222"/>
-          <w:sz w:val="22"/>
-          <w:szCs w:val="22"/>
-        </w:rPr>
-        <w:t xml:space="preserve"> ou ao AWS Step </w:t>
-      </w:r>
-      <w:proofErr w:type="spellStart"/>
-      <w:r>
-        <w:rPr>
-          <w:b/>
-          <w:bCs/>
-          <w:color w:val="222222"/>
-          <w:sz w:val="22"/>
-          <w:szCs w:val="22"/>
-        </w:rPr>
-        <w:t>Functions</w:t>
-      </w:r>
-      <w:proofErr w:type="spellEnd"/>
-      <w:r>
-        <w:rPr>
-          <w:b/>
-          <w:bCs/>
-          <w:color w:val="222222"/>
-          <w:sz w:val="22"/>
-          <w:szCs w:val="22"/>
-        </w:rPr>
-        <w:t>?</w:t>
+        <w:t>Como se compara ao Camunda ou ao AWS Step Functions?</w:t>
       </w:r>
     </w:p>
     <w:p>
@@ -2319,117 +1791,7 @@
           <w:sz w:val="22"/>
           <w:szCs w:val="22"/>
         </w:rPr>
-        <w:t xml:space="preserve">São ferramentas semelhantes na intenção. A diferença principal do Temporal é que os workflows são escritos em código real (Java, </w:t>
-      </w:r>
-      <w:proofErr w:type="spellStart"/>
-      <w:r>
-        <w:rPr>
-          <w:color w:val="333333"/>
-          <w:sz w:val="22"/>
-          <w:szCs w:val="22"/>
-        </w:rPr>
-        <w:t>Go</w:t>
-      </w:r>
-      <w:proofErr w:type="spellEnd"/>
-      <w:r>
-        <w:rPr>
-          <w:color w:val="333333"/>
-          <w:sz w:val="22"/>
-          <w:szCs w:val="22"/>
-        </w:rPr>
-        <w:t xml:space="preserve">, </w:t>
-      </w:r>
-      <w:proofErr w:type="spellStart"/>
-      <w:r>
-        <w:rPr>
-          <w:color w:val="333333"/>
-          <w:sz w:val="22"/>
-          <w:szCs w:val="22"/>
-        </w:rPr>
-        <w:t>TypeScript</w:t>
-      </w:r>
-      <w:proofErr w:type="spellEnd"/>
-      <w:r>
-        <w:rPr>
-          <w:color w:val="333333"/>
-          <w:sz w:val="22"/>
-          <w:szCs w:val="22"/>
-        </w:rPr>
-        <w:t xml:space="preserve">) em vez de BPMN ou YAML — o que facilita testes, versionamento e </w:t>
-      </w:r>
-      <w:proofErr w:type="spellStart"/>
-      <w:r>
-        <w:rPr>
-          <w:color w:val="333333"/>
-          <w:sz w:val="22"/>
-          <w:szCs w:val="22"/>
-        </w:rPr>
-        <w:t>debugging</w:t>
-      </w:r>
-      <w:proofErr w:type="spellEnd"/>
-      <w:r>
-        <w:rPr>
-          <w:color w:val="333333"/>
-          <w:sz w:val="22"/>
-          <w:szCs w:val="22"/>
-        </w:rPr>
-        <w:t xml:space="preserve">. O AWS Step </w:t>
-      </w:r>
-      <w:proofErr w:type="spellStart"/>
-      <w:r>
-        <w:rPr>
-          <w:color w:val="333333"/>
-          <w:sz w:val="22"/>
-          <w:szCs w:val="22"/>
-        </w:rPr>
-        <w:t>Functions</w:t>
-      </w:r>
-      <w:proofErr w:type="spellEnd"/>
-      <w:r>
-        <w:rPr>
-          <w:color w:val="333333"/>
-          <w:sz w:val="22"/>
-          <w:szCs w:val="22"/>
-        </w:rPr>
-        <w:t xml:space="preserve"> é </w:t>
-      </w:r>
-      <w:proofErr w:type="spellStart"/>
-      <w:proofErr w:type="gramStart"/>
-      <w:r>
-        <w:rPr>
-          <w:color w:val="333333"/>
-          <w:sz w:val="22"/>
-          <w:szCs w:val="22"/>
-        </w:rPr>
-        <w:t>managed</w:t>
-      </w:r>
-      <w:proofErr w:type="spellEnd"/>
-      <w:proofErr w:type="gramEnd"/>
-      <w:r>
-        <w:rPr>
-          <w:color w:val="333333"/>
-          <w:sz w:val="22"/>
-          <w:szCs w:val="22"/>
-        </w:rPr>
-        <w:t xml:space="preserve"> mas tem limites de duração e custo por transição de estado. O </w:t>
-      </w:r>
-      <w:proofErr w:type="spellStart"/>
-      <w:r>
-        <w:rPr>
-          <w:color w:val="333333"/>
-          <w:sz w:val="22"/>
-          <w:szCs w:val="22"/>
-        </w:rPr>
-        <w:t>Camunda</w:t>
-      </w:r>
-      <w:proofErr w:type="spellEnd"/>
-      <w:r>
-        <w:rPr>
-          <w:color w:val="333333"/>
-          <w:sz w:val="22"/>
-          <w:szCs w:val="22"/>
-        </w:rPr>
-        <w:t xml:space="preserve"> é mais orientado a processos de negócio visuais.</w:t>
+        <w:t>São ferramentas semelhantes na intenção. A diferença principal do Temporal é que os workflows são escritos em código real (Java, Go, TypeScript) em vez de BPMN ou YAML — o que facilita testes, versionamento e debugging. O AWS Step Functions é managed mas tem limites de duração e custo por transição de estado. O Camunda é mais orientado a processos de negócio visuais.</w:t>
       </w:r>
     </w:p>
     <w:p>
@@ -2478,97 +1840,7 @@
           <w:sz w:val="22"/>
           <w:szCs w:val="22"/>
         </w:rPr>
-        <w:t xml:space="preserve">Funciona para casos simples, mas escala mal. Tens de escrever manualmente: a lógica de retry com </w:t>
-      </w:r>
-      <w:proofErr w:type="spellStart"/>
-      <w:r>
-        <w:rPr>
-          <w:color w:val="333333"/>
-          <w:sz w:val="22"/>
-          <w:szCs w:val="22"/>
-        </w:rPr>
-        <w:t>backoff</w:t>
-      </w:r>
-      <w:proofErr w:type="spellEnd"/>
-      <w:r>
-        <w:rPr>
-          <w:color w:val="333333"/>
-          <w:sz w:val="22"/>
-          <w:szCs w:val="22"/>
-        </w:rPr>
-        <w:t xml:space="preserve">, deteção de </w:t>
-      </w:r>
-      <w:proofErr w:type="spellStart"/>
-      <w:r>
-        <w:rPr>
-          <w:color w:val="333333"/>
-          <w:sz w:val="22"/>
-          <w:szCs w:val="22"/>
-        </w:rPr>
-        <w:t>timeouts</w:t>
-      </w:r>
-      <w:proofErr w:type="spellEnd"/>
-      <w:r>
-        <w:rPr>
-          <w:color w:val="333333"/>
-          <w:sz w:val="22"/>
-          <w:szCs w:val="22"/>
-        </w:rPr>
-        <w:t>, gestão de concorrência entre instâncias, tratamento de duplicações e reconciliações. Com o Temporal, tudo isso está resolvido out-</w:t>
-      </w:r>
-      <w:proofErr w:type="spellStart"/>
-      <w:r>
-        <w:rPr>
-          <w:color w:val="333333"/>
-          <w:sz w:val="22"/>
-          <w:szCs w:val="22"/>
-        </w:rPr>
-        <w:t>of</w:t>
-      </w:r>
-      <w:proofErr w:type="spellEnd"/>
-      <w:r>
-        <w:rPr>
-          <w:color w:val="333333"/>
-          <w:sz w:val="22"/>
-          <w:szCs w:val="22"/>
-        </w:rPr>
-        <w:t>-</w:t>
-      </w:r>
-      <w:proofErr w:type="spellStart"/>
-      <w:r>
-        <w:rPr>
-          <w:color w:val="333333"/>
-          <w:sz w:val="22"/>
-          <w:szCs w:val="22"/>
-        </w:rPr>
-        <w:t>the</w:t>
-      </w:r>
-      <w:proofErr w:type="spellEnd"/>
-      <w:r>
-        <w:rPr>
-          <w:color w:val="333333"/>
-          <w:sz w:val="22"/>
-          <w:szCs w:val="22"/>
-        </w:rPr>
-        <w:t xml:space="preserve">-box e o teu código </w:t>
-      </w:r>
-      <w:proofErr w:type="spellStart"/>
-      <w:r>
-        <w:rPr>
-          <w:color w:val="333333"/>
-          <w:sz w:val="22"/>
-          <w:szCs w:val="22"/>
-        </w:rPr>
-        <w:t>reflecte</w:t>
-      </w:r>
-      <w:proofErr w:type="spellEnd"/>
-      <w:r>
-        <w:rPr>
-          <w:color w:val="333333"/>
-          <w:sz w:val="22"/>
-          <w:szCs w:val="22"/>
-        </w:rPr>
-        <w:t xml:space="preserve"> apenas a lógica de negócio.</w:t>
+        <w:t>Funciona para casos simples, mas escala mal. Tens de escrever manualmente: a lógica de retry com backoff, deteção de timeouts, gestão de concorrência entre instâncias, tratamento de duplicações e reconciliações. Com o Temporal, tudo isso está resolvido out-of-the-box e o teu código reflecte apenas a lógica de negócio.</w:t>
       </w:r>
     </w:p>
     <w:p>
@@ -2630,79 +1902,7 @@
           <w:sz w:val="22"/>
           <w:szCs w:val="22"/>
         </w:rPr>
-        <w:t xml:space="preserve">Quando um workflow é retomado após uma falha, o Temporal reexecuta o código desde o início — mas em vez de voltar a chamar os serviços externos, responde com os resultados já guardados no Event History. Para que este replay funcione, o código do workflow tem de produzir sempre as mesmas decisões para a mesma sequência de eventos. Por isso, operações não-determinísticas como </w:t>
-      </w:r>
-      <w:proofErr w:type="spellStart"/>
-      <w:r>
-        <w:rPr>
-          <w:color w:val="333333"/>
-          <w:sz w:val="22"/>
-          <w:szCs w:val="22"/>
-        </w:rPr>
-        <w:t>new</w:t>
-      </w:r>
-      <w:proofErr w:type="spellEnd"/>
-      <w:r>
-        <w:rPr>
-          <w:color w:val="333333"/>
-          <w:sz w:val="22"/>
-          <w:szCs w:val="22"/>
-        </w:rPr>
-        <w:t xml:space="preserve"> </w:t>
-      </w:r>
-      <w:proofErr w:type="gramStart"/>
-      <w:r>
-        <w:rPr>
-          <w:color w:val="333333"/>
-          <w:sz w:val="22"/>
-          <w:szCs w:val="22"/>
-        </w:rPr>
-        <w:t>Date(</w:t>
-      </w:r>
-      <w:proofErr w:type="gramEnd"/>
-      <w:r>
-        <w:rPr>
-          <w:color w:val="333333"/>
-          <w:sz w:val="22"/>
-          <w:szCs w:val="22"/>
-        </w:rPr>
-        <w:t xml:space="preserve">), </w:t>
-      </w:r>
-      <w:proofErr w:type="spellStart"/>
-      <w:r>
-        <w:rPr>
-          <w:color w:val="333333"/>
-          <w:sz w:val="22"/>
-          <w:szCs w:val="22"/>
-        </w:rPr>
-        <w:t>Math.random</w:t>
-      </w:r>
-      <w:proofErr w:type="spellEnd"/>
-      <w:r>
-        <w:rPr>
-          <w:color w:val="333333"/>
-          <w:sz w:val="22"/>
-          <w:szCs w:val="22"/>
-        </w:rPr>
-        <w:t xml:space="preserve">() ou chamadas HTTP têm de ser feitas dentro de Activities, nunca </w:t>
-      </w:r>
-      <w:proofErr w:type="spellStart"/>
-      <w:r>
-        <w:rPr>
-          <w:color w:val="333333"/>
-          <w:sz w:val="22"/>
-          <w:szCs w:val="22"/>
-        </w:rPr>
-        <w:t>directamente</w:t>
-      </w:r>
-      <w:proofErr w:type="spellEnd"/>
-      <w:r>
-        <w:rPr>
-          <w:color w:val="333333"/>
-          <w:sz w:val="22"/>
-          <w:szCs w:val="22"/>
-        </w:rPr>
-        <w:t xml:space="preserve"> no Workflow.</w:t>
+        <w:t>Quando um workflow é retomado após uma falha, o Temporal reexecuta o código desde o início — mas em vez de voltar a chamar os serviços externos, responde com os resultados já guardados no Event History. Para que este replay funcione, o código do workflow tem de produzir sempre as mesmas decisões para a mesma sequência de eventos. Por isso, operações não-determinísticas como new Date(), Math.random() ou chamadas HTTP têm de ser feitas dentro de Activities, nunca directamente no Workflow.</w:t>
       </w:r>
     </w:p>
     <w:p>
@@ -2751,25 +1951,7 @@
           <w:sz w:val="22"/>
           <w:szCs w:val="22"/>
         </w:rPr>
-        <w:t xml:space="preserve">O Temporal tem um limite prático no tamanho do histórico (por volta dos 50k eventos). Para workflows de muito longa duração, existe o mecanismo Continue-As-New: o workflow termina a execução </w:t>
-      </w:r>
-      <w:proofErr w:type="spellStart"/>
-      <w:r>
-        <w:rPr>
-          <w:color w:val="333333"/>
-          <w:sz w:val="22"/>
-          <w:szCs w:val="22"/>
-        </w:rPr>
-        <w:t>actual</w:t>
-      </w:r>
-      <w:proofErr w:type="spellEnd"/>
-      <w:r>
-        <w:rPr>
-          <w:color w:val="333333"/>
-          <w:sz w:val="22"/>
-          <w:szCs w:val="22"/>
-        </w:rPr>
-        <w:t xml:space="preserve"> e inicia uma nova com um histórico limpo, passando apenas o estado relevante como argumento. É como fazer um checkpoint manual.</w:t>
+        <w:t>O Temporal tem um limite prático no tamanho do histórico (por volta dos 50k eventos). Para workflows de muito longa duração, existe o mecanismo Continue-As-New: o workflow termina a execução actual e inicia uma nova com um histórico limpo, passando apenas o estado relevante como argumento. É como fazer um checkpoint manual.</w:t>
       </w:r>
     </w:p>
     <w:p>
@@ -2794,29 +1976,7 @@
           <w:sz w:val="22"/>
           <w:szCs w:val="22"/>
         </w:rPr>
-        <w:t xml:space="preserve">Como funciona a </w:t>
-      </w:r>
-      <w:proofErr w:type="spellStart"/>
-      <w:r>
-        <w:rPr>
-          <w:b/>
-          <w:bCs/>
-          <w:color w:val="222222"/>
-          <w:sz w:val="22"/>
-          <w:szCs w:val="22"/>
-        </w:rPr>
-        <w:t>idempotência</w:t>
-      </w:r>
-      <w:proofErr w:type="spellEnd"/>
-      <w:r>
-        <w:rPr>
-          <w:b/>
-          <w:bCs/>
-          <w:color w:val="222222"/>
-          <w:sz w:val="22"/>
-          <w:szCs w:val="22"/>
-        </w:rPr>
-        <w:t xml:space="preserve"> nas Activities na prática?</w:t>
+        <w:t>Como funciona a idempotência nas Activities na prática?</w:t>
       </w:r>
     </w:p>
     <w:p>
@@ -2840,56 +2000,7 @@
           <w:sz w:val="22"/>
           <w:szCs w:val="22"/>
         </w:rPr>
-        <w:t xml:space="preserve">A ideia é garantir que executar a mesma Activity duas vezes não cause efeitos duplicados. A forma mais comum é usar o ID do workflow ou da execução como chave </w:t>
-      </w:r>
-      <w:proofErr w:type="spellStart"/>
-      <w:r>
-        <w:rPr>
-          <w:color w:val="333333"/>
-          <w:sz w:val="22"/>
-          <w:szCs w:val="22"/>
-        </w:rPr>
-        <w:t>idempotente</w:t>
-      </w:r>
-      <w:proofErr w:type="spellEnd"/>
-      <w:r>
-        <w:rPr>
-          <w:color w:val="333333"/>
-          <w:sz w:val="22"/>
-          <w:szCs w:val="22"/>
-        </w:rPr>
-        <w:t xml:space="preserve"> nas operações externas — por exemplo, ao chamar um serviço de pagamento, passamos o </w:t>
-      </w:r>
-      <w:proofErr w:type="spellStart"/>
-      <w:r>
-        <w:rPr>
-          <w:color w:val="333333"/>
-          <w:sz w:val="22"/>
-          <w:szCs w:val="22"/>
-        </w:rPr>
-        <w:t>orderId</w:t>
-      </w:r>
-      <w:proofErr w:type="spellEnd"/>
-      <w:r>
-        <w:rPr>
-          <w:color w:val="333333"/>
-          <w:sz w:val="22"/>
-          <w:szCs w:val="22"/>
-        </w:rPr>
-        <w:t xml:space="preserve"> como chave, e o serviço devolve o mesmo resultado se já foi processado.</w:t>
-      </w:r>
-    </w:p>
-    <w:p>
-      <w:pPr>
-        <w:spacing w:before="80"/>
-      </w:pPr>
-    </w:p>
-    <w:p>
-      <w:pPr>
-        <w:pStyle w:val="Ttulo2"/>
-      </w:pPr>
-      <w:r>
-        <w:t>Operacional / Infraestrutura</w:t>
+        <w:t>A ideia é garantir que executar a mesma Activity duas vezes não cause efeitos duplicados. A forma mais comum é usar o ID do workflow ou da execução como chave idempotente nas operações externas — por exemplo, ao chamar um serviço de pagamento, passamos o orderId como chave, e o serviço devolve o mesmo resultado se já foi processado.</w:t>
       </w:r>
     </w:p>
     <w:p>
@@ -2904,17 +2015,17 @@
           <w:sz w:val="22"/>
           <w:szCs w:val="22"/>
         </w:rPr>
-        <w:t xml:space="preserve">Q1: </w:t>
-      </w:r>
-      <w:r>
-        <w:rPr>
-          <w:b/>
-          <w:bCs/>
-          <w:color w:val="222222"/>
-          <w:sz w:val="22"/>
-          <w:szCs w:val="22"/>
-        </w:rPr>
-        <w:t>Quanto custa em termos de infraestrutura?</w:t>
+        <w:t xml:space="preserve">Q4: </w:t>
+      </w:r>
+      <w:r>
+        <w:rPr>
+          <w:b/>
+          <w:bCs/>
+          <w:color w:val="222222"/>
+          <w:sz w:val="22"/>
+          <w:szCs w:val="22"/>
+        </w:rPr>
+        <w:t>Como é que o Temporal persiste os workflows e eventos no PostgreSQL?</w:t>
       </w:r>
     </w:p>
     <w:p>
@@ -2938,61 +2049,25 @@
           <w:sz w:val="22"/>
           <w:szCs w:val="22"/>
         </w:rPr>
-        <w:t>Em self-</w:t>
-      </w:r>
-      <w:proofErr w:type="spellStart"/>
-      <w:r>
-        <w:rPr>
-          <w:color w:val="333333"/>
-          <w:sz w:val="22"/>
-          <w:szCs w:val="22"/>
-        </w:rPr>
-        <w:t>hosted</w:t>
-      </w:r>
-      <w:proofErr w:type="spellEnd"/>
-      <w:r>
-        <w:rPr>
-          <w:color w:val="333333"/>
-          <w:sz w:val="22"/>
-          <w:szCs w:val="22"/>
-        </w:rPr>
-        <w:t xml:space="preserve">, precisas de correr o Temporal Service (que internamente tem vários componentes) e uma base de dados compatível — PostgreSQL é a opção mais comum. Em produção é uma peça adicional a operar e monitorizar. Existe também o Temporal </w:t>
-      </w:r>
-      <w:proofErr w:type="spellStart"/>
-      <w:r>
-        <w:rPr>
-          <w:color w:val="333333"/>
-          <w:sz w:val="22"/>
-          <w:szCs w:val="22"/>
-        </w:rPr>
-        <w:t>Cloud</w:t>
-      </w:r>
-      <w:proofErr w:type="spellEnd"/>
-      <w:r>
-        <w:rPr>
-          <w:color w:val="333333"/>
-          <w:sz w:val="22"/>
-          <w:szCs w:val="22"/>
-        </w:rPr>
-        <w:t xml:space="preserve">, que é a versão </w:t>
-      </w:r>
-      <w:proofErr w:type="spellStart"/>
-      <w:r>
-        <w:rPr>
-          <w:color w:val="333333"/>
-          <w:sz w:val="22"/>
-          <w:szCs w:val="22"/>
-        </w:rPr>
-        <w:t>managed</w:t>
-      </w:r>
-      <w:proofErr w:type="spellEnd"/>
-      <w:r>
-        <w:rPr>
-          <w:color w:val="333333"/>
-          <w:sz w:val="22"/>
-          <w:szCs w:val="22"/>
-        </w:rPr>
-        <w:t xml:space="preserve"> e elimina essa responsabilidade operacional, mas tem custos de utilização.</w:t>
+        <w:t>O Temporal cria automaticamente duas bases de dados no PostgreSQL. A base de dados temporal contém o motor interno: executions e current_executions guardam o estado actual de cada workflow; history_node e history_tree armazenam o event log imutável — cada passo executado, resultado de activities, retries e falhas; tasks, task_queues e history_immediate_tasks gerem as tarefas pendentes para os workers; timer_tasks e activity_info_maps registam timers e activities em curso. A base de dados temporal_visibility contém apenas executions_visibility — a tabela que alimenta a Web UI com o status, workflow ID, run ID e timestamps. A aplicação Spring nunca escreve directamente nestas tabelas: tudo é gerido pelo Temporal Service de forma transparente. É esta arquitectura que garante que um workflow pode ser retomado exactamente do ponto onde parou, mesmo após um crash do servidor.</w:t>
+      </w:r>
+    </w:p>
+    <w:p>
+      <w:pPr>
+        <w:spacing w:before="80"/>
+      </w:pPr>
+    </w:p>
+    <w:p>
+      <w:pPr>
+        <w:spacing w:before="80"/>
+      </w:pPr>
+    </w:p>
+    <w:p>
+      <w:pPr>
+        <w:pStyle w:val="Ttulo2"/>
+      </w:pPr>
+      <w:r>
+        <w:t>Operacional / Infraestrutura</w:t>
       </w:r>
     </w:p>
     <w:p>
@@ -3007,17 +2082,17 @@
           <w:sz w:val="22"/>
           <w:szCs w:val="22"/>
         </w:rPr>
-        <w:t xml:space="preserve">Q2: </w:t>
-      </w:r>
-      <w:r>
-        <w:rPr>
-          <w:b/>
-          <w:bCs/>
-          <w:color w:val="222222"/>
-          <w:sz w:val="22"/>
-          <w:szCs w:val="22"/>
-        </w:rPr>
-        <w:t>É difícil de monitorizar?</w:t>
+        <w:t xml:space="preserve">Q1: </w:t>
+      </w:r>
+      <w:r>
+        <w:rPr>
+          <w:b/>
+          <w:bCs/>
+          <w:color w:val="222222"/>
+          <w:sz w:val="22"/>
+          <w:szCs w:val="22"/>
+        </w:rPr>
+        <w:t>Quanto custa em termos de infraestrutura?</w:t>
       </w:r>
     </w:p>
     <w:p>
@@ -3041,79 +2116,7 @@
           <w:sz w:val="22"/>
           <w:szCs w:val="22"/>
         </w:rPr>
-        <w:t xml:space="preserve">O Temporal tem uma Web UI própria onde podes ver em tempo real todos os workflows em execução, o histórico completo de eventos, os erros e os </w:t>
-      </w:r>
-      <w:proofErr w:type="spellStart"/>
-      <w:r>
-        <w:rPr>
-          <w:color w:val="333333"/>
-          <w:sz w:val="22"/>
-          <w:szCs w:val="22"/>
-        </w:rPr>
-        <w:t>retries</w:t>
-      </w:r>
-      <w:proofErr w:type="spellEnd"/>
-      <w:r>
-        <w:rPr>
-          <w:color w:val="333333"/>
-          <w:sz w:val="22"/>
-          <w:szCs w:val="22"/>
-        </w:rPr>
-        <w:t xml:space="preserve">. Integra também com </w:t>
-      </w:r>
-      <w:proofErr w:type="spellStart"/>
-      <w:r>
-        <w:rPr>
-          <w:color w:val="333333"/>
-          <w:sz w:val="22"/>
-          <w:szCs w:val="22"/>
-        </w:rPr>
-        <w:t>Prometheus</w:t>
-      </w:r>
-      <w:proofErr w:type="spellEnd"/>
-      <w:r>
-        <w:rPr>
-          <w:color w:val="333333"/>
-          <w:sz w:val="22"/>
-          <w:szCs w:val="22"/>
-        </w:rPr>
-        <w:t xml:space="preserve"> e </w:t>
-      </w:r>
-      <w:proofErr w:type="spellStart"/>
-      <w:r>
-        <w:rPr>
-          <w:color w:val="333333"/>
-          <w:sz w:val="22"/>
-          <w:szCs w:val="22"/>
-        </w:rPr>
-        <w:t>Grafana</w:t>
-      </w:r>
-      <w:proofErr w:type="spellEnd"/>
-      <w:r>
-        <w:rPr>
-          <w:color w:val="333333"/>
-          <w:sz w:val="22"/>
-          <w:szCs w:val="22"/>
-        </w:rPr>
-        <w:t xml:space="preserve"> para métricas de sistema. Para rastreabilidade de negócio, o próprio Event History serve como log </w:t>
-      </w:r>
-      <w:proofErr w:type="spellStart"/>
-      <w:r>
-        <w:rPr>
-          <w:color w:val="333333"/>
-          <w:sz w:val="22"/>
-          <w:szCs w:val="22"/>
-        </w:rPr>
-        <w:t>auditável</w:t>
-      </w:r>
-      <w:proofErr w:type="spellEnd"/>
-      <w:r>
-        <w:rPr>
-          <w:color w:val="333333"/>
-          <w:sz w:val="22"/>
-          <w:szCs w:val="22"/>
-        </w:rPr>
-        <w:t>.</w:t>
+        <w:t>Em self-hosted, precisas de correr o Temporal Service (que internamente tem vários componentes) e uma base de dados compatível — PostgreSQL é a opção mais comum. Em produção é uma peça adicional a operar e monitorizar. Existe também o Temporal Cloud, que é a versão managed e elimina essa responsabilidade operacional, mas tem custos de utilização.</w:t>
       </w:r>
     </w:p>
     <w:p>
@@ -3128,39 +2131,17 @@
           <w:sz w:val="22"/>
           <w:szCs w:val="22"/>
         </w:rPr>
-        <w:t xml:space="preserve">Q3: </w:t>
-      </w:r>
-      <w:r>
-        <w:rPr>
-          <w:b/>
-          <w:bCs/>
-          <w:color w:val="222222"/>
-          <w:sz w:val="22"/>
-          <w:szCs w:val="22"/>
-        </w:rPr>
-        <w:t xml:space="preserve">Como se faz o </w:t>
-      </w:r>
-      <w:proofErr w:type="spellStart"/>
-      <w:r>
-        <w:rPr>
-          <w:b/>
-          <w:bCs/>
-          <w:color w:val="222222"/>
-          <w:sz w:val="22"/>
-          <w:szCs w:val="22"/>
-        </w:rPr>
-        <w:t>deploy</w:t>
-      </w:r>
-      <w:proofErr w:type="spellEnd"/>
-      <w:r>
-        <w:rPr>
-          <w:b/>
-          <w:bCs/>
-          <w:color w:val="222222"/>
-          <w:sz w:val="22"/>
-          <w:szCs w:val="22"/>
-        </w:rPr>
-        <w:t xml:space="preserve"> dos Workers?</w:t>
+        <w:t xml:space="preserve">Q2: </w:t>
+      </w:r>
+      <w:r>
+        <w:rPr>
+          <w:b/>
+          <w:bCs/>
+          <w:color w:val="222222"/>
+          <w:sz w:val="22"/>
+          <w:szCs w:val="22"/>
+        </w:rPr>
+        <w:t>É difícil de monitorizar?</w:t>
       </w:r>
     </w:p>
     <w:p>
@@ -3184,74 +2165,7 @@
           <w:sz w:val="22"/>
           <w:szCs w:val="22"/>
         </w:rPr>
-        <w:t xml:space="preserve">Os Workers são aplicações normais — por exemplo, uma aplicação Spring </w:t>
-      </w:r>
-      <w:proofErr w:type="spellStart"/>
-      <w:r>
-        <w:rPr>
-          <w:color w:val="333333"/>
-          <w:sz w:val="22"/>
-          <w:szCs w:val="22"/>
-        </w:rPr>
-        <w:t>Boot</w:t>
-      </w:r>
-      <w:proofErr w:type="spellEnd"/>
-      <w:r>
-        <w:rPr>
-          <w:color w:val="333333"/>
-          <w:sz w:val="22"/>
-          <w:szCs w:val="22"/>
-        </w:rPr>
-        <w:t xml:space="preserve">. No arranque, registam os Workflows e Activities que sabem executar e ligam-se a uma Task Queue. Podes correr múltiplos Workers em paralelo; o Temporal Service distribui as tarefas automaticamente. O </w:t>
-      </w:r>
-      <w:proofErr w:type="spellStart"/>
-      <w:r>
-        <w:rPr>
-          <w:color w:val="333333"/>
-          <w:sz w:val="22"/>
-          <w:szCs w:val="22"/>
-        </w:rPr>
-        <w:t>deploy</w:t>
-      </w:r>
-      <w:proofErr w:type="spellEnd"/>
-      <w:r>
-        <w:rPr>
-          <w:color w:val="333333"/>
-          <w:sz w:val="22"/>
-          <w:szCs w:val="22"/>
-        </w:rPr>
-        <w:t xml:space="preserve"> é independente do Temporal Service, o que facilita atualizações sem </w:t>
-      </w:r>
-      <w:proofErr w:type="spellStart"/>
-      <w:r>
-        <w:rPr>
-          <w:color w:val="333333"/>
-          <w:sz w:val="22"/>
-          <w:szCs w:val="22"/>
-        </w:rPr>
-        <w:t>downtime</w:t>
-      </w:r>
-      <w:proofErr w:type="spellEnd"/>
-      <w:r>
-        <w:rPr>
-          <w:color w:val="333333"/>
-          <w:sz w:val="22"/>
-          <w:szCs w:val="22"/>
-        </w:rPr>
-        <w:t>.</w:t>
-      </w:r>
-    </w:p>
-    <w:p>
-      <w:pPr>
-        <w:spacing w:before="80"/>
-      </w:pPr>
-    </w:p>
-    <w:p>
-      <w:pPr>
-        <w:pStyle w:val="Ttulo2"/>
-      </w:pPr>
-      <w:r>
-        <w:t>Contexto do Projeto</w:t>
+        <w:t>O Temporal tem uma Web UI própria onde podes ver em tempo real todos os workflows em execução, o histórico completo de eventos, os erros e os retries. Integra também com Prometheus e Grafana para métricas de sistema. Para rastreabilidade de negócio, o próprio Event History serve como log auditável.</w:t>
       </w:r>
     </w:p>
     <w:p>
@@ -3266,17 +2180,17 @@
           <w:sz w:val="22"/>
           <w:szCs w:val="22"/>
         </w:rPr>
-        <w:t xml:space="preserve">Q1: </w:t>
-      </w:r>
-      <w:r>
-        <w:rPr>
-          <w:b/>
-          <w:bCs/>
-          <w:color w:val="222222"/>
-          <w:sz w:val="22"/>
-          <w:szCs w:val="22"/>
-        </w:rPr>
-        <w:t>Já têm algum caso de uso concreto onde vão aplicar isto?</w:t>
+        <w:t xml:space="preserve">Q3: </w:t>
+      </w:r>
+      <w:r>
+        <w:rPr>
+          <w:b/>
+          <w:bCs/>
+          <w:color w:val="222222"/>
+          <w:sz w:val="22"/>
+          <w:szCs w:val="22"/>
+        </w:rPr>
+        <w:t>Como se faz o deploy dos Workers?</w:t>
       </w:r>
     </w:p>
     <w:p>
@@ -3300,7 +2214,20 @@
           <w:sz w:val="22"/>
           <w:szCs w:val="22"/>
         </w:rPr>
-        <w:t>Prepara uma resposta com um exemplo do vosso contexto — por exemplo, um fluxo de processamento de pedidos, integração com sistemas externos, ou qualquer processo que envolva múltiplos passos e tolerância a falhas.</w:t>
+        <w:t>Os Workers são aplicações normais — por exemplo, uma aplicação Spring Boot. No arranque, registam os Workflows e Activities que sabem executar e ligam-se a uma Task Queue. Podes correr múltiplos Workers em paralelo; o Temporal Service distribui as tarefas automaticamente. O deploy é independente do Temporal Service, o que facilita atualizações sem downtime.</w:t>
+      </w:r>
+    </w:p>
+    <w:p>
+      <w:pPr>
+        <w:spacing w:before="80"/>
+      </w:pPr>
+    </w:p>
+    <w:p>
+      <w:pPr>
+        <w:pStyle w:val="Ttulo2"/>
+      </w:pPr>
+      <w:r>
+        <w:t>Contexto do Projeto</w:t>
       </w:r>
     </w:p>
     <w:p>
@@ -3315,17 +2242,17 @@
           <w:sz w:val="22"/>
           <w:szCs w:val="22"/>
         </w:rPr>
-        <w:t xml:space="preserve">Q2: </w:t>
-      </w:r>
-      <w:r>
-        <w:rPr>
-          <w:b/>
-          <w:bCs/>
-          <w:color w:val="222222"/>
-          <w:sz w:val="22"/>
-          <w:szCs w:val="22"/>
-        </w:rPr>
-        <w:t>Quanto tempo levou a aprender e implementar?</w:t>
+        <w:t xml:space="preserve">Q1: </w:t>
+      </w:r>
+      <w:r>
+        <w:rPr>
+          <w:b/>
+          <w:bCs/>
+          <w:color w:val="222222"/>
+          <w:sz w:val="22"/>
+          <w:szCs w:val="22"/>
+        </w:rPr>
+        <w:t>Já têm algum caso de uso concreto onde vão aplicar isto?</w:t>
       </w:r>
     </w:p>
     <w:p>
@@ -3349,25 +2276,56 @@
           <w:sz w:val="22"/>
           <w:szCs w:val="22"/>
         </w:rPr>
-        <w:t xml:space="preserve">A curva de aprendizado é real, especialmente no início para interiorizar o modelo de execução determinística e perceber o que pode e não pode estar dentro de um Workflow. Mas </w:t>
-      </w:r>
-      <w:proofErr w:type="gramStart"/>
+        <w:t>Prepara uma resposta com um exemplo do vosso contexto — por exemplo, um fluxo de processamento de pedidos, integração com sistemas externos, ou qualquer processo que envolva múltiplos passos e tolerância a falhas.</w:t>
+      </w:r>
+    </w:p>
+    <w:p>
+      <w:pPr>
+        <w:spacing w:before="200" w:after="60"/>
+      </w:pPr>
+      <w:r>
+        <w:rPr>
+          <w:b/>
+          <w:bCs/>
+          <w:color w:val="C00000"/>
+          <w:sz w:val="22"/>
+          <w:szCs w:val="22"/>
+        </w:rPr>
+        <w:t xml:space="preserve">Q2: </w:t>
+      </w:r>
+      <w:r>
+        <w:rPr>
+          <w:b/>
+          <w:bCs/>
+          <w:color w:val="222222"/>
+          <w:sz w:val="22"/>
+          <w:szCs w:val="22"/>
+        </w:rPr>
+        <w:t>Quanto tempo levou a aprender e implementar?</w:t>
+      </w:r>
+    </w:p>
+    <w:p>
+      <w:pPr>
+        <w:spacing w:before="60" w:after="160"/>
+        <w:ind w:left="360"/>
+      </w:pPr>
+      <w:r>
+        <w:rPr>
+          <w:b/>
+          <w:bCs/>
+          <w:color w:val="2E74B5"/>
+          <w:sz w:val="22"/>
+          <w:szCs w:val="22"/>
+        </w:rPr>
+        <w:t xml:space="preserve">Resposta:  </w:t>
+      </w:r>
       <w:r>
         <w:rPr>
           <w:color w:val="333333"/>
           <w:sz w:val="22"/>
           <w:szCs w:val="22"/>
         </w:rPr>
-        <w:t>os conceitos core</w:t>
-      </w:r>
-      <w:proofErr w:type="gramEnd"/>
-      <w:r>
-        <w:rPr>
-          <w:color w:val="333333"/>
-          <w:sz w:val="22"/>
-          <w:szCs w:val="22"/>
-        </w:rPr>
-        <w:t xml:space="preserve"> (Workflow, Activity, Worker) são apreendidos rapidamente. A documentação oficial e a Academia Temporal (learn.temporal.io) têm tutoriais práticos que ajudam muito.</w:t>
+        <w:t>A curva de aprendizado é real, especialmente no início para interiorizar o modelo de execução determinística e perceber o que pode e não pode estar dentro de um Workflow. Mas os conceitos core (Workflow, Activity, Worker) são apreendidos rapidamente. A documentação oficial e a Academia Temporal (learn.temporal.io) têm tutoriais práticos que ajudam muito.</w:t>
       </w:r>
     </w:p>
     <w:p>

--- a/Guiao_Apresentacao_TemporalIO.docx
+++ b/Guiao_Apresentacao_TemporalIO.docx
@@ -1080,6 +1080,121 @@
     </w:p>
     <w:p>
       <w:pPr>
+        <w:spacing w:before="120" w:after="60"/>
+      </w:pPr>
+      <w:r>
+        <w:rPr>
+          <w:b/>
+          <w:bCs/>
+          <w:color w:val="2E74B5"/>
+          <w:sz w:val="22"/>
+          <w:szCs w:val="22"/>
+        </w:rPr>
+        <w:t xml:space="preserve">Nota — Temporal como orquestrador:  </w:t>
+      </w:r>
+    </w:p>
+    <w:p>
+      <w:pPr>
+        <w:spacing w:before="60" w:after="60"/>
+        <w:ind w:left="360"/>
+      </w:pPr>
+      <w:r>
+        <w:rPr>
+          <w:color w:val="333333"/>
+          <w:sz w:val="22"/>
+          <w:szCs w:val="22"/>
+        </w:rPr>
+        <w:t>O Temporal segue o padrão de orquestração: existe um componente central que coordena o fluxo. Mas vale distinguir três níveis com responsabilidades bem separadas.</w:t>
+      </w:r>
+    </w:p>
+    <w:p>
+      <w:pPr>
+        <w:spacing w:before="40" w:after="40"/>
+        <w:ind w:left="720"/>
+      </w:pPr>
+      <w:r>
+        <w:rPr>
+          <w:b/>
+          <w:bCs/>
+          <w:color w:val="222222"/>
+          <w:sz w:val="22"/>
+          <w:szCs w:val="22"/>
+        </w:rPr>
+        <w:t xml:space="preserve">Temporal Service </w:t>
+      </w:r>
+      <w:r>
+        <w:rPr>
+          <w:color w:val="333333"/>
+          <w:sz w:val="22"/>
+          <w:szCs w:val="22"/>
+        </w:rPr>
+        <w:t>— pura infraestrutura, sem lógica de negócio. Sabe quando e se executar.</w:t>
+      </w:r>
+    </w:p>
+    <w:p>
+      <w:pPr>
+        <w:spacing w:before="40" w:after="40"/>
+        <w:ind w:left="720"/>
+      </w:pPr>
+      <w:r>
+        <w:rPr>
+          <w:b/>
+          <w:bCs/>
+          <w:color w:val="222222"/>
+          <w:sz w:val="22"/>
+          <w:szCs w:val="22"/>
+        </w:rPr>
+        <w:t xml:space="preserve">Workflow </w:t>
+      </w:r>
+      <w:r>
+        <w:rPr>
+          <w:color w:val="333333"/>
+          <w:sz w:val="22"/>
+          <w:szCs w:val="22"/>
+        </w:rPr>
+        <w:t>— lógica de orquestração (sequência e fluxo), sem operações externas. Sabe o quê e em que ordem.</w:t>
+      </w:r>
+    </w:p>
+    <w:p>
+      <w:pPr>
+        <w:spacing w:before="40" w:after="60"/>
+        <w:ind w:left="720"/>
+      </w:pPr>
+      <w:r>
+        <w:rPr>
+          <w:b/>
+          <w:bCs/>
+          <w:color w:val="222222"/>
+          <w:sz w:val="22"/>
+          <w:szCs w:val="22"/>
+        </w:rPr>
+        <w:t xml:space="preserve">Activities </w:t>
+      </w:r>
+      <w:r>
+        <w:rPr>
+          <w:color w:val="333333"/>
+          <w:sz w:val="22"/>
+          <w:szCs w:val="22"/>
+        </w:rPr>
+        <w:t>— trabalho real (chamadas a serviços externos, base de dados, mensagens). Sabem como.</w:t>
+      </w:r>
+    </w:p>
+    <w:p>
+      <w:pPr>
+        <w:spacing w:before="40" w:after="60"/>
+        <w:ind w:left="360"/>
+      </w:pPr>
+      <w:r>
+        <w:rPr>
+          <w:color w:val="333333"/>
+          <w:sz w:val="22"/>
+          <w:szCs w:val="22"/>
+        </w:rPr>
+        <w:t>Os microserviços não precisam de saber que o Temporal existe — são as Activities que os chamam. O Temporal não fica entre os microserviços, mas acima deles como coordenador.</w:t>
+      </w:r>
+    </w:p>
+    <w:p>
+      <w:pPr>
         <w:spacing w:before="120"/>
       </w:pPr>
     </w:p>
@@ -1243,17 +1358,20 @@
     </w:p>
     <w:p>
       <w:pPr>
-        <w:spacing w:before="120"/>
-      </w:pPr>
-    </w:p>
-    <w:p>
-      <w:pPr>
         <w:pStyle w:val="Ttulo1"/>
         <w:pageBreakBefore/>
       </w:pPr>
       <w:r>
         <w:lastRenderedPageBreak/>
-        <w:t>Slide 10  /  Fluxo de Execução</w:t>
+        <w:t xml:space="preserve">Slide </w:t>
+      </w:r>
+      <w:proofErr w:type="gramStart"/>
+      <w:r>
+        <w:t>10  /</w:t>
+      </w:r>
+      <w:proofErr w:type="gramEnd"/>
+      <w:r>
+        <w:t xml:space="preserve">  Fluxo de Execução</w:t>
       </w:r>
     </w:p>
     <w:p>
@@ -1693,7 +1811,7 @@
         <w:pStyle w:val="Ttulo2"/>
       </w:pPr>
       <w:r>
-        <w:t>Comparação com outras tecnologias</w:t>
+        <w:t>Padrão de Orquestração</w:t>
       </w:r>
     </w:p>
     <w:p>
@@ -1718,7 +1836,7 @@
           <w:sz w:val="22"/>
           <w:szCs w:val="22"/>
         </w:rPr>
-        <w:t>Qual é a diferença entre o Temporal e o Apache Kafka / RabbitMQ?</w:t>
+        <w:t>O Temporal é um orquestrador? Onde fica na arquitectura?</w:t>
       </w:r>
     </w:p>
     <w:p>
@@ -1742,7 +1860,20 @@
           <w:sz w:val="22"/>
           <w:szCs w:val="22"/>
         </w:rPr>
-        <w:t>Kafka e RabbitMQ são sistemas de mensagens — transportam eventos entre serviços, mas não gerem estado nem orquestram fluxos. O Temporal é um orquestrador de workflows: sabe em que passo está cada execução, quando falhou, e retoma automaticamente. Não são substitutos — podem até ser usados em conjunto, com o Temporal a chamar Kafka como parte de uma Activity.</w:t>
+        <w:t>Sim, o Temporal segue o padrão de orquestração — existe um componente central que coordena o fluxo. Mas vale a pena distinguir três níveis: o Temporal Service (servidor) não contém lógica de negócio nenhuma — é pura infraestrutura que guarda o event history, agenda tarefas e coordena workers; o Workflow (que corre no worker) contém lógica de orquestração de negócio — define a sequência e o fluxo, mas não executa operações externas directamente; as Activities fazem o trabalho real — chamam serviços externos, acedem a bases de dados, enviam mensagens. O Temporal não fica exactamente entre os microserviços, mas acima deles como coordenador. Os microserviços não precisam de saber que o Temporal existe — são as Activities que os chamam. A distinção chave é: o Temporal Service sabe quando e se executar; o Workflow sabe o quê e em que ordem; as Activities sabem como.</w:t>
+      </w:r>
+    </w:p>
+    <w:p>
+      <w:pPr>
+        <w:spacing w:before="80"/>
+      </w:pPr>
+    </w:p>
+    <w:p>
+      <w:pPr>
+        <w:pStyle w:val="Ttulo2"/>
+      </w:pPr>
+      <w:r>
+        <w:t>Comparação com outras tecnologias</w:t>
       </w:r>
     </w:p>
     <w:p>
@@ -1757,17 +1888,17 @@
           <w:sz w:val="22"/>
           <w:szCs w:val="22"/>
         </w:rPr>
-        <w:t xml:space="preserve">Q2: </w:t>
-      </w:r>
-      <w:r>
-        <w:rPr>
-          <w:b/>
-          <w:bCs/>
-          <w:color w:val="222222"/>
-          <w:sz w:val="22"/>
-          <w:szCs w:val="22"/>
-        </w:rPr>
-        <w:t>Como se compara ao Camunda ou ao AWS Step Functions?</w:t>
+        <w:t xml:space="preserve">Q1: </w:t>
+      </w:r>
+      <w:r>
+        <w:rPr>
+          <w:b/>
+          <w:bCs/>
+          <w:color w:val="222222"/>
+          <w:sz w:val="22"/>
+          <w:szCs w:val="22"/>
+        </w:rPr>
+        <w:t>Qual é a diferença entre o Temporal e o Apache Kafka / RabbitMQ?</w:t>
       </w:r>
     </w:p>
     <w:p>
@@ -1791,7 +1922,7 @@
           <w:sz w:val="22"/>
           <w:szCs w:val="22"/>
         </w:rPr>
-        <w:t>São ferramentas semelhantes na intenção. A diferença principal do Temporal é que os workflows são escritos em código real (Java, Go, TypeScript) em vez de BPMN ou YAML — o que facilita testes, versionamento e debugging. O AWS Step Functions é managed mas tem limites de duração e custo por transição de estado. O Camunda é mais orientado a processos de negócio visuais.</w:t>
+        <w:t>Kafka e RabbitMQ são sistemas de mensagens — transportam eventos entre serviços, mas não gerem estado nem orquestram fluxos. O Temporal é um orquestrador de workflows: sabe em que passo está cada execução, quando falhou, e retoma automaticamente. Não são substitutos — podem até ser usados em conjunto, com o Temporal a chamar Kafka como parte de uma Activity.</w:t>
       </w:r>
     </w:p>
     <w:p>
@@ -1806,17 +1937,17 @@
           <w:sz w:val="22"/>
           <w:szCs w:val="22"/>
         </w:rPr>
-        <w:t xml:space="preserve">Q3: </w:t>
-      </w:r>
-      <w:r>
-        <w:rPr>
-          <w:b/>
-          <w:bCs/>
-          <w:color w:val="222222"/>
-          <w:sz w:val="22"/>
-          <w:szCs w:val="22"/>
-        </w:rPr>
-        <w:t>Porquê não usar simplesmente uma base de dados com uma tabela de estado?</w:t>
+        <w:t xml:space="preserve">Q2: </w:t>
+      </w:r>
+      <w:r>
+        <w:rPr>
+          <w:b/>
+          <w:bCs/>
+          <w:color w:val="222222"/>
+          <w:sz w:val="22"/>
+          <w:szCs w:val="22"/>
+        </w:rPr>
+        <w:t>Como se compara ao Camunda ou ao AWS Step Functions?</w:t>
       </w:r>
     </w:p>
     <w:p>
@@ -1840,20 +1971,7 @@
           <w:sz w:val="22"/>
           <w:szCs w:val="22"/>
         </w:rPr>
-        <w:t>Funciona para casos simples, mas escala mal. Tens de escrever manualmente: a lógica de retry com backoff, deteção de timeouts, gestão de concorrência entre instâncias, tratamento de duplicações e reconciliações. Com o Temporal, tudo isso está resolvido out-of-the-box e o teu código reflecte apenas a lógica de negócio.</w:t>
-      </w:r>
-    </w:p>
-    <w:p>
-      <w:pPr>
-        <w:spacing w:before="80"/>
-      </w:pPr>
-    </w:p>
-    <w:p>
-      <w:pPr>
-        <w:pStyle w:val="Ttulo2"/>
-      </w:pPr>
-      <w:r>
-        <w:t>Técnicas / Funcionamento interno</w:t>
+        <w:t>São ferramentas semelhantes na intenção. A diferença principal do Temporal é que os workflows são escritos em código real (Java, Go, TypeScript) em vez de BPMN ou YAML — o que facilita testes, versionamento e debugging. O AWS Step Functions é managed mas tem limites de duração e custo por transição de estado. O Camunda é mais orientado a processos de negócio visuais.</w:t>
       </w:r>
     </w:p>
     <w:p>
@@ -1868,17 +1986,17 @@
           <w:sz w:val="22"/>
           <w:szCs w:val="22"/>
         </w:rPr>
-        <w:t xml:space="preserve">Q1: </w:t>
-      </w:r>
-      <w:r>
-        <w:rPr>
-          <w:b/>
-          <w:bCs/>
-          <w:color w:val="222222"/>
-          <w:sz w:val="22"/>
-          <w:szCs w:val="22"/>
-        </w:rPr>
-        <w:t>O que é exatamente a execução determinística e porque é obrigatória?</w:t>
+        <w:t xml:space="preserve">Q3: </w:t>
+      </w:r>
+      <w:r>
+        <w:rPr>
+          <w:b/>
+          <w:bCs/>
+          <w:color w:val="222222"/>
+          <w:sz w:val="22"/>
+          <w:szCs w:val="22"/>
+        </w:rPr>
+        <w:t>Porquê não usar simplesmente uma base de dados com uma tabela de estado?</w:t>
       </w:r>
     </w:p>
     <w:p>
@@ -1902,7 +2020,20 @@
           <w:sz w:val="22"/>
           <w:szCs w:val="22"/>
         </w:rPr>
-        <w:t>Quando um workflow é retomado após uma falha, o Temporal reexecuta o código desde o início — mas em vez de voltar a chamar os serviços externos, responde com os resultados já guardados no Event History. Para que este replay funcione, o código do workflow tem de produzir sempre as mesmas decisões para a mesma sequência de eventos. Por isso, operações não-determinísticas como new Date(), Math.random() ou chamadas HTTP têm de ser feitas dentro de Activities, nunca directamente no Workflow.</w:t>
+        <w:t>Funciona para casos simples, mas escala mal. Tens de escrever manualmente: a lógica de retry com backoff, deteção de timeouts, gestão de concorrência entre instâncias, tratamento de duplicações e reconciliações. Com o Temporal, tudo isso está resolvido out-of-the-box e o teu código reflecte apenas a lógica de negócio.</w:t>
+      </w:r>
+    </w:p>
+    <w:p>
+      <w:pPr>
+        <w:spacing w:before="80"/>
+      </w:pPr>
+    </w:p>
+    <w:p>
+      <w:pPr>
+        <w:pStyle w:val="Ttulo2"/>
+      </w:pPr>
+      <w:r>
+        <w:t>Técnicas / Funcionamento interno</w:t>
       </w:r>
     </w:p>
     <w:p>
@@ -1917,17 +2048,17 @@
           <w:sz w:val="22"/>
           <w:szCs w:val="22"/>
         </w:rPr>
-        <w:t xml:space="preserve">Q2: </w:t>
-      </w:r>
-      <w:r>
-        <w:rPr>
-          <w:b/>
-          <w:bCs/>
-          <w:color w:val="222222"/>
-          <w:sz w:val="22"/>
-          <w:szCs w:val="22"/>
-        </w:rPr>
-        <w:t>O que acontece ao Event History se crescer indefinidamente?</w:t>
+        <w:t xml:space="preserve">Q1: </w:t>
+      </w:r>
+      <w:r>
+        <w:rPr>
+          <w:b/>
+          <w:bCs/>
+          <w:color w:val="222222"/>
+          <w:sz w:val="22"/>
+          <w:szCs w:val="22"/>
+        </w:rPr>
+        <w:t>O que é exatamente a execução determinística e porque é obrigatória?</w:t>
       </w:r>
     </w:p>
     <w:p>
@@ -1951,7 +2082,16 @@
           <w:sz w:val="22"/>
           <w:szCs w:val="22"/>
         </w:rPr>
-        <w:t>O Temporal tem um limite prático no tamanho do histórico (por volta dos 50k eventos). Para workflows de muito longa duração, existe o mecanismo Continue-As-New: o workflow termina a execução actual e inicia uma nova com um histórico limpo, passando apenas o estado relevante como argumento. É como fazer um checkpoint manual.</w:t>
+        <w:t xml:space="preserve">Quando um workflow é retomado após uma falha, o Temporal reexecuta o código desde o início — mas em vez de voltar a chamar os serviços externos, responde com os resultados já guardados no Event History. Para que este replay funcione, o código do workflow tem de produzir sempre as mesmas decisões para a mesma </w:t>
+      </w:r>
+      <w:r>
+        <w:rPr>
+          <w:color w:val="333333"/>
+          <w:sz w:val="22"/>
+          <w:szCs w:val="22"/>
+        </w:rPr>
+        <w:lastRenderedPageBreak/>
+        <w:t>sequência de eventos. Por isso, operações não-determinísticas como new Date(), Math.random() ou chamadas HTTP têm de ser feitas dentro de Activities, nunca directamente no Workflow.</w:t>
       </w:r>
     </w:p>
     <w:p>
@@ -1966,17 +2106,17 @@
           <w:sz w:val="22"/>
           <w:szCs w:val="22"/>
         </w:rPr>
-        <w:t xml:space="preserve">Q3: </w:t>
-      </w:r>
-      <w:r>
-        <w:rPr>
-          <w:b/>
-          <w:bCs/>
-          <w:color w:val="222222"/>
-          <w:sz w:val="22"/>
-          <w:szCs w:val="22"/>
-        </w:rPr>
-        <w:t>Como funciona a idempotência nas Activities na prática?</w:t>
+        <w:t xml:space="preserve">Q2: </w:t>
+      </w:r>
+      <w:r>
+        <w:rPr>
+          <w:b/>
+          <w:bCs/>
+          <w:color w:val="222222"/>
+          <w:sz w:val="22"/>
+          <w:szCs w:val="22"/>
+        </w:rPr>
+        <w:t>O que acontece ao Event History se crescer indefinidamente?</w:t>
       </w:r>
     </w:p>
     <w:p>
@@ -2000,7 +2140,7 @@
           <w:sz w:val="22"/>
           <w:szCs w:val="22"/>
         </w:rPr>
-        <w:t>A ideia é garantir que executar a mesma Activity duas vezes não cause efeitos duplicados. A forma mais comum é usar o ID do workflow ou da execução como chave idempotente nas operações externas — por exemplo, ao chamar um serviço de pagamento, passamos o orderId como chave, e o serviço devolve o mesmo resultado se já foi processado.</w:t>
+        <w:t>O Temporal tem um limite prático no tamanho do histórico (por volta dos 50k eventos). Para workflows de muito longa duração, existe o mecanismo Continue-As-New: o workflow termina a execução actual e inicia uma nova com um histórico limpo, passando apenas o estado relevante como argumento. É como fazer um checkpoint manual.</w:t>
       </w:r>
     </w:p>
     <w:p>
@@ -2015,17 +2155,17 @@
           <w:sz w:val="22"/>
           <w:szCs w:val="22"/>
         </w:rPr>
-        <w:t xml:space="preserve">Q4: </w:t>
-      </w:r>
-      <w:r>
-        <w:rPr>
-          <w:b/>
-          <w:bCs/>
-          <w:color w:val="222222"/>
-          <w:sz w:val="22"/>
-          <w:szCs w:val="22"/>
-        </w:rPr>
-        <w:t>Como é que o Temporal persiste os workflows e eventos no PostgreSQL?</w:t>
+        <w:t xml:space="preserve">Q3: </w:t>
+      </w:r>
+      <w:r>
+        <w:rPr>
+          <w:b/>
+          <w:bCs/>
+          <w:color w:val="222222"/>
+          <w:sz w:val="22"/>
+          <w:szCs w:val="22"/>
+        </w:rPr>
+        <w:t>Como funciona a idempotência nas Activities na prática?</w:t>
       </w:r>
     </w:p>
     <w:p>
@@ -2049,25 +2189,7 @@
           <w:sz w:val="22"/>
           <w:szCs w:val="22"/>
         </w:rPr>
-        <w:t>O Temporal cria automaticamente duas bases de dados no PostgreSQL. A base de dados temporal contém o motor interno: executions e current_executions guardam o estado actual de cada workflow; history_node e history_tree armazenam o event log imutável — cada passo executado, resultado de activities, retries e falhas; tasks, task_queues e history_immediate_tasks gerem as tarefas pendentes para os workers; timer_tasks e activity_info_maps registam timers e activities em curso. A base de dados temporal_visibility contém apenas executions_visibility — a tabela que alimenta a Web UI com o status, workflow ID, run ID e timestamps. A aplicação Spring nunca escreve directamente nestas tabelas: tudo é gerido pelo Temporal Service de forma transparente. É esta arquitectura que garante que um workflow pode ser retomado exactamente do ponto onde parou, mesmo após um crash do servidor.</w:t>
-      </w:r>
-    </w:p>
-    <w:p>
-      <w:pPr>
-        <w:spacing w:before="80"/>
-      </w:pPr>
-    </w:p>
-    <w:p>
-      <w:pPr>
-        <w:spacing w:before="80"/>
-      </w:pPr>
-    </w:p>
-    <w:p>
-      <w:pPr>
-        <w:pStyle w:val="Ttulo2"/>
-      </w:pPr>
-      <w:r>
-        <w:t>Operacional / Infraestrutura</w:t>
+        <w:t>A ideia é garantir que executar a mesma Activity duas vezes não cause efeitos duplicados. A forma mais comum é usar o ID do workflow ou da execução como chave idempotente nas operações externas — por exemplo, ao chamar um serviço de pagamento, passamos o orderId como chave, e o serviço devolve o mesmo resultado se já foi processado.</w:t>
       </w:r>
     </w:p>
     <w:p>
@@ -2082,17 +2204,17 @@
           <w:sz w:val="22"/>
           <w:szCs w:val="22"/>
         </w:rPr>
-        <w:t xml:space="preserve">Q1: </w:t>
-      </w:r>
-      <w:r>
-        <w:rPr>
-          <w:b/>
-          <w:bCs/>
-          <w:color w:val="222222"/>
-          <w:sz w:val="22"/>
-          <w:szCs w:val="22"/>
-        </w:rPr>
-        <w:t>Quanto custa em termos de infraestrutura?</w:t>
+        <w:t xml:space="preserve">Q4: </w:t>
+      </w:r>
+      <w:r>
+        <w:rPr>
+          <w:b/>
+          <w:bCs/>
+          <w:color w:val="222222"/>
+          <w:sz w:val="22"/>
+          <w:szCs w:val="22"/>
+        </w:rPr>
+        <w:t>Como é que o Temporal persiste os workflows e eventos no PostgreSQL?</w:t>
       </w:r>
     </w:p>
     <w:p>
@@ -2116,7 +2238,25 @@
           <w:sz w:val="22"/>
           <w:szCs w:val="22"/>
         </w:rPr>
-        <w:t>Em self-hosted, precisas de correr o Temporal Service (que internamente tem vários componentes) e uma base de dados compatível — PostgreSQL é a opção mais comum. Em produção é uma peça adicional a operar e monitorizar. Existe também o Temporal Cloud, que é a versão managed e elimina essa responsabilidade operacional, mas tem custos de utilização.</w:t>
+        <w:t>O Temporal cria automaticamente duas bases de dados no PostgreSQL. A base de dados temporal contém o motor interno: executions e current_executions guardam o estado actual de cada workflow; history_node e history_tree armazenam o event log imutável — cada passo executado, resultado de activities, retries e falhas; tasks, task_queues e history_immediate_tasks gerem as tarefas pendentes para os workers; timer_tasks e activity_info_maps registam timers e activities em curso. A base de dados temporal_visibility contém apenas executions_visibility — a tabela que alimenta a Web UI com o status, workflow ID, run ID e timestamps. A aplicação Spring nunca escreve directamente nestas tabelas: tudo é gerido pelo Temporal Service de forma transparente. É esta arquitectura que garante que um workflow pode ser retomado exactamente do ponto onde parou, mesmo após um crash do servidor.</w:t>
+      </w:r>
+    </w:p>
+    <w:p>
+      <w:pPr>
+        <w:spacing w:before="80"/>
+      </w:pPr>
+    </w:p>
+    <w:p>
+      <w:pPr>
+        <w:spacing w:before="80"/>
+      </w:pPr>
+    </w:p>
+    <w:p>
+      <w:pPr>
+        <w:pStyle w:val="Ttulo2"/>
+      </w:pPr>
+      <w:r>
+        <w:t>Operacional / Infraestrutura</w:t>
       </w:r>
     </w:p>
     <w:p>
@@ -2131,17 +2271,17 @@
           <w:sz w:val="22"/>
           <w:szCs w:val="22"/>
         </w:rPr>
-        <w:t xml:space="preserve">Q2: </w:t>
-      </w:r>
-      <w:r>
-        <w:rPr>
-          <w:b/>
-          <w:bCs/>
-          <w:color w:val="222222"/>
-          <w:sz w:val="22"/>
-          <w:szCs w:val="22"/>
-        </w:rPr>
-        <w:t>É difícil de monitorizar?</w:t>
+        <w:t xml:space="preserve">Q1: </w:t>
+      </w:r>
+      <w:r>
+        <w:rPr>
+          <w:b/>
+          <w:bCs/>
+          <w:color w:val="222222"/>
+          <w:sz w:val="22"/>
+          <w:szCs w:val="22"/>
+        </w:rPr>
+        <w:t>Quanto custa em termos de infraestrutura?</w:t>
       </w:r>
     </w:p>
     <w:p>
@@ -2165,7 +2305,7 @@
           <w:sz w:val="22"/>
           <w:szCs w:val="22"/>
         </w:rPr>
-        <w:t>O Temporal tem uma Web UI própria onde podes ver em tempo real todos os workflows em execução, o histórico completo de eventos, os erros e os retries. Integra também com Prometheus e Grafana para métricas de sistema. Para rastreabilidade de negócio, o próprio Event History serve como log auditável.</w:t>
+        <w:t>Em self-hosted, precisas de correr o Temporal Service (que internamente tem vários componentes) e uma base de dados compatível — PostgreSQL é a opção mais comum. Em produção é uma peça adicional a operar e monitorizar. Existe também o Temporal Cloud, que é a versão managed e elimina essa responsabilidade operacional, mas tem custos de utilização.</w:t>
       </w:r>
     </w:p>
     <w:p>
@@ -2180,17 +2320,17 @@
           <w:sz w:val="22"/>
           <w:szCs w:val="22"/>
         </w:rPr>
-        <w:t xml:space="preserve">Q3: </w:t>
-      </w:r>
-      <w:r>
-        <w:rPr>
-          <w:b/>
-          <w:bCs/>
-          <w:color w:val="222222"/>
-          <w:sz w:val="22"/>
-          <w:szCs w:val="22"/>
-        </w:rPr>
-        <w:t>Como se faz o deploy dos Workers?</w:t>
+        <w:t xml:space="preserve">Q2: </w:t>
+      </w:r>
+      <w:r>
+        <w:rPr>
+          <w:b/>
+          <w:bCs/>
+          <w:color w:val="222222"/>
+          <w:sz w:val="22"/>
+          <w:szCs w:val="22"/>
+        </w:rPr>
+        <w:t>É difícil de monitorizar?</w:t>
       </w:r>
     </w:p>
     <w:p>
@@ -2214,7 +2354,65 @@
           <w:sz w:val="22"/>
           <w:szCs w:val="22"/>
         </w:rPr>
-        <w:t>Os Workers são aplicações normais — por exemplo, uma aplicação Spring Boot. No arranque, registam os Workflows e Activities que sabem executar e ligam-se a uma Task Queue. Podes correr múltiplos Workers em paralelo; o Temporal Service distribui as tarefas automaticamente. O deploy é independente do Temporal Service, o que facilita atualizações sem downtime.</w:t>
+        <w:t>O Temporal tem uma Web UI própria onde podes ver em tempo real todos os workflows em execução, o histórico completo de eventos, os erros e os retries. Integra também com Prometheus e Grafana para métricas de sistema. Para rastreabilidade de negócio, o próprio Event History serve como log auditável.</w:t>
+      </w:r>
+    </w:p>
+    <w:p>
+      <w:pPr>
+        <w:spacing w:before="200" w:after="60"/>
+      </w:pPr>
+      <w:r>
+        <w:rPr>
+          <w:b/>
+          <w:bCs/>
+          <w:color w:val="C00000"/>
+          <w:sz w:val="22"/>
+          <w:szCs w:val="22"/>
+        </w:rPr>
+        <w:t xml:space="preserve">Q3: </w:t>
+      </w:r>
+      <w:r>
+        <w:rPr>
+          <w:b/>
+          <w:bCs/>
+          <w:color w:val="222222"/>
+          <w:sz w:val="22"/>
+          <w:szCs w:val="22"/>
+        </w:rPr>
+        <w:t>Como se faz o deploy dos Workers?</w:t>
+      </w:r>
+    </w:p>
+    <w:p>
+      <w:pPr>
+        <w:spacing w:before="60" w:after="160"/>
+        <w:ind w:left="360"/>
+      </w:pPr>
+      <w:r>
+        <w:rPr>
+          <w:b/>
+          <w:bCs/>
+          <w:color w:val="2E74B5"/>
+          <w:sz w:val="22"/>
+          <w:szCs w:val="22"/>
+        </w:rPr>
+        <w:t xml:space="preserve">Resposta:  </w:t>
+      </w:r>
+      <w:r>
+        <w:rPr>
+          <w:color w:val="333333"/>
+          <w:sz w:val="22"/>
+          <w:szCs w:val="22"/>
+        </w:rPr>
+        <w:t xml:space="preserve">Os Workers são aplicações normais — por exemplo, uma aplicação Spring Boot. No arranque, registam os Workflows e Activities que sabem executar e ligam-se a uma Task Queue. Podes correr múltiplos Workers em paralelo; o Temporal Service </w:t>
+      </w:r>
+      <w:r>
+        <w:rPr>
+          <w:color w:val="333333"/>
+          <w:sz w:val="22"/>
+          <w:szCs w:val="22"/>
+        </w:rPr>
+        <w:lastRenderedPageBreak/>
+        <w:t>distribui as tarefas automaticamente. O deploy é independente do Temporal Service, o que facilita atualizações sem downtime.</w:t>
       </w:r>
     </w:p>
     <w:p>

--- a/Guiao_Apresentacao_TemporalIO.docx
+++ b/Guiao_Apresentacao_TemporalIO.docx
@@ -2474,7 +2474,15 @@
           <w:sz w:val="22"/>
           <w:szCs w:val="22"/>
         </w:rPr>
-        <w:t>Prepara uma resposta com um exemplo do vosso contexto — por exemplo, um fluxo de processamento de pedidos, integração com sistemas externos, ou qualquer processo que envolva múltiplos passos e tolerância a falhas.</w:t>
+        <w:t>P</w:t>
+      </w:r>
+      <w:r>
+        <w:rPr>
+          <w:color w:val="333333"/>
+          <w:sz w:val="22"/>
+          <w:szCs w:val="22"/>
+        </w:rPr>
+        <w:t>or exemplo, um fluxo de processamento de pedidos, integração com sistemas externos, ou qualquer processo que envolva múltiplos passos e tolerância a falhas.</w:t>
       </w:r>
     </w:p>
     <w:p>

--- a/Guiao_Apresentacao_TemporalIO.docx
+++ b/Guiao_Apresentacao_TemporalIO.docx
@@ -48,35 +48,57 @@
           <w:sz w:val="22"/>
           <w:szCs w:val="22"/>
         </w:rPr>
-        <w:t>Apresentação técnica  •  2026</w:t>
-      </w:r>
-    </w:p>
-    <w:p>
-      <w:pPr>
-        <w:pStyle w:val="Ttulo1"/>
-      </w:pPr>
-      <w:r>
-        <w:t>Slide 1  /  Título — Temporal IO</w:t>
-      </w:r>
-    </w:p>
-    <w:p>
-      <w:pPr>
-        <w:spacing w:before="120" w:after="160"/>
-      </w:pPr>
-      <w:r>
-        <w:rPr>
-          <w:b/>
-          <w:bCs/>
-          <w:color w:val="2E74B5"/>
-          <w:sz w:val="22"/>
-          <w:szCs w:val="22"/>
-        </w:rPr>
-        <w:t xml:space="preserve">Abertura:  </w:t>
-      </w:r>
+        <w:t xml:space="preserve">Apresentação </w:t>
+      </w:r>
+      <w:proofErr w:type="gramStart"/>
       <w:r>
         <w:rPr>
           <w:i/>
           <w:iCs/>
+          <w:color w:val="888888"/>
+          <w:sz w:val="22"/>
+          <w:szCs w:val="22"/>
+        </w:rPr>
+        <w:t>técnica  •</w:t>
+      </w:r>
+      <w:proofErr w:type="gramEnd"/>
+      <w:r>
+        <w:rPr>
+          <w:i/>
+          <w:iCs/>
+          <w:color w:val="888888"/>
+          <w:sz w:val="22"/>
+          <w:szCs w:val="22"/>
+        </w:rPr>
+        <w:t xml:space="preserve">  2026</w:t>
+      </w:r>
+    </w:p>
+    <w:p>
+      <w:pPr>
+        <w:pStyle w:val="Ttulo1"/>
+      </w:pPr>
+      <w:r>
+        <w:t>Slide 1  /  Título — Temporal IO</w:t>
+      </w:r>
+    </w:p>
+    <w:p>
+      <w:pPr>
+        <w:spacing w:before="120" w:after="160"/>
+      </w:pPr>
+      <w:r>
+        <w:rPr>
+          <w:b/>
+          <w:bCs/>
+          <w:color w:val="2E74B5"/>
+          <w:sz w:val="22"/>
+          <w:szCs w:val="22"/>
+        </w:rPr>
+        <w:t xml:space="preserve">Abertura:  </w:t>
+      </w:r>
+      <w:r>
+        <w:rPr>
+          <w:i/>
+          <w:iCs/>
           <w:color w:val="333333"/>
           <w:sz w:val="22"/>
           <w:szCs w:val="22"/>
@@ -147,7 +169,15 @@
       </w:pPr>
       <w:r>
         <w:lastRenderedPageBreak/>
-        <w:t>Slide 2  /  Índice</w:t>
+        <w:t xml:space="preserve">Slide </w:t>
+      </w:r>
+      <w:proofErr w:type="gramStart"/>
+      <w:r>
+        <w:t>2  /</w:t>
+      </w:r>
+      <w:proofErr w:type="gramEnd"/>
+      <w:r>
+        <w:t xml:space="preserve">  Índice</w:t>
       </w:r>
     </w:p>
     <w:p>
@@ -205,7 +235,25 @@
           <w:sz w:val="22"/>
           <w:szCs w:val="22"/>
         </w:rPr>
-        <w:t>Começamos pelo problema concreto nos microsserviços — o que é que corre mal sem o Temporal.</w:t>
+        <w:t xml:space="preserve">Começamos pelo problema concreto nos </w:t>
+      </w:r>
+      <w:proofErr w:type="spellStart"/>
+      <w:r>
+        <w:rPr>
+          <w:color w:val="222222"/>
+          <w:sz w:val="22"/>
+          <w:szCs w:val="22"/>
+        </w:rPr>
+        <w:t>microsserviços</w:t>
+      </w:r>
+      <w:proofErr w:type="spellEnd"/>
+      <w:r>
+        <w:rPr>
+          <w:color w:val="222222"/>
+          <w:sz w:val="22"/>
+          <w:szCs w:val="22"/>
+        </w:rPr>
+        <w:t xml:space="preserve"> — o que é que corre mal sem o Temporal.</w:t>
       </w:r>
     </w:p>
     <w:p>
@@ -274,7 +322,23 @@
       </w:pPr>
       <w:r>
         <w:lastRenderedPageBreak/>
-        <w:t>Slide 3  /  Problema Real nos Microsserviços (sem Temporal)</w:t>
+        <w:t xml:space="preserve">Slide </w:t>
+      </w:r>
+      <w:proofErr w:type="gramStart"/>
+      <w:r>
+        <w:t>3  /</w:t>
+      </w:r>
+      <w:proofErr w:type="gramEnd"/>
+      <w:r>
+        <w:t xml:space="preserve">  Problema Real nos </w:t>
+      </w:r>
+      <w:proofErr w:type="spellStart"/>
+      <w:r>
+        <w:t>Microsserviços</w:t>
+      </w:r>
+      <w:proofErr w:type="spellEnd"/>
+      <w:r>
+        <w:t xml:space="preserve"> (sem Temporal)</w:t>
       </w:r>
     </w:p>
     <w:p>
@@ -419,7 +483,15 @@
       </w:pPr>
       <w:r>
         <w:lastRenderedPageBreak/>
-        <w:t>Slide 4  /  Caso de Uso com Temporal (Saga de Pagamento)</w:t>
+        <w:t xml:space="preserve">Slide </w:t>
+      </w:r>
+      <w:proofErr w:type="gramStart"/>
+      <w:r>
+        <w:t>4  /</w:t>
+      </w:r>
+      <w:proofErr w:type="gramEnd"/>
+      <w:r>
+        <w:t xml:space="preserve">  Caso de Uso com Temporal (Saga de Pagamento)</w:t>
       </w:r>
     </w:p>
     <w:p>
@@ -495,7 +567,25 @@
           <w:sz w:val="22"/>
           <w:szCs w:val="22"/>
         </w:rPr>
-        <w:t>Se algo falhar, o Temporal retenta automaticamente as falhas transitórias, como problemas de rede ou serviços indisponíveis momentaneamente.</w:t>
+        <w:t xml:space="preserve">Se algo falhar, o Temporal </w:t>
+      </w:r>
+      <w:proofErr w:type="spellStart"/>
+      <w:r>
+        <w:rPr>
+          <w:color w:val="222222"/>
+          <w:sz w:val="22"/>
+          <w:szCs w:val="22"/>
+        </w:rPr>
+        <w:t>retenta</w:t>
+      </w:r>
+      <w:proofErr w:type="spellEnd"/>
+      <w:r>
+        <w:rPr>
+          <w:color w:val="222222"/>
+          <w:sz w:val="22"/>
+          <w:szCs w:val="22"/>
+        </w:rPr>
+        <w:t xml:space="preserve"> automaticamente as falhas transitórias, como problemas de rede ou serviços indisponíveis momentaneamente.</w:t>
       </w:r>
     </w:p>
     <w:p>
@@ -546,7 +636,15 @@
       </w:pPr>
       <w:r>
         <w:lastRenderedPageBreak/>
-        <w:t>Slide 5  /  O que é o Temporal IO?</w:t>
+        <w:t xml:space="preserve">Slide </w:t>
+      </w:r>
+      <w:proofErr w:type="gramStart"/>
+      <w:r>
+        <w:t>5  /</w:t>
+      </w:r>
+      <w:proofErr w:type="gramEnd"/>
+      <w:r>
+        <w:t xml:space="preserve">  O que é o Temporal IO?</w:t>
       </w:r>
     </w:p>
     <w:p>
@@ -640,7 +738,25 @@
           <w:sz w:val="22"/>
           <w:szCs w:val="22"/>
         </w:rPr>
-        <w:t>Em resumo: como construir processos resilientes sem escrever manualmente lógica de retry, recovery e gestão de estado.</w:t>
+        <w:t xml:space="preserve">Em resumo: como construir processos resilientes sem escrever manualmente lógica de retry, </w:t>
+      </w:r>
+      <w:proofErr w:type="spellStart"/>
+      <w:r>
+        <w:rPr>
+          <w:color w:val="222222"/>
+          <w:sz w:val="22"/>
+          <w:szCs w:val="22"/>
+        </w:rPr>
+        <w:t>recovery</w:t>
+      </w:r>
+      <w:proofErr w:type="spellEnd"/>
+      <w:r>
+        <w:rPr>
+          <w:color w:val="222222"/>
+          <w:sz w:val="22"/>
+          <w:szCs w:val="22"/>
+        </w:rPr>
+        <w:t xml:space="preserve"> e gestão de estado.</w:t>
       </w:r>
     </w:p>
     <w:p>
@@ -655,7 +771,15 @@
       </w:pPr>
       <w:r>
         <w:lastRenderedPageBreak/>
-        <w:t>Slide 6  /  Porquê Usar o Temporal IO?</w:t>
+        <w:t xml:space="preserve">Slide </w:t>
+      </w:r>
+      <w:proofErr w:type="gramStart"/>
+      <w:r>
+        <w:t>6  /</w:t>
+      </w:r>
+      <w:proofErr w:type="gramEnd"/>
+      <w:r>
+        <w:t xml:space="preserve">  Porquê Usar o Temporal IO?</w:t>
       </w:r>
     </w:p>
     <w:p>
@@ -731,7 +855,25 @@
           <w:sz w:val="22"/>
           <w:szCs w:val="22"/>
         </w:rPr>
-        <w:t>Com Temporal, o estado é reconstruído automaticamente a partir do histórico de eventos. O workflow retoma de onde parou — segundos, dias ou até meses depois. O retry é automático, sem código extra. E temos um histórico completo e auditável de tudo o que aconteceu.</w:t>
+        <w:t xml:space="preserve">Com Temporal, o estado é reconstruído automaticamente a partir do histórico de eventos. O workflow retoma de onde parou — segundos, dias ou até meses depois. O retry é automático, sem código extra. E temos um histórico completo e </w:t>
+      </w:r>
+      <w:proofErr w:type="spellStart"/>
+      <w:r>
+        <w:rPr>
+          <w:color w:val="222222"/>
+          <w:sz w:val="22"/>
+          <w:szCs w:val="22"/>
+        </w:rPr>
+        <w:t>auditável</w:t>
+      </w:r>
+      <w:proofErr w:type="spellEnd"/>
+      <w:r>
+        <w:rPr>
+          <w:color w:val="222222"/>
+          <w:sz w:val="22"/>
+          <w:szCs w:val="22"/>
+        </w:rPr>
+        <w:t xml:space="preserve"> de tudo o que aconteceu.</w:t>
       </w:r>
     </w:p>
     <w:p>
@@ -764,7 +906,15 @@
       </w:pPr>
       <w:r>
         <w:lastRenderedPageBreak/>
-        <w:t>Slide 7  /  Vantagens e Desvantagens</w:t>
+        <w:t xml:space="preserve">Slide </w:t>
+      </w:r>
+      <w:proofErr w:type="gramStart"/>
+      <w:r>
+        <w:t>7  /</w:t>
+      </w:r>
+      <w:proofErr w:type="gramEnd"/>
+      <w:r>
+        <w:t xml:space="preserve">  Vantagens e Desvantagens</w:t>
       </w:r>
     </w:p>
     <w:p>
@@ -822,7 +972,61 @@
           <w:sz w:val="22"/>
           <w:szCs w:val="22"/>
         </w:rPr>
-        <w:t>Vantagens: tentativas automáticas sem perda de estado; estado reconstruído a partir do histórico de eventos; excelente para processos longos e assíncronos; integração nativa com Java, Go, TypeScript e Python.</w:t>
+        <w:t xml:space="preserve">Vantagens: tentativas automáticas sem perda de estado; estado reconstruído a partir do histórico de eventos; excelente para processos longos e assíncronos; integração nativa com Java, </w:t>
+      </w:r>
+      <w:proofErr w:type="spellStart"/>
+      <w:r>
+        <w:rPr>
+          <w:color w:val="222222"/>
+          <w:sz w:val="22"/>
+          <w:szCs w:val="22"/>
+        </w:rPr>
+        <w:t>Go</w:t>
+      </w:r>
+      <w:proofErr w:type="spellEnd"/>
+      <w:r>
+        <w:rPr>
+          <w:color w:val="222222"/>
+          <w:sz w:val="22"/>
+          <w:szCs w:val="22"/>
+        </w:rPr>
+        <w:t xml:space="preserve">, </w:t>
+      </w:r>
+      <w:proofErr w:type="spellStart"/>
+      <w:r>
+        <w:rPr>
+          <w:color w:val="222222"/>
+          <w:sz w:val="22"/>
+          <w:szCs w:val="22"/>
+        </w:rPr>
+        <w:t>TypeScript</w:t>
+      </w:r>
+      <w:proofErr w:type="spellEnd"/>
+      <w:r>
+        <w:rPr>
+          <w:color w:val="222222"/>
+          <w:sz w:val="22"/>
+          <w:szCs w:val="22"/>
+        </w:rPr>
+        <w:t xml:space="preserve"> e </w:t>
+      </w:r>
+      <w:proofErr w:type="spellStart"/>
+      <w:r>
+        <w:rPr>
+          <w:color w:val="222222"/>
+          <w:sz w:val="22"/>
+          <w:szCs w:val="22"/>
+        </w:rPr>
+        <w:t>Python</w:t>
+      </w:r>
+      <w:proofErr w:type="spellEnd"/>
+      <w:r>
+        <w:rPr>
+          <w:color w:val="222222"/>
+          <w:sz w:val="22"/>
+          <w:szCs w:val="22"/>
+        </w:rPr>
+        <w:t>.</w:t>
       </w:r>
     </w:p>
     <w:p>
@@ -873,7 +1077,15 @@
       </w:pPr>
       <w:r>
         <w:lastRenderedPageBreak/>
-        <w:t>Slide 8  /  Principais Conceitos</w:t>
+        <w:t xml:space="preserve">Slide </w:t>
+      </w:r>
+      <w:proofErr w:type="gramStart"/>
+      <w:r>
+        <w:t>8  /</w:t>
+      </w:r>
+      <w:proofErr w:type="gramEnd"/>
+      <w:r>
+        <w:t xml:space="preserve">  Principais Conceitos</w:t>
       </w:r>
     </w:p>
     <w:p>
@@ -949,7 +1161,25 @@
           <w:sz w:val="22"/>
           <w:szCs w:val="22"/>
         </w:rPr>
-        <w:t>Activity — é uma unidade de trabalho externo: chamadas HTTP, acesso a base de dados, envio de emails. Ao contrário dos Workflows, o código de uma Activity não precisa de ser determinístico, mas deve ser idempotente sempre que possível.</w:t>
+        <w:t xml:space="preserve">Activity — é uma unidade de trabalho externo: chamadas HTTP, acesso a base de dados, envio de emails. Ao contrário dos Workflows, o código de uma Activity não precisa de ser determinístico, mas deve ser </w:t>
+      </w:r>
+      <w:proofErr w:type="spellStart"/>
+      <w:r>
+        <w:rPr>
+          <w:color w:val="222222"/>
+          <w:sz w:val="22"/>
+          <w:szCs w:val="22"/>
+        </w:rPr>
+        <w:t>idempotente</w:t>
+      </w:r>
+      <w:proofErr w:type="spellEnd"/>
+      <w:r>
+        <w:rPr>
+          <w:color w:val="222222"/>
+          <w:sz w:val="22"/>
+          <w:szCs w:val="22"/>
+        </w:rPr>
+        <w:t xml:space="preserve"> sempre que possível.</w:t>
       </w:r>
     </w:p>
     <w:p>
@@ -1003,7 +1233,25 @@
           <w:sz w:val="22"/>
           <w:szCs w:val="22"/>
         </w:rPr>
-        <w:t>Retry Policy — define como e quando o Temporal deve tentar novamente após uma falha: número máximo de tentativas, intervalo entre tentativas, e quais os erros que não devem ser reexecutados.</w:t>
+        <w:t xml:space="preserve">Retry </w:t>
+      </w:r>
+      <w:proofErr w:type="spellStart"/>
+      <w:r>
+        <w:rPr>
+          <w:color w:val="222222"/>
+          <w:sz w:val="22"/>
+          <w:szCs w:val="22"/>
+        </w:rPr>
+        <w:t>Policy</w:t>
+      </w:r>
+      <w:proofErr w:type="spellEnd"/>
+      <w:r>
+        <w:rPr>
+          <w:color w:val="222222"/>
+          <w:sz w:val="22"/>
+          <w:szCs w:val="22"/>
+        </w:rPr>
+        <w:t xml:space="preserve"> — define como e quando o Temporal deve tentar novamente após uma falha: número máximo de tentativas, intervalo entre tentativas, e quais os erros que não devem ser reexecutados.</w:t>
       </w:r>
     </w:p>
     <w:p>
@@ -1051,146 +1299,87 @@
         </w:numPr>
         <w:spacing w:before="60" w:after="60"/>
       </w:pPr>
-      <w:r>
-        <w:rPr>
-          <w:color w:val="222222"/>
-          <w:sz w:val="22"/>
-          <w:szCs w:val="22"/>
-        </w:rPr>
-        <w:t>Signal — mecanismo assíncrono para enviar informação a um workflow em execução sem o interromper. Casos típicos: cancelar uma encomenda, aprovar um processo, notificar que um pagamento foi recebido.</w:t>
-      </w:r>
-    </w:p>
-    <w:p>
-      <w:pPr>
-        <w:pStyle w:val="PargrafodaLista"/>
-        <w:numPr>
-          <w:ilvl w:val="0"/>
-          <w:numId w:val="2"/>
-        </w:numPr>
-        <w:spacing w:before="60" w:after="60"/>
-      </w:pPr>
-      <w:r>
-        <w:rPr>
-          <w:color w:val="222222"/>
-          <w:sz w:val="22"/>
-          <w:szCs w:val="22"/>
-        </w:rPr>
-        <w:t>Query — mecanismo síncrono para ler o estado atual de um workflow sem o modificar. Nunca provoca side effects. Casos típicos: verificar o estado de uma encomenda, consultar o progresso de um processo.</w:t>
-      </w:r>
-    </w:p>
-    <w:p>
-      <w:pPr>
-        <w:spacing w:before="120" w:after="60"/>
-      </w:pPr>
-      <w:r>
-        <w:rPr>
-          <w:b/>
-          <w:bCs/>
-          <w:color w:val="2E74B5"/>
-          <w:sz w:val="22"/>
-          <w:szCs w:val="22"/>
-        </w:rPr>
-        <w:t xml:space="preserve">Nota — Temporal como orquestrador:  </w:t>
-      </w:r>
-    </w:p>
-    <w:p>
-      <w:pPr>
-        <w:spacing w:before="60" w:after="60"/>
-        <w:ind w:left="360"/>
-      </w:pPr>
-      <w:r>
-        <w:rPr>
-          <w:color w:val="333333"/>
-          <w:sz w:val="22"/>
-          <w:szCs w:val="22"/>
-        </w:rPr>
-        <w:t>O Temporal segue o padrão de orquestração: existe um componente central que coordena o fluxo. Mas vale distinguir três níveis com responsabilidades bem separadas.</w:t>
-      </w:r>
-    </w:p>
-    <w:p>
-      <w:pPr>
-        <w:spacing w:before="40" w:after="40"/>
-        <w:ind w:left="720"/>
-      </w:pPr>
-      <w:r>
-        <w:rPr>
-          <w:b/>
-          <w:bCs/>
-          <w:color w:val="222222"/>
-          <w:sz w:val="22"/>
-          <w:szCs w:val="22"/>
-        </w:rPr>
-        <w:t xml:space="preserve">Temporal Service </w:t>
-      </w:r>
-      <w:r>
-        <w:rPr>
-          <w:color w:val="333333"/>
-          <w:sz w:val="22"/>
-          <w:szCs w:val="22"/>
-        </w:rPr>
-        <w:t>— pura infraestrutura, sem lógica de negócio. Sabe quando e se executar.</w:t>
-      </w:r>
-    </w:p>
-    <w:p>
-      <w:pPr>
-        <w:spacing w:before="40" w:after="40"/>
-        <w:ind w:left="720"/>
-      </w:pPr>
-      <w:r>
-        <w:rPr>
-          <w:b/>
-          <w:bCs/>
-          <w:color w:val="222222"/>
-          <w:sz w:val="22"/>
-          <w:szCs w:val="22"/>
-        </w:rPr>
-        <w:t xml:space="preserve">Workflow </w:t>
-      </w:r>
-      <w:r>
-        <w:rPr>
-          <w:color w:val="333333"/>
-          <w:sz w:val="22"/>
-          <w:szCs w:val="22"/>
-        </w:rPr>
-        <w:t>— lógica de orquestração (sequência e fluxo), sem operações externas. Sabe o quê e em que ordem.</w:t>
-      </w:r>
-    </w:p>
-    <w:p>
-      <w:pPr>
-        <w:spacing w:before="40" w:after="60"/>
-        <w:ind w:left="720"/>
-      </w:pPr>
-      <w:r>
-        <w:rPr>
-          <w:b/>
-          <w:bCs/>
-          <w:color w:val="222222"/>
-          <w:sz w:val="22"/>
-          <w:szCs w:val="22"/>
-        </w:rPr>
-        <w:t xml:space="preserve">Activities </w:t>
-      </w:r>
-      <w:r>
-        <w:rPr>
-          <w:color w:val="333333"/>
-          <w:sz w:val="22"/>
-          <w:szCs w:val="22"/>
-        </w:rPr>
-        <w:t>— trabalho real (chamadas a serviços externos, base de dados, mensagens). Sabem como.</w:t>
-      </w:r>
-    </w:p>
-    <w:p>
-      <w:pPr>
-        <w:spacing w:before="40" w:after="60"/>
-        <w:ind w:left="360"/>
-      </w:pPr>
-      <w:r>
-        <w:rPr>
-          <w:color w:val="333333"/>
-          <w:sz w:val="22"/>
-          <w:szCs w:val="22"/>
-        </w:rPr>
-        <w:t>Os microserviços não precisam de saber que o Temporal existe — são as Activities que os chamam. O Temporal não fica entre os microserviços, mas acima deles como coordenador.</w:t>
+      <w:proofErr w:type="spellStart"/>
+      <w:r>
+        <w:rPr>
+          <w:color w:val="222222"/>
+          <w:sz w:val="22"/>
+          <w:szCs w:val="22"/>
+        </w:rPr>
+        <w:t>Signal</w:t>
+      </w:r>
+      <w:proofErr w:type="spellEnd"/>
+      <w:r>
+        <w:rPr>
+          <w:color w:val="222222"/>
+          <w:sz w:val="22"/>
+          <w:szCs w:val="22"/>
+        </w:rPr>
+        <w:t xml:space="preserve"> — mecanismo assíncrono para enviar informação a um workflow em execução sem o interromper. Casos típicos: cancelar uma encomenda, aprovar um processo, notificar que um pagamento foi recebido.</w:t>
+      </w:r>
+    </w:p>
+    <w:p>
+      <w:pPr>
+        <w:pStyle w:val="PargrafodaLista"/>
+        <w:numPr>
+          <w:ilvl w:val="0"/>
+          <w:numId w:val="2"/>
+        </w:numPr>
+        <w:spacing w:before="60" w:after="60"/>
+      </w:pPr>
+      <w:proofErr w:type="spellStart"/>
+      <w:r>
+        <w:rPr>
+          <w:color w:val="222222"/>
+          <w:sz w:val="22"/>
+          <w:szCs w:val="22"/>
+        </w:rPr>
+        <w:t>Query</w:t>
+      </w:r>
+      <w:proofErr w:type="spellEnd"/>
+      <w:r>
+        <w:rPr>
+          <w:color w:val="222222"/>
+          <w:sz w:val="22"/>
+          <w:szCs w:val="22"/>
+        </w:rPr>
+        <w:t xml:space="preserve"> — mecanismo síncrono para ler o estado atual de um workflow sem o modificar. Nunca provoca </w:t>
+      </w:r>
+      <w:proofErr w:type="spellStart"/>
+      <w:r>
+        <w:rPr>
+          <w:color w:val="222222"/>
+          <w:sz w:val="22"/>
+          <w:szCs w:val="22"/>
+        </w:rPr>
+        <w:t>side</w:t>
+      </w:r>
+      <w:proofErr w:type="spellEnd"/>
+      <w:r>
+        <w:rPr>
+          <w:color w:val="222222"/>
+          <w:sz w:val="22"/>
+          <w:szCs w:val="22"/>
+        </w:rPr>
+        <w:t xml:space="preserve"> </w:t>
+      </w:r>
+      <w:proofErr w:type="spellStart"/>
+      <w:r>
+        <w:rPr>
+          <w:color w:val="222222"/>
+          <w:sz w:val="22"/>
+          <w:szCs w:val="22"/>
+        </w:rPr>
+        <w:t>effects</w:t>
+      </w:r>
+      <w:proofErr w:type="spellEnd"/>
+      <w:r>
+        <w:rPr>
+          <w:color w:val="222222"/>
+          <w:sz w:val="22"/>
+          <w:szCs w:val="22"/>
+        </w:rPr>
+        <w:t>. Casos típicos: verificar o estado de uma encomenda, consultar o progresso de um processo.</w:t>
       </w:r>
     </w:p>
     <w:p>
@@ -1205,7 +1394,15 @@
       </w:pPr>
       <w:r>
         <w:lastRenderedPageBreak/>
-        <w:t>Slide 9  /  Arquitetura Geral</w:t>
+        <w:t xml:space="preserve">Slide </w:t>
+      </w:r>
+      <w:proofErr w:type="gramStart"/>
+      <w:r>
+        <w:t>9  /</w:t>
+      </w:r>
+      <w:proofErr w:type="gramEnd"/>
+      <w:r>
+        <w:t xml:space="preserve">  Arquitetura Geral</w:t>
       </w:r>
     </w:p>
     <w:p>
@@ -1263,7 +1460,43 @@
           <w:sz w:val="22"/>
           <w:szCs w:val="22"/>
         </w:rPr>
-        <w:t>Client — a aplicação que interage com o Temporal via SDK. Inicia workflows, envia signals e executa queries. Por exemplo: uma API REST que dispara o processamento de um pedido.</w:t>
+        <w:t xml:space="preserve">Client — a aplicação que interage com o Temporal via SDK. Inicia workflows, envia </w:t>
+      </w:r>
+      <w:proofErr w:type="spellStart"/>
+      <w:r>
+        <w:rPr>
+          <w:color w:val="222222"/>
+          <w:sz w:val="22"/>
+          <w:szCs w:val="22"/>
+        </w:rPr>
+        <w:t>signals</w:t>
+      </w:r>
+      <w:proofErr w:type="spellEnd"/>
+      <w:r>
+        <w:rPr>
+          <w:color w:val="222222"/>
+          <w:sz w:val="22"/>
+          <w:szCs w:val="22"/>
+        </w:rPr>
+        <w:t xml:space="preserve"> e executa </w:t>
+      </w:r>
+      <w:proofErr w:type="spellStart"/>
+      <w:r>
+        <w:rPr>
+          <w:color w:val="222222"/>
+          <w:sz w:val="22"/>
+          <w:szCs w:val="22"/>
+        </w:rPr>
+        <w:t>queries</w:t>
+      </w:r>
+      <w:proofErr w:type="spellEnd"/>
+      <w:r>
+        <w:rPr>
+          <w:color w:val="222222"/>
+          <w:sz w:val="22"/>
+          <w:szCs w:val="22"/>
+        </w:rPr>
+        <w:t>. Por exemplo: uma API REST que dispara o processamento de um pedido.</w:t>
       </w:r>
     </w:p>
     <w:p>
@@ -1317,25 +1550,79 @@
           <w:sz w:val="22"/>
           <w:szCs w:val="22"/>
         </w:rPr>
-        <w:t>Workers — executam o código dos workflows e activities. Podem ser escalados horizontalmente e separados por domínio: orders, payments, notifications.</w:t>
-      </w:r>
-    </w:p>
-    <w:p>
-      <w:pPr>
-        <w:pStyle w:val="PargrafodaLista"/>
-        <w:numPr>
-          <w:ilvl w:val="0"/>
-          <w:numId w:val="2"/>
-        </w:numPr>
-        <w:spacing w:before="60" w:after="60"/>
-      </w:pPr>
-      <w:r>
-        <w:rPr>
-          <w:color w:val="222222"/>
-          <w:sz w:val="22"/>
-          <w:szCs w:val="22"/>
-        </w:rPr>
-        <w:t>Database — armazena o histórico de eventos de cada workflow. Garante durabilidade e recuperação após falhas. Normalmente PostgreSQL, MySQL ou Cassandra. Em PostgreSQL, o Temporal cria automaticamente duas bases de dados: temporal (motor interno — workflows, event history, tasks) e temporal_visibility (metadados visíveis na UI — status, IDs, timestamps). As tabelas mais relevantes são history_node e history_tree (event log imutável de cada execução), executions e current_executions (estado actual dos workflows), tasks e task_queues (tarefas pendentes para os workers), e executions_visibility (dados consultados pela Web UI). Toda esta persistência é gerida automaticamente pelo Temporal — a aplicação não escreve directamente nestas tabelas.</w:t>
+        <w:t xml:space="preserve">Workers — executam o código dos workflows e activities. Podem ser escalados horizontalmente e separados por domínio: </w:t>
+      </w:r>
+      <w:proofErr w:type="spellStart"/>
+      <w:r>
+        <w:rPr>
+          <w:color w:val="222222"/>
+          <w:sz w:val="22"/>
+          <w:szCs w:val="22"/>
+        </w:rPr>
+        <w:t>orders</w:t>
+      </w:r>
+      <w:proofErr w:type="spellEnd"/>
+      <w:r>
+        <w:rPr>
+          <w:color w:val="222222"/>
+          <w:sz w:val="22"/>
+          <w:szCs w:val="22"/>
+        </w:rPr>
+        <w:t xml:space="preserve">, </w:t>
+      </w:r>
+      <w:proofErr w:type="spellStart"/>
+      <w:r>
+        <w:rPr>
+          <w:color w:val="222222"/>
+          <w:sz w:val="22"/>
+          <w:szCs w:val="22"/>
+        </w:rPr>
+        <w:t>payments</w:t>
+      </w:r>
+      <w:proofErr w:type="spellEnd"/>
+      <w:r>
+        <w:rPr>
+          <w:color w:val="222222"/>
+          <w:sz w:val="22"/>
+          <w:szCs w:val="22"/>
+        </w:rPr>
+        <w:t xml:space="preserve">, </w:t>
+      </w:r>
+      <w:proofErr w:type="spellStart"/>
+      <w:r>
+        <w:rPr>
+          <w:color w:val="222222"/>
+          <w:sz w:val="22"/>
+          <w:szCs w:val="22"/>
+        </w:rPr>
+        <w:t>notifications</w:t>
+      </w:r>
+      <w:proofErr w:type="spellEnd"/>
+      <w:r>
+        <w:rPr>
+          <w:color w:val="222222"/>
+          <w:sz w:val="22"/>
+          <w:szCs w:val="22"/>
+        </w:rPr>
+        <w:t>.</w:t>
+      </w:r>
+    </w:p>
+    <w:p>
+      <w:pPr>
+        <w:pStyle w:val="PargrafodaLista"/>
+        <w:numPr>
+          <w:ilvl w:val="0"/>
+          <w:numId w:val="2"/>
+        </w:numPr>
+        <w:spacing w:before="60" w:after="60"/>
+      </w:pPr>
+      <w:r>
+        <w:rPr>
+          <w:color w:val="222222"/>
+          <w:sz w:val="22"/>
+          <w:szCs w:val="22"/>
+        </w:rPr>
+        <w:t>Database — armazena o histórico de eventos de cada workflow. Garante durabilidade e recuperação após falhas. Normalmente PostgreSQL, MySQL ou Cassandra.</w:t>
       </w:r>
     </w:p>
     <w:p>
@@ -1355,6 +1642,11 @@
         </w:rPr>
         <w:t>Esta separação garante desacoplamento entre orquestração e execução, escalabilidade horizontal e alta tolerância a falhas.</w:t>
       </w:r>
+    </w:p>
+    <w:p>
+      <w:pPr>
+        <w:spacing w:before="120"/>
+      </w:pPr>
     </w:p>
     <w:p>
       <w:pPr>
@@ -1552,7 +1844,15 @@
       </w:pPr>
       <w:r>
         <w:lastRenderedPageBreak/>
-        <w:t>Slide 11  /  Conclusão</w:t>
+        <w:t xml:space="preserve">Slide </w:t>
+      </w:r>
+      <w:proofErr w:type="gramStart"/>
+      <w:r>
+        <w:t>11  /</w:t>
+      </w:r>
+      <w:proofErr w:type="gramEnd"/>
+      <w:r>
+        <w:t xml:space="preserve">  Conclusão</w:t>
       </w:r>
     </w:p>
     <w:p>
@@ -1679,7 +1979,15 @@
       </w:pPr>
       <w:r>
         <w:lastRenderedPageBreak/>
-        <w:t>Slide 12  /  Obrigado / Questões</w:t>
+        <w:t xml:space="preserve">Slide </w:t>
+      </w:r>
+      <w:proofErr w:type="gramStart"/>
+      <w:r>
+        <w:t>12  /</w:t>
+      </w:r>
+      <w:proofErr w:type="gramEnd"/>
+      <w:r>
+        <w:t xml:space="preserve">  Obrigado / Questões</w:t>
       </w:r>
     </w:p>
     <w:p>
@@ -1755,7 +2063,25 @@
           <w:sz w:val="22"/>
           <w:szCs w:val="22"/>
         </w:rPr>
-        <w:t>As referências estão no slide — a documentação oficial em temporal.io é excelente e tem uma secção de Encyclopedia muito completa.</w:t>
+        <w:t xml:space="preserve">As referências estão no slide — a documentação oficial em temporal.io é excelente e tem uma secção de </w:t>
+      </w:r>
+      <w:proofErr w:type="spellStart"/>
+      <w:r>
+        <w:rPr>
+          <w:color w:val="222222"/>
+          <w:sz w:val="22"/>
+          <w:szCs w:val="22"/>
+        </w:rPr>
+        <w:t>Encyclopedia</w:t>
+      </w:r>
+      <w:proofErr w:type="spellEnd"/>
+      <w:r>
+        <w:rPr>
+          <w:color w:val="222222"/>
+          <w:sz w:val="22"/>
+          <w:szCs w:val="22"/>
+        </w:rPr>
+        <w:t xml:space="preserve"> muito completa.</w:t>
       </w:r>
     </w:p>
     <w:p>
@@ -1811,7 +2137,7 @@
         <w:pStyle w:val="Ttulo2"/>
       </w:pPr>
       <w:r>
-        <w:t>Padrão de Orquestração</w:t>
+        <w:t>Comparação com outras tecnologias</w:t>
       </w:r>
     </w:p>
     <w:p>
@@ -1836,7 +2162,29 @@
           <w:sz w:val="22"/>
           <w:szCs w:val="22"/>
         </w:rPr>
-        <w:t>O Temporal é um orquestrador? Onde fica na arquitectura?</w:t>
+        <w:t xml:space="preserve">Qual é a diferença entre o Temporal e o Apache Kafka / </w:t>
+      </w:r>
+      <w:proofErr w:type="spellStart"/>
+      <w:r>
+        <w:rPr>
+          <w:b/>
+          <w:bCs/>
+          <w:color w:val="222222"/>
+          <w:sz w:val="22"/>
+          <w:szCs w:val="22"/>
+        </w:rPr>
+        <w:t>RabbitMQ</w:t>
+      </w:r>
+      <w:proofErr w:type="spellEnd"/>
+      <w:r>
+        <w:rPr>
+          <w:b/>
+          <w:bCs/>
+          <w:color w:val="222222"/>
+          <w:sz w:val="22"/>
+          <w:szCs w:val="22"/>
+        </w:rPr>
+        <w:t>?</w:t>
       </w:r>
     </w:p>
     <w:p>
@@ -1860,20 +2208,25 @@
           <w:sz w:val="22"/>
           <w:szCs w:val="22"/>
         </w:rPr>
-        <w:t>Sim, o Temporal segue o padrão de orquestração — existe um componente central que coordena o fluxo. Mas vale a pena distinguir três níveis: o Temporal Service (servidor) não contém lógica de negócio nenhuma — é pura infraestrutura que guarda o event history, agenda tarefas e coordena workers; o Workflow (que corre no worker) contém lógica de orquestração de negócio — define a sequência e o fluxo, mas não executa operações externas directamente; as Activities fazem o trabalho real — chamam serviços externos, acedem a bases de dados, enviam mensagens. O Temporal não fica exactamente entre os microserviços, mas acima deles como coordenador. Os microserviços não precisam de saber que o Temporal existe — são as Activities que os chamam. A distinção chave é: o Temporal Service sabe quando e se executar; o Workflow sabe o quê e em que ordem; as Activities sabem como.</w:t>
-      </w:r>
-    </w:p>
-    <w:p>
-      <w:pPr>
-        <w:spacing w:before="80"/>
-      </w:pPr>
-    </w:p>
-    <w:p>
-      <w:pPr>
-        <w:pStyle w:val="Ttulo2"/>
-      </w:pPr>
-      <w:r>
-        <w:t>Comparação com outras tecnologias</w:t>
+        <w:t xml:space="preserve">Kafka e </w:t>
+      </w:r>
+      <w:proofErr w:type="spellStart"/>
+      <w:r>
+        <w:rPr>
+          <w:color w:val="333333"/>
+          <w:sz w:val="22"/>
+          <w:szCs w:val="22"/>
+        </w:rPr>
+        <w:t>RabbitMQ</w:t>
+      </w:r>
+      <w:proofErr w:type="spellEnd"/>
+      <w:r>
+        <w:rPr>
+          <w:color w:val="333333"/>
+          <w:sz w:val="22"/>
+          <w:szCs w:val="22"/>
+        </w:rPr>
+        <w:t xml:space="preserve"> são sistemas de mensagens — transportam eventos entre serviços, mas não gerem estado nem orquestram fluxos. O Temporal é um orquestrador de workflows: sabe em que passo está cada execução, quando falhou, e retoma automaticamente. Não são substitutos — podem até ser usados em conjunto, com o Temporal a chamar Kafka como parte de uma Activity.</w:t>
       </w:r>
     </w:p>
     <w:p>
@@ -1888,17 +2241,61 @@
           <w:sz w:val="22"/>
           <w:szCs w:val="22"/>
         </w:rPr>
-        <w:t xml:space="preserve">Q1: </w:t>
-      </w:r>
-      <w:r>
-        <w:rPr>
-          <w:b/>
-          <w:bCs/>
-          <w:color w:val="222222"/>
-          <w:sz w:val="22"/>
-          <w:szCs w:val="22"/>
-        </w:rPr>
-        <w:t>Qual é a diferença entre o Temporal e o Apache Kafka / RabbitMQ?</w:t>
+        <w:t xml:space="preserve">Q2: </w:t>
+      </w:r>
+      <w:r>
+        <w:rPr>
+          <w:b/>
+          <w:bCs/>
+          <w:color w:val="222222"/>
+          <w:sz w:val="22"/>
+          <w:szCs w:val="22"/>
+        </w:rPr>
+        <w:t xml:space="preserve">Como se compara ao </w:t>
+      </w:r>
+      <w:proofErr w:type="spellStart"/>
+      <w:r>
+        <w:rPr>
+          <w:b/>
+          <w:bCs/>
+          <w:color w:val="222222"/>
+          <w:sz w:val="22"/>
+          <w:szCs w:val="22"/>
+        </w:rPr>
+        <w:t>Camunda</w:t>
+      </w:r>
+      <w:proofErr w:type="spellEnd"/>
+      <w:r>
+        <w:rPr>
+          <w:b/>
+          <w:bCs/>
+          <w:color w:val="222222"/>
+          <w:sz w:val="22"/>
+          <w:szCs w:val="22"/>
+        </w:rPr>
+        <w:t xml:space="preserve"> ou ao AWS Step </w:t>
+      </w:r>
+      <w:proofErr w:type="spellStart"/>
+      <w:r>
+        <w:rPr>
+          <w:b/>
+          <w:bCs/>
+          <w:color w:val="222222"/>
+          <w:sz w:val="22"/>
+          <w:szCs w:val="22"/>
+        </w:rPr>
+        <w:t>Functions</w:t>
+      </w:r>
+      <w:proofErr w:type="spellEnd"/>
+      <w:r>
+        <w:rPr>
+          <w:b/>
+          <w:bCs/>
+          <w:color w:val="222222"/>
+          <w:sz w:val="22"/>
+          <w:szCs w:val="22"/>
+        </w:rPr>
+        <w:t>?</w:t>
       </w:r>
     </w:p>
     <w:p>
@@ -1922,7 +2319,117 @@
           <w:sz w:val="22"/>
           <w:szCs w:val="22"/>
         </w:rPr>
-        <w:t>Kafka e RabbitMQ são sistemas de mensagens — transportam eventos entre serviços, mas não gerem estado nem orquestram fluxos. O Temporal é um orquestrador de workflows: sabe em que passo está cada execução, quando falhou, e retoma automaticamente. Não são substitutos — podem até ser usados em conjunto, com o Temporal a chamar Kafka como parte de uma Activity.</w:t>
+        <w:t xml:space="preserve">São ferramentas semelhantes na intenção. A diferença principal do Temporal é que os workflows são escritos em código real (Java, </w:t>
+      </w:r>
+      <w:proofErr w:type="spellStart"/>
+      <w:r>
+        <w:rPr>
+          <w:color w:val="333333"/>
+          <w:sz w:val="22"/>
+          <w:szCs w:val="22"/>
+        </w:rPr>
+        <w:t>Go</w:t>
+      </w:r>
+      <w:proofErr w:type="spellEnd"/>
+      <w:r>
+        <w:rPr>
+          <w:color w:val="333333"/>
+          <w:sz w:val="22"/>
+          <w:szCs w:val="22"/>
+        </w:rPr>
+        <w:t xml:space="preserve">, </w:t>
+      </w:r>
+      <w:proofErr w:type="spellStart"/>
+      <w:r>
+        <w:rPr>
+          <w:color w:val="333333"/>
+          <w:sz w:val="22"/>
+          <w:szCs w:val="22"/>
+        </w:rPr>
+        <w:t>TypeScript</w:t>
+      </w:r>
+      <w:proofErr w:type="spellEnd"/>
+      <w:r>
+        <w:rPr>
+          <w:color w:val="333333"/>
+          <w:sz w:val="22"/>
+          <w:szCs w:val="22"/>
+        </w:rPr>
+        <w:t xml:space="preserve">) em vez de BPMN ou YAML — o que facilita testes, versionamento e </w:t>
+      </w:r>
+      <w:proofErr w:type="spellStart"/>
+      <w:r>
+        <w:rPr>
+          <w:color w:val="333333"/>
+          <w:sz w:val="22"/>
+          <w:szCs w:val="22"/>
+        </w:rPr>
+        <w:t>debugging</w:t>
+      </w:r>
+      <w:proofErr w:type="spellEnd"/>
+      <w:r>
+        <w:rPr>
+          <w:color w:val="333333"/>
+          <w:sz w:val="22"/>
+          <w:szCs w:val="22"/>
+        </w:rPr>
+        <w:t xml:space="preserve">. O AWS Step </w:t>
+      </w:r>
+      <w:proofErr w:type="spellStart"/>
+      <w:r>
+        <w:rPr>
+          <w:color w:val="333333"/>
+          <w:sz w:val="22"/>
+          <w:szCs w:val="22"/>
+        </w:rPr>
+        <w:t>Functions</w:t>
+      </w:r>
+      <w:proofErr w:type="spellEnd"/>
+      <w:r>
+        <w:rPr>
+          <w:color w:val="333333"/>
+          <w:sz w:val="22"/>
+          <w:szCs w:val="22"/>
+        </w:rPr>
+        <w:t xml:space="preserve"> é </w:t>
+      </w:r>
+      <w:proofErr w:type="spellStart"/>
+      <w:proofErr w:type="gramStart"/>
+      <w:r>
+        <w:rPr>
+          <w:color w:val="333333"/>
+          <w:sz w:val="22"/>
+          <w:szCs w:val="22"/>
+        </w:rPr>
+        <w:t>managed</w:t>
+      </w:r>
+      <w:proofErr w:type="spellEnd"/>
+      <w:proofErr w:type="gramEnd"/>
+      <w:r>
+        <w:rPr>
+          <w:color w:val="333333"/>
+          <w:sz w:val="22"/>
+          <w:szCs w:val="22"/>
+        </w:rPr>
+        <w:t xml:space="preserve"> mas tem limites de duração e custo por transição de estado. O </w:t>
+      </w:r>
+      <w:proofErr w:type="spellStart"/>
+      <w:r>
+        <w:rPr>
+          <w:color w:val="333333"/>
+          <w:sz w:val="22"/>
+          <w:szCs w:val="22"/>
+        </w:rPr>
+        <w:t>Camunda</w:t>
+      </w:r>
+      <w:proofErr w:type="spellEnd"/>
+      <w:r>
+        <w:rPr>
+          <w:color w:val="333333"/>
+          <w:sz w:val="22"/>
+          <w:szCs w:val="22"/>
+        </w:rPr>
+        <w:t xml:space="preserve"> é mais orientado a processos de negócio visuais.</w:t>
       </w:r>
     </w:p>
     <w:p>
@@ -1937,17 +2444,17 @@
           <w:sz w:val="22"/>
           <w:szCs w:val="22"/>
         </w:rPr>
-        <w:t xml:space="preserve">Q2: </w:t>
-      </w:r>
-      <w:r>
-        <w:rPr>
-          <w:b/>
-          <w:bCs/>
-          <w:color w:val="222222"/>
-          <w:sz w:val="22"/>
-          <w:szCs w:val="22"/>
-        </w:rPr>
-        <w:t>Como se compara ao Camunda ou ao AWS Step Functions?</w:t>
+        <w:t xml:space="preserve">Q3: </w:t>
+      </w:r>
+      <w:r>
+        <w:rPr>
+          <w:b/>
+          <w:bCs/>
+          <w:color w:val="222222"/>
+          <w:sz w:val="22"/>
+          <w:szCs w:val="22"/>
+        </w:rPr>
+        <w:t>Porquê não usar simplesmente uma base de dados com uma tabela de estado?</w:t>
       </w:r>
     </w:p>
     <w:p>
@@ -1971,7 +2478,110 @@
           <w:sz w:val="22"/>
           <w:szCs w:val="22"/>
         </w:rPr>
-        <w:t>São ferramentas semelhantes na intenção. A diferença principal do Temporal é que os workflows são escritos em código real (Java, Go, TypeScript) em vez de BPMN ou YAML — o que facilita testes, versionamento e debugging. O AWS Step Functions é managed mas tem limites de duração e custo por transição de estado. O Camunda é mais orientado a processos de negócio visuais.</w:t>
+        <w:t xml:space="preserve">Funciona para casos simples, mas escala mal. Tens de escrever manualmente: a lógica de retry com </w:t>
+      </w:r>
+      <w:proofErr w:type="spellStart"/>
+      <w:r>
+        <w:rPr>
+          <w:color w:val="333333"/>
+          <w:sz w:val="22"/>
+          <w:szCs w:val="22"/>
+        </w:rPr>
+        <w:t>backoff</w:t>
+      </w:r>
+      <w:proofErr w:type="spellEnd"/>
+      <w:r>
+        <w:rPr>
+          <w:color w:val="333333"/>
+          <w:sz w:val="22"/>
+          <w:szCs w:val="22"/>
+        </w:rPr>
+        <w:t xml:space="preserve">, deteção de </w:t>
+      </w:r>
+      <w:proofErr w:type="spellStart"/>
+      <w:r>
+        <w:rPr>
+          <w:color w:val="333333"/>
+          <w:sz w:val="22"/>
+          <w:szCs w:val="22"/>
+        </w:rPr>
+        <w:t>timeouts</w:t>
+      </w:r>
+      <w:proofErr w:type="spellEnd"/>
+      <w:r>
+        <w:rPr>
+          <w:color w:val="333333"/>
+          <w:sz w:val="22"/>
+          <w:szCs w:val="22"/>
+        </w:rPr>
+        <w:t>, gestão de concorrência entre instâncias, tratamento de duplicações e reconciliações. Com o Temporal, tudo isso está resolvido out-</w:t>
+      </w:r>
+      <w:proofErr w:type="spellStart"/>
+      <w:r>
+        <w:rPr>
+          <w:color w:val="333333"/>
+          <w:sz w:val="22"/>
+          <w:szCs w:val="22"/>
+        </w:rPr>
+        <w:t>of</w:t>
+      </w:r>
+      <w:proofErr w:type="spellEnd"/>
+      <w:r>
+        <w:rPr>
+          <w:color w:val="333333"/>
+          <w:sz w:val="22"/>
+          <w:szCs w:val="22"/>
+        </w:rPr>
+        <w:t>-</w:t>
+      </w:r>
+      <w:proofErr w:type="spellStart"/>
+      <w:r>
+        <w:rPr>
+          <w:color w:val="333333"/>
+          <w:sz w:val="22"/>
+          <w:szCs w:val="22"/>
+        </w:rPr>
+        <w:t>the</w:t>
+      </w:r>
+      <w:proofErr w:type="spellEnd"/>
+      <w:r>
+        <w:rPr>
+          <w:color w:val="333333"/>
+          <w:sz w:val="22"/>
+          <w:szCs w:val="22"/>
+        </w:rPr>
+        <w:t xml:space="preserve">-box e o teu código </w:t>
+      </w:r>
+      <w:proofErr w:type="spellStart"/>
+      <w:r>
+        <w:rPr>
+          <w:color w:val="333333"/>
+          <w:sz w:val="22"/>
+          <w:szCs w:val="22"/>
+        </w:rPr>
+        <w:t>reflecte</w:t>
+      </w:r>
+      <w:proofErr w:type="spellEnd"/>
+      <w:r>
+        <w:rPr>
+          <w:color w:val="333333"/>
+          <w:sz w:val="22"/>
+          <w:szCs w:val="22"/>
+        </w:rPr>
+        <w:t xml:space="preserve"> apenas a lógica de negócio.</w:t>
+      </w:r>
+    </w:p>
+    <w:p>
+      <w:pPr>
+        <w:spacing w:before="80"/>
+      </w:pPr>
+    </w:p>
+    <w:p>
+      <w:pPr>
+        <w:pStyle w:val="Ttulo2"/>
+      </w:pPr>
+      <w:r>
+        <w:t>Técnicas / Funcionamento interno</w:t>
       </w:r>
     </w:p>
     <w:p>
@@ -1986,17 +2596,17 @@
           <w:sz w:val="22"/>
           <w:szCs w:val="22"/>
         </w:rPr>
-        <w:t xml:space="preserve">Q3: </w:t>
-      </w:r>
-      <w:r>
-        <w:rPr>
-          <w:b/>
-          <w:bCs/>
-          <w:color w:val="222222"/>
-          <w:sz w:val="22"/>
-          <w:szCs w:val="22"/>
-        </w:rPr>
-        <w:t>Porquê não usar simplesmente uma base de dados com uma tabela de estado?</w:t>
+        <w:t xml:space="preserve">Q1: </w:t>
+      </w:r>
+      <w:r>
+        <w:rPr>
+          <w:b/>
+          <w:bCs/>
+          <w:color w:val="222222"/>
+          <w:sz w:val="22"/>
+          <w:szCs w:val="22"/>
+        </w:rPr>
+        <w:t>O que é exatamente a execução determinística e porque é obrigatória?</w:t>
       </w:r>
     </w:p>
     <w:p>
@@ -2020,20 +2630,79 @@
           <w:sz w:val="22"/>
           <w:szCs w:val="22"/>
         </w:rPr>
-        <w:t>Funciona para casos simples, mas escala mal. Tens de escrever manualmente: a lógica de retry com backoff, deteção de timeouts, gestão de concorrência entre instâncias, tratamento de duplicações e reconciliações. Com o Temporal, tudo isso está resolvido out-of-the-box e o teu código reflecte apenas a lógica de negócio.</w:t>
-      </w:r>
-    </w:p>
-    <w:p>
-      <w:pPr>
-        <w:spacing w:before="80"/>
-      </w:pPr>
-    </w:p>
-    <w:p>
-      <w:pPr>
-        <w:pStyle w:val="Ttulo2"/>
-      </w:pPr>
-      <w:r>
-        <w:t>Técnicas / Funcionamento interno</w:t>
+        <w:t xml:space="preserve">Quando um workflow é retomado após uma falha, o Temporal reexecuta o código desde o início — mas em vez de voltar a chamar os serviços externos, responde com os resultados já guardados no Event History. Para que este replay funcione, o código do workflow tem de produzir sempre as mesmas decisões para a mesma sequência de eventos. Por isso, operações não-determinísticas como </w:t>
+      </w:r>
+      <w:proofErr w:type="spellStart"/>
+      <w:r>
+        <w:rPr>
+          <w:color w:val="333333"/>
+          <w:sz w:val="22"/>
+          <w:szCs w:val="22"/>
+        </w:rPr>
+        <w:t>new</w:t>
+      </w:r>
+      <w:proofErr w:type="spellEnd"/>
+      <w:r>
+        <w:rPr>
+          <w:color w:val="333333"/>
+          <w:sz w:val="22"/>
+          <w:szCs w:val="22"/>
+        </w:rPr>
+        <w:t xml:space="preserve"> </w:t>
+      </w:r>
+      <w:proofErr w:type="gramStart"/>
+      <w:r>
+        <w:rPr>
+          <w:color w:val="333333"/>
+          <w:sz w:val="22"/>
+          <w:szCs w:val="22"/>
+        </w:rPr>
+        <w:t>Date(</w:t>
+      </w:r>
+      <w:proofErr w:type="gramEnd"/>
+      <w:r>
+        <w:rPr>
+          <w:color w:val="333333"/>
+          <w:sz w:val="22"/>
+          <w:szCs w:val="22"/>
+        </w:rPr>
+        <w:t xml:space="preserve">), </w:t>
+      </w:r>
+      <w:proofErr w:type="spellStart"/>
+      <w:r>
+        <w:rPr>
+          <w:color w:val="333333"/>
+          <w:sz w:val="22"/>
+          <w:szCs w:val="22"/>
+        </w:rPr>
+        <w:t>Math.random</w:t>
+      </w:r>
+      <w:proofErr w:type="spellEnd"/>
+      <w:r>
+        <w:rPr>
+          <w:color w:val="333333"/>
+          <w:sz w:val="22"/>
+          <w:szCs w:val="22"/>
+        </w:rPr>
+        <w:t xml:space="preserve">() ou chamadas HTTP têm de ser feitas dentro de Activities, nunca </w:t>
+      </w:r>
+      <w:proofErr w:type="spellStart"/>
+      <w:r>
+        <w:rPr>
+          <w:color w:val="333333"/>
+          <w:sz w:val="22"/>
+          <w:szCs w:val="22"/>
+        </w:rPr>
+        <w:t>directamente</w:t>
+      </w:r>
+      <w:proofErr w:type="spellEnd"/>
+      <w:r>
+        <w:rPr>
+          <w:color w:val="333333"/>
+          <w:sz w:val="22"/>
+          <w:szCs w:val="22"/>
+        </w:rPr>
+        <w:t xml:space="preserve"> no Workflow.</w:t>
       </w:r>
     </w:p>
     <w:p>
@@ -2048,17 +2717,17 @@
           <w:sz w:val="22"/>
           <w:szCs w:val="22"/>
         </w:rPr>
-        <w:t xml:space="preserve">Q1: </w:t>
-      </w:r>
-      <w:r>
-        <w:rPr>
-          <w:b/>
-          <w:bCs/>
-          <w:color w:val="222222"/>
-          <w:sz w:val="22"/>
-          <w:szCs w:val="22"/>
-        </w:rPr>
-        <w:t>O que é exatamente a execução determinística e porque é obrigatória?</w:t>
+        <w:t xml:space="preserve">Q2: </w:t>
+      </w:r>
+      <w:r>
+        <w:rPr>
+          <w:b/>
+          <w:bCs/>
+          <w:color w:val="222222"/>
+          <w:sz w:val="22"/>
+          <w:szCs w:val="22"/>
+        </w:rPr>
+        <w:t>O que acontece ao Event History se crescer indefinidamente?</w:t>
       </w:r>
     </w:p>
     <w:p>
@@ -2082,16 +2751,25 @@
           <w:sz w:val="22"/>
           <w:szCs w:val="22"/>
         </w:rPr>
-        <w:t xml:space="preserve">Quando um workflow é retomado após uma falha, o Temporal reexecuta o código desde o início — mas em vez de voltar a chamar os serviços externos, responde com os resultados já guardados no Event History. Para que este replay funcione, o código do workflow tem de produzir sempre as mesmas decisões para a mesma </w:t>
-      </w:r>
-      <w:r>
-        <w:rPr>
-          <w:color w:val="333333"/>
-          <w:sz w:val="22"/>
-          <w:szCs w:val="22"/>
-        </w:rPr>
-        <w:lastRenderedPageBreak/>
-        <w:t>sequência de eventos. Por isso, operações não-determinísticas como new Date(), Math.random() ou chamadas HTTP têm de ser feitas dentro de Activities, nunca directamente no Workflow.</w:t>
+        <w:t xml:space="preserve">O Temporal tem um limite prático no tamanho do histórico (por volta dos 50k eventos). Para workflows de muito longa duração, existe o mecanismo Continue-As-New: o workflow termina a execução </w:t>
+      </w:r>
+      <w:proofErr w:type="spellStart"/>
+      <w:r>
+        <w:rPr>
+          <w:color w:val="333333"/>
+          <w:sz w:val="22"/>
+          <w:szCs w:val="22"/>
+        </w:rPr>
+        <w:t>actual</w:t>
+      </w:r>
+      <w:proofErr w:type="spellEnd"/>
+      <w:r>
+        <w:rPr>
+          <w:color w:val="333333"/>
+          <w:sz w:val="22"/>
+          <w:szCs w:val="22"/>
+        </w:rPr>
+        <w:t xml:space="preserve"> e inicia uma nova com um histórico limpo, passando apenas o estado relevante como argumento. É como fazer um checkpoint manual.</w:t>
       </w:r>
     </w:p>
     <w:p>
@@ -2106,17 +2784,39 @@
           <w:sz w:val="22"/>
           <w:szCs w:val="22"/>
         </w:rPr>
-        <w:t xml:space="preserve">Q2: </w:t>
-      </w:r>
-      <w:r>
-        <w:rPr>
-          <w:b/>
-          <w:bCs/>
-          <w:color w:val="222222"/>
-          <w:sz w:val="22"/>
-          <w:szCs w:val="22"/>
-        </w:rPr>
-        <w:t>O que acontece ao Event History se crescer indefinidamente?</w:t>
+        <w:t xml:space="preserve">Q3: </w:t>
+      </w:r>
+      <w:r>
+        <w:rPr>
+          <w:b/>
+          <w:bCs/>
+          <w:color w:val="222222"/>
+          <w:sz w:val="22"/>
+          <w:szCs w:val="22"/>
+        </w:rPr>
+        <w:t xml:space="preserve">Como funciona a </w:t>
+      </w:r>
+      <w:proofErr w:type="spellStart"/>
+      <w:r>
+        <w:rPr>
+          <w:b/>
+          <w:bCs/>
+          <w:color w:val="222222"/>
+          <w:sz w:val="22"/>
+          <w:szCs w:val="22"/>
+        </w:rPr>
+        <w:t>idempotência</w:t>
+      </w:r>
+      <w:proofErr w:type="spellEnd"/>
+      <w:r>
+        <w:rPr>
+          <w:b/>
+          <w:bCs/>
+          <w:color w:val="222222"/>
+          <w:sz w:val="22"/>
+          <w:szCs w:val="22"/>
+        </w:rPr>
+        <w:t xml:space="preserve"> nas Activities na prática?</w:t>
       </w:r>
     </w:p>
     <w:p>
@@ -2140,7 +2840,56 @@
           <w:sz w:val="22"/>
           <w:szCs w:val="22"/>
         </w:rPr>
-        <w:t>O Temporal tem um limite prático no tamanho do histórico (por volta dos 50k eventos). Para workflows de muito longa duração, existe o mecanismo Continue-As-New: o workflow termina a execução actual e inicia uma nova com um histórico limpo, passando apenas o estado relevante como argumento. É como fazer um checkpoint manual.</w:t>
+        <w:t xml:space="preserve">A ideia é garantir que executar a mesma Activity duas vezes não cause efeitos duplicados. A forma mais comum é usar o ID do workflow ou da execução como chave </w:t>
+      </w:r>
+      <w:proofErr w:type="spellStart"/>
+      <w:r>
+        <w:rPr>
+          <w:color w:val="333333"/>
+          <w:sz w:val="22"/>
+          <w:szCs w:val="22"/>
+        </w:rPr>
+        <w:t>idempotente</w:t>
+      </w:r>
+      <w:proofErr w:type="spellEnd"/>
+      <w:r>
+        <w:rPr>
+          <w:color w:val="333333"/>
+          <w:sz w:val="22"/>
+          <w:szCs w:val="22"/>
+        </w:rPr>
+        <w:t xml:space="preserve"> nas operações externas — por exemplo, ao chamar um serviço de pagamento, passamos o </w:t>
+      </w:r>
+      <w:proofErr w:type="spellStart"/>
+      <w:r>
+        <w:rPr>
+          <w:color w:val="333333"/>
+          <w:sz w:val="22"/>
+          <w:szCs w:val="22"/>
+        </w:rPr>
+        <w:t>orderId</w:t>
+      </w:r>
+      <w:proofErr w:type="spellEnd"/>
+      <w:r>
+        <w:rPr>
+          <w:color w:val="333333"/>
+          <w:sz w:val="22"/>
+          <w:szCs w:val="22"/>
+        </w:rPr>
+        <w:t xml:space="preserve"> como chave, e o serviço devolve o mesmo resultado se já foi processado.</w:t>
+      </w:r>
+    </w:p>
+    <w:p>
+      <w:pPr>
+        <w:spacing w:before="80"/>
+      </w:pPr>
+    </w:p>
+    <w:p>
+      <w:pPr>
+        <w:pStyle w:val="Ttulo2"/>
+      </w:pPr>
+      <w:r>
+        <w:t>Operacional / Infraestrutura</w:t>
       </w:r>
     </w:p>
     <w:p>
@@ -2155,17 +2904,17 @@
           <w:sz w:val="22"/>
           <w:szCs w:val="22"/>
         </w:rPr>
-        <w:t xml:space="preserve">Q3: </w:t>
-      </w:r>
-      <w:r>
-        <w:rPr>
-          <w:b/>
-          <w:bCs/>
-          <w:color w:val="222222"/>
-          <w:sz w:val="22"/>
-          <w:szCs w:val="22"/>
-        </w:rPr>
-        <w:t>Como funciona a idempotência nas Activities na prática?</w:t>
+        <w:t xml:space="preserve">Q1: </w:t>
+      </w:r>
+      <w:r>
+        <w:rPr>
+          <w:b/>
+          <w:bCs/>
+          <w:color w:val="222222"/>
+          <w:sz w:val="22"/>
+          <w:szCs w:val="22"/>
+        </w:rPr>
+        <w:t>Quanto custa em termos de infraestrutura?</w:t>
       </w:r>
     </w:p>
     <w:p>
@@ -2189,7 +2938,61 @@
           <w:sz w:val="22"/>
           <w:szCs w:val="22"/>
         </w:rPr>
-        <w:t>A ideia é garantir que executar a mesma Activity duas vezes não cause efeitos duplicados. A forma mais comum é usar o ID do workflow ou da execução como chave idempotente nas operações externas — por exemplo, ao chamar um serviço de pagamento, passamos o orderId como chave, e o serviço devolve o mesmo resultado se já foi processado.</w:t>
+        <w:t>Em self-</w:t>
+      </w:r>
+      <w:proofErr w:type="spellStart"/>
+      <w:r>
+        <w:rPr>
+          <w:color w:val="333333"/>
+          <w:sz w:val="22"/>
+          <w:szCs w:val="22"/>
+        </w:rPr>
+        <w:t>hosted</w:t>
+      </w:r>
+      <w:proofErr w:type="spellEnd"/>
+      <w:r>
+        <w:rPr>
+          <w:color w:val="333333"/>
+          <w:sz w:val="22"/>
+          <w:szCs w:val="22"/>
+        </w:rPr>
+        <w:t xml:space="preserve">, precisas de correr o Temporal Service (que internamente tem vários componentes) e uma base de dados compatível — PostgreSQL é a opção mais comum. Em produção é uma peça adicional a operar e monitorizar. Existe também o Temporal </w:t>
+      </w:r>
+      <w:proofErr w:type="spellStart"/>
+      <w:r>
+        <w:rPr>
+          <w:color w:val="333333"/>
+          <w:sz w:val="22"/>
+          <w:szCs w:val="22"/>
+        </w:rPr>
+        <w:t>Cloud</w:t>
+      </w:r>
+      <w:proofErr w:type="spellEnd"/>
+      <w:r>
+        <w:rPr>
+          <w:color w:val="333333"/>
+          <w:sz w:val="22"/>
+          <w:szCs w:val="22"/>
+        </w:rPr>
+        <w:t xml:space="preserve">, que é a versão </w:t>
+      </w:r>
+      <w:proofErr w:type="spellStart"/>
+      <w:r>
+        <w:rPr>
+          <w:color w:val="333333"/>
+          <w:sz w:val="22"/>
+          <w:szCs w:val="22"/>
+        </w:rPr>
+        <w:t>managed</w:t>
+      </w:r>
+      <w:proofErr w:type="spellEnd"/>
+      <w:r>
+        <w:rPr>
+          <w:color w:val="333333"/>
+          <w:sz w:val="22"/>
+          <w:szCs w:val="22"/>
+        </w:rPr>
+        <w:t xml:space="preserve"> e elimina essa responsabilidade operacional, mas tem custos de utilização.</w:t>
       </w:r>
     </w:p>
     <w:p>
@@ -2204,17 +3007,17 @@
           <w:sz w:val="22"/>
           <w:szCs w:val="22"/>
         </w:rPr>
-        <w:t xml:space="preserve">Q4: </w:t>
-      </w:r>
-      <w:r>
-        <w:rPr>
-          <w:b/>
-          <w:bCs/>
-          <w:color w:val="222222"/>
-          <w:sz w:val="22"/>
-          <w:szCs w:val="22"/>
-        </w:rPr>
-        <w:t>Como é que o Temporal persiste os workflows e eventos no PostgreSQL?</w:t>
+        <w:t xml:space="preserve">Q2: </w:t>
+      </w:r>
+      <w:r>
+        <w:rPr>
+          <w:b/>
+          <w:bCs/>
+          <w:color w:val="222222"/>
+          <w:sz w:val="22"/>
+          <w:szCs w:val="22"/>
+        </w:rPr>
+        <w:t>É difícil de monitorizar?</w:t>
       </w:r>
     </w:p>
     <w:p>
@@ -2238,25 +3041,79 @@
           <w:sz w:val="22"/>
           <w:szCs w:val="22"/>
         </w:rPr>
-        <w:t>O Temporal cria automaticamente duas bases de dados no PostgreSQL. A base de dados temporal contém o motor interno: executions e current_executions guardam o estado actual de cada workflow; history_node e history_tree armazenam o event log imutável — cada passo executado, resultado de activities, retries e falhas; tasks, task_queues e history_immediate_tasks gerem as tarefas pendentes para os workers; timer_tasks e activity_info_maps registam timers e activities em curso. A base de dados temporal_visibility contém apenas executions_visibility — a tabela que alimenta a Web UI com o status, workflow ID, run ID e timestamps. A aplicação Spring nunca escreve directamente nestas tabelas: tudo é gerido pelo Temporal Service de forma transparente. É esta arquitectura que garante que um workflow pode ser retomado exactamente do ponto onde parou, mesmo após um crash do servidor.</w:t>
-      </w:r>
-    </w:p>
-    <w:p>
-      <w:pPr>
-        <w:spacing w:before="80"/>
-      </w:pPr>
-    </w:p>
-    <w:p>
-      <w:pPr>
-        <w:spacing w:before="80"/>
-      </w:pPr>
-    </w:p>
-    <w:p>
-      <w:pPr>
-        <w:pStyle w:val="Ttulo2"/>
-      </w:pPr>
-      <w:r>
-        <w:t>Operacional / Infraestrutura</w:t>
+        <w:t xml:space="preserve">O Temporal tem uma Web UI própria onde podes ver em tempo real todos os workflows em execução, o histórico completo de eventos, os erros e os </w:t>
+      </w:r>
+      <w:proofErr w:type="spellStart"/>
+      <w:r>
+        <w:rPr>
+          <w:color w:val="333333"/>
+          <w:sz w:val="22"/>
+          <w:szCs w:val="22"/>
+        </w:rPr>
+        <w:t>retries</w:t>
+      </w:r>
+      <w:proofErr w:type="spellEnd"/>
+      <w:r>
+        <w:rPr>
+          <w:color w:val="333333"/>
+          <w:sz w:val="22"/>
+          <w:szCs w:val="22"/>
+        </w:rPr>
+        <w:t xml:space="preserve">. Integra também com </w:t>
+      </w:r>
+      <w:proofErr w:type="spellStart"/>
+      <w:r>
+        <w:rPr>
+          <w:color w:val="333333"/>
+          <w:sz w:val="22"/>
+          <w:szCs w:val="22"/>
+        </w:rPr>
+        <w:t>Prometheus</w:t>
+      </w:r>
+      <w:proofErr w:type="spellEnd"/>
+      <w:r>
+        <w:rPr>
+          <w:color w:val="333333"/>
+          <w:sz w:val="22"/>
+          <w:szCs w:val="22"/>
+        </w:rPr>
+        <w:t xml:space="preserve"> e </w:t>
+      </w:r>
+      <w:proofErr w:type="spellStart"/>
+      <w:r>
+        <w:rPr>
+          <w:color w:val="333333"/>
+          <w:sz w:val="22"/>
+          <w:szCs w:val="22"/>
+        </w:rPr>
+        <w:t>Grafana</w:t>
+      </w:r>
+      <w:proofErr w:type="spellEnd"/>
+      <w:r>
+        <w:rPr>
+          <w:color w:val="333333"/>
+          <w:sz w:val="22"/>
+          <w:szCs w:val="22"/>
+        </w:rPr>
+        <w:t xml:space="preserve"> para métricas de sistema. Para rastreabilidade de negócio, o próprio Event History serve como log </w:t>
+      </w:r>
+      <w:proofErr w:type="spellStart"/>
+      <w:r>
+        <w:rPr>
+          <w:color w:val="333333"/>
+          <w:sz w:val="22"/>
+          <w:szCs w:val="22"/>
+        </w:rPr>
+        <w:t>auditável</w:t>
+      </w:r>
+      <w:proofErr w:type="spellEnd"/>
+      <w:r>
+        <w:rPr>
+          <w:color w:val="333333"/>
+          <w:sz w:val="22"/>
+          <w:szCs w:val="22"/>
+        </w:rPr>
+        <w:t>.</w:t>
       </w:r>
     </w:p>
     <w:p>
@@ -2271,17 +3128,39 @@
           <w:sz w:val="22"/>
           <w:szCs w:val="22"/>
         </w:rPr>
-        <w:t xml:space="preserve">Q1: </w:t>
-      </w:r>
-      <w:r>
-        <w:rPr>
-          <w:b/>
-          <w:bCs/>
-          <w:color w:val="222222"/>
-          <w:sz w:val="22"/>
-          <w:szCs w:val="22"/>
-        </w:rPr>
-        <w:t>Quanto custa em termos de infraestrutura?</w:t>
+        <w:t xml:space="preserve">Q3: </w:t>
+      </w:r>
+      <w:r>
+        <w:rPr>
+          <w:b/>
+          <w:bCs/>
+          <w:color w:val="222222"/>
+          <w:sz w:val="22"/>
+          <w:szCs w:val="22"/>
+        </w:rPr>
+        <w:t xml:space="preserve">Como se faz o </w:t>
+      </w:r>
+      <w:proofErr w:type="spellStart"/>
+      <w:r>
+        <w:rPr>
+          <w:b/>
+          <w:bCs/>
+          <w:color w:val="222222"/>
+          <w:sz w:val="22"/>
+          <w:szCs w:val="22"/>
+        </w:rPr>
+        <w:t>deploy</w:t>
+      </w:r>
+      <w:proofErr w:type="spellEnd"/>
+      <w:r>
+        <w:rPr>
+          <w:b/>
+          <w:bCs/>
+          <w:color w:val="222222"/>
+          <w:sz w:val="22"/>
+          <w:szCs w:val="22"/>
+        </w:rPr>
+        <w:t xml:space="preserve"> dos Workers?</w:t>
       </w:r>
     </w:p>
     <w:p>
@@ -2305,7 +3184,74 @@
           <w:sz w:val="22"/>
           <w:szCs w:val="22"/>
         </w:rPr>
-        <w:t>Em self-hosted, precisas de correr o Temporal Service (que internamente tem vários componentes) e uma base de dados compatível — PostgreSQL é a opção mais comum. Em produção é uma peça adicional a operar e monitorizar. Existe também o Temporal Cloud, que é a versão managed e elimina essa responsabilidade operacional, mas tem custos de utilização.</w:t>
+        <w:t xml:space="preserve">Os Workers são aplicações normais — por exemplo, uma aplicação Spring </w:t>
+      </w:r>
+      <w:proofErr w:type="spellStart"/>
+      <w:r>
+        <w:rPr>
+          <w:color w:val="333333"/>
+          <w:sz w:val="22"/>
+          <w:szCs w:val="22"/>
+        </w:rPr>
+        <w:t>Boot</w:t>
+      </w:r>
+      <w:proofErr w:type="spellEnd"/>
+      <w:r>
+        <w:rPr>
+          <w:color w:val="333333"/>
+          <w:sz w:val="22"/>
+          <w:szCs w:val="22"/>
+        </w:rPr>
+        <w:t xml:space="preserve">. No arranque, registam os Workflows e Activities que sabem executar e ligam-se a uma Task Queue. Podes correr múltiplos Workers em paralelo; o Temporal Service distribui as tarefas automaticamente. O </w:t>
+      </w:r>
+      <w:proofErr w:type="spellStart"/>
+      <w:r>
+        <w:rPr>
+          <w:color w:val="333333"/>
+          <w:sz w:val="22"/>
+          <w:szCs w:val="22"/>
+        </w:rPr>
+        <w:t>deploy</w:t>
+      </w:r>
+      <w:proofErr w:type="spellEnd"/>
+      <w:r>
+        <w:rPr>
+          <w:color w:val="333333"/>
+          <w:sz w:val="22"/>
+          <w:szCs w:val="22"/>
+        </w:rPr>
+        <w:t xml:space="preserve"> é independente do Temporal Service, o que facilita atualizações sem </w:t>
+      </w:r>
+      <w:proofErr w:type="spellStart"/>
+      <w:r>
+        <w:rPr>
+          <w:color w:val="333333"/>
+          <w:sz w:val="22"/>
+          <w:szCs w:val="22"/>
+        </w:rPr>
+        <w:t>downtime</w:t>
+      </w:r>
+      <w:proofErr w:type="spellEnd"/>
+      <w:r>
+        <w:rPr>
+          <w:color w:val="333333"/>
+          <w:sz w:val="22"/>
+          <w:szCs w:val="22"/>
+        </w:rPr>
+        <w:t>.</w:t>
+      </w:r>
+    </w:p>
+    <w:p>
+      <w:pPr>
+        <w:spacing w:before="80"/>
+      </w:pPr>
+    </w:p>
+    <w:p>
+      <w:pPr>
+        <w:pStyle w:val="Ttulo2"/>
+      </w:pPr>
+      <w:r>
+        <w:t>Contexto do Projeto</w:t>
       </w:r>
     </w:p>
     <w:p>
@@ -2320,17 +3266,17 @@
           <w:sz w:val="22"/>
           <w:szCs w:val="22"/>
         </w:rPr>
-        <w:t xml:space="preserve">Q2: </w:t>
-      </w:r>
-      <w:r>
-        <w:rPr>
-          <w:b/>
-          <w:bCs/>
-          <w:color w:val="222222"/>
-          <w:sz w:val="22"/>
-          <w:szCs w:val="22"/>
-        </w:rPr>
-        <w:t>É difícil de monitorizar?</w:t>
+        <w:t xml:space="preserve">Q1: </w:t>
+      </w:r>
+      <w:r>
+        <w:rPr>
+          <w:b/>
+          <w:bCs/>
+          <w:color w:val="222222"/>
+          <w:sz w:val="22"/>
+          <w:szCs w:val="22"/>
+        </w:rPr>
+        <w:t>Já têm algum caso de uso concreto onde vão aplicar isto?</w:t>
       </w:r>
     </w:p>
     <w:p>
@@ -2354,7 +3300,7 @@
           <w:sz w:val="22"/>
           <w:szCs w:val="22"/>
         </w:rPr>
-        <w:t>O Temporal tem uma Web UI própria onde podes ver em tempo real todos os workflows em execução, o histórico completo de eventos, os erros e os retries. Integra também com Prometheus e Grafana para métricas de sistema. Para rastreabilidade de negócio, o próprio Event History serve como log auditável.</w:t>
+        <w:t>Prepara uma resposta com um exemplo do vosso contexto — por exemplo, um fluxo de processamento de pedidos, integração com sistemas externos, ou qualquer processo que envolva múltiplos passos e tolerância a falhas.</w:t>
       </w:r>
     </w:p>
     <w:p>
@@ -2369,17 +3315,17 @@
           <w:sz w:val="22"/>
           <w:szCs w:val="22"/>
         </w:rPr>
-        <w:t xml:space="preserve">Q3: </w:t>
-      </w:r>
-      <w:r>
-        <w:rPr>
-          <w:b/>
-          <w:bCs/>
-          <w:color w:val="222222"/>
-          <w:sz w:val="22"/>
-          <w:szCs w:val="22"/>
-        </w:rPr>
-        <w:t>Como se faz o deploy dos Workers?</w:t>
+        <w:t xml:space="preserve">Q2: </w:t>
+      </w:r>
+      <w:r>
+        <w:rPr>
+          <w:b/>
+          <w:bCs/>
+          <w:color w:val="222222"/>
+          <w:sz w:val="22"/>
+          <w:szCs w:val="22"/>
+        </w:rPr>
+        <w:t>Quanto tempo levou a aprender e implementar?</w:t>
       </w:r>
     </w:p>
     <w:p>
@@ -2403,135 +3349,25 @@
           <w:sz w:val="22"/>
           <w:szCs w:val="22"/>
         </w:rPr>
-        <w:t xml:space="preserve">Os Workers são aplicações normais — por exemplo, uma aplicação Spring Boot. No arranque, registam os Workflows e Activities que sabem executar e ligam-se a uma Task Queue. Podes correr múltiplos Workers em paralelo; o Temporal Service </w:t>
-      </w:r>
-      <w:r>
-        <w:rPr>
-          <w:color w:val="333333"/>
-          <w:sz w:val="22"/>
-          <w:szCs w:val="22"/>
-        </w:rPr>
-        <w:lastRenderedPageBreak/>
-        <w:t>distribui as tarefas automaticamente. O deploy é independente do Temporal Service, o que facilita atualizações sem downtime.</w:t>
-      </w:r>
-    </w:p>
-    <w:p>
-      <w:pPr>
-        <w:spacing w:before="80"/>
-      </w:pPr>
-    </w:p>
-    <w:p>
-      <w:pPr>
-        <w:pStyle w:val="Ttulo2"/>
-      </w:pPr>
-      <w:r>
-        <w:t>Contexto do Projeto</w:t>
-      </w:r>
-    </w:p>
-    <w:p>
-      <w:pPr>
-        <w:spacing w:before="200" w:after="60"/>
-      </w:pPr>
-      <w:r>
-        <w:rPr>
-          <w:b/>
-          <w:bCs/>
-          <w:color w:val="C00000"/>
-          <w:sz w:val="22"/>
-          <w:szCs w:val="22"/>
-        </w:rPr>
-        <w:t xml:space="preserve">Q1: </w:t>
-      </w:r>
-      <w:r>
-        <w:rPr>
-          <w:b/>
-          <w:bCs/>
-          <w:color w:val="222222"/>
-          <w:sz w:val="22"/>
-          <w:szCs w:val="22"/>
-        </w:rPr>
-        <w:t>Já têm algum caso de uso concreto onde vão aplicar isto?</w:t>
-      </w:r>
-    </w:p>
-    <w:p>
-      <w:pPr>
-        <w:spacing w:before="60" w:after="160"/>
-        <w:ind w:left="360"/>
-      </w:pPr>
-      <w:r>
-        <w:rPr>
-          <w:b/>
-          <w:bCs/>
-          <w:color w:val="2E74B5"/>
-          <w:sz w:val="22"/>
-          <w:szCs w:val="22"/>
-        </w:rPr>
-        <w:t xml:space="preserve">Resposta:  </w:t>
-      </w:r>
-      <w:r>
-        <w:rPr>
-          <w:color w:val="333333"/>
-          <w:sz w:val="22"/>
-          <w:szCs w:val="22"/>
-        </w:rPr>
-        <w:t>P</w:t>
-      </w:r>
-      <w:r>
-        <w:rPr>
-          <w:color w:val="333333"/>
-          <w:sz w:val="22"/>
-          <w:szCs w:val="22"/>
-        </w:rPr>
-        <w:t>or exemplo, um fluxo de processamento de pedidos, integração com sistemas externos, ou qualquer processo que envolva múltiplos passos e tolerância a falhas.</w:t>
-      </w:r>
-    </w:p>
-    <w:p>
-      <w:pPr>
-        <w:spacing w:before="200" w:after="60"/>
-      </w:pPr>
-      <w:r>
-        <w:rPr>
-          <w:b/>
-          <w:bCs/>
-          <w:color w:val="C00000"/>
-          <w:sz w:val="22"/>
-          <w:szCs w:val="22"/>
-        </w:rPr>
-        <w:t xml:space="preserve">Q2: </w:t>
-      </w:r>
-      <w:r>
-        <w:rPr>
-          <w:b/>
-          <w:bCs/>
-          <w:color w:val="222222"/>
-          <w:sz w:val="22"/>
-          <w:szCs w:val="22"/>
-        </w:rPr>
-        <w:t>Quanto tempo levou a aprender e implementar?</w:t>
-      </w:r>
-    </w:p>
-    <w:p>
-      <w:pPr>
-        <w:spacing w:before="60" w:after="160"/>
-        <w:ind w:left="360"/>
-      </w:pPr>
-      <w:r>
-        <w:rPr>
-          <w:b/>
-          <w:bCs/>
-          <w:color w:val="2E74B5"/>
-          <w:sz w:val="22"/>
-          <w:szCs w:val="22"/>
-        </w:rPr>
-        <w:t xml:space="preserve">Resposta:  </w:t>
-      </w:r>
-      <w:r>
-        <w:rPr>
-          <w:color w:val="333333"/>
-          <w:sz w:val="22"/>
-          <w:szCs w:val="22"/>
-        </w:rPr>
-        <w:t>A curva de aprendizado é real, especialmente no início para interiorizar o modelo de execução determinística e perceber o que pode e não pode estar dentro de um Workflow. Mas os conceitos core (Workflow, Activity, Worker) são apreendidos rapidamente. A documentação oficial e a Academia Temporal (learn.temporal.io) têm tutoriais práticos que ajudam muito.</w:t>
+        <w:t xml:space="preserve">A curva de aprendizado é real, especialmente no início para interiorizar o modelo de execução determinística e perceber o que pode e não pode estar dentro de um Workflow. Mas </w:t>
+      </w:r>
+      <w:proofErr w:type="gramStart"/>
+      <w:r>
+        <w:rPr>
+          <w:color w:val="333333"/>
+          <w:sz w:val="22"/>
+          <w:szCs w:val="22"/>
+        </w:rPr>
+        <w:t>os conceitos core</w:t>
+      </w:r>
+      <w:proofErr w:type="gramEnd"/>
+      <w:r>
+        <w:rPr>
+          <w:color w:val="333333"/>
+          <w:sz w:val="22"/>
+          <w:szCs w:val="22"/>
+        </w:rPr>
+        <w:t xml:space="preserve"> (Workflow, Activity, Worker) são apreendidos rapidamente. A documentação oficial e a Academia Temporal (learn.temporal.io) têm tutoriais práticos que ajudam muito.</w:t>
       </w:r>
     </w:p>
     <w:p>

--- a/Guiao_Apresentacao_TemporalIO.docx
+++ b/Guiao_Apresentacao_TemporalIO.docx
@@ -48,29 +48,7 @@
           <w:sz w:val="22"/>
           <w:szCs w:val="22"/>
         </w:rPr>
-        <w:t xml:space="preserve">Apresentação </w:t>
-      </w:r>
-      <w:proofErr w:type="gramStart"/>
-      <w:r>
-        <w:rPr>
-          <w:i/>
-          <w:iCs/>
-          <w:color w:val="888888"/>
-          <w:sz w:val="22"/>
-          <w:szCs w:val="22"/>
-        </w:rPr>
-        <w:t>técnica  •</w:t>
-      </w:r>
-      <w:proofErr w:type="gramEnd"/>
-      <w:r>
-        <w:rPr>
-          <w:i/>
-          <w:iCs/>
-          <w:color w:val="888888"/>
-          <w:sz w:val="22"/>
-          <w:szCs w:val="22"/>
-        </w:rPr>
-        <w:t xml:space="preserve">  2026</w:t>
+        <w:t>Apresentação técnica  •  2026</w:t>
       </w:r>
     </w:p>
     <w:p>
@@ -78,7 +56,7 @@
         <w:pStyle w:val="Ttulo1"/>
       </w:pPr>
       <w:r>
-        <w:t>Slide 1  /  Título — Temporal IO</w:t>
+        <w:t>Capa  /  Título — Temporal IO</w:t>
       </w:r>
     </w:p>
     <w:p>
@@ -169,15 +147,7 @@
       </w:pPr>
       <w:r>
         <w:lastRenderedPageBreak/>
-        <w:t xml:space="preserve">Slide </w:t>
-      </w:r>
-      <w:proofErr w:type="gramStart"/>
-      <w:r>
-        <w:t>2  /</w:t>
-      </w:r>
-      <w:proofErr w:type="gramEnd"/>
-      <w:r>
-        <w:t xml:space="preserve">  Índice</w:t>
+        <w:t>Índice</w:t>
       </w:r>
     </w:p>
     <w:p>
@@ -235,25 +205,7 @@
           <w:sz w:val="22"/>
           <w:szCs w:val="22"/>
         </w:rPr>
-        <w:t xml:space="preserve">Começamos pelo problema concreto nos </w:t>
-      </w:r>
-      <w:proofErr w:type="spellStart"/>
-      <w:r>
-        <w:rPr>
-          <w:color w:val="222222"/>
-          <w:sz w:val="22"/>
-          <w:szCs w:val="22"/>
-        </w:rPr>
-        <w:t>microsserviços</w:t>
-      </w:r>
-      <w:proofErr w:type="spellEnd"/>
-      <w:r>
-        <w:rPr>
-          <w:color w:val="222222"/>
-          <w:sz w:val="22"/>
-          <w:szCs w:val="22"/>
-        </w:rPr>
-        <w:t xml:space="preserve"> — o que é que corre mal sem o Temporal.</w:t>
+        <w:t>Começamos pelo problema concreto nos microsserviços — o que é que corre mal sem o Temporal.</w:t>
       </w:r>
     </w:p>
     <w:p>
@@ -322,23 +274,7 @@
       </w:pPr>
       <w:r>
         <w:lastRenderedPageBreak/>
-        <w:t xml:space="preserve">Slide </w:t>
-      </w:r>
-      <w:proofErr w:type="gramStart"/>
-      <w:r>
-        <w:t>3  /</w:t>
-      </w:r>
-      <w:proofErr w:type="gramEnd"/>
-      <w:r>
-        <w:t xml:space="preserve">  Problema Real nos </w:t>
-      </w:r>
-      <w:proofErr w:type="spellStart"/>
-      <w:r>
-        <w:t>Microsserviços</w:t>
-      </w:r>
-      <w:proofErr w:type="spellEnd"/>
-      <w:r>
-        <w:t xml:space="preserve"> (sem Temporal)</w:t>
+        <w:t>Slide 01  /  Problema Real nos Microsserviços (sem Temporal)</w:t>
       </w:r>
     </w:p>
     <w:p>
@@ -483,15 +419,7 @@
       </w:pPr>
       <w:r>
         <w:lastRenderedPageBreak/>
-        <w:t xml:space="preserve">Slide </w:t>
-      </w:r>
-      <w:proofErr w:type="gramStart"/>
-      <w:r>
-        <w:t>4  /</w:t>
-      </w:r>
-      <w:proofErr w:type="gramEnd"/>
-      <w:r>
-        <w:t xml:space="preserve">  Caso de Uso com Temporal (Saga de Pagamento)</w:t>
+        <w:t>Slide 01  /  Problema Real nos Microsserviços (com Temporal)</w:t>
       </w:r>
     </w:p>
     <w:p>
@@ -567,25 +495,7 @@
           <w:sz w:val="22"/>
           <w:szCs w:val="22"/>
         </w:rPr>
-        <w:t xml:space="preserve">Se algo falhar, o Temporal </w:t>
-      </w:r>
-      <w:proofErr w:type="spellStart"/>
-      <w:r>
-        <w:rPr>
-          <w:color w:val="222222"/>
-          <w:sz w:val="22"/>
-          <w:szCs w:val="22"/>
-        </w:rPr>
-        <w:t>retenta</w:t>
-      </w:r>
-      <w:proofErr w:type="spellEnd"/>
-      <w:r>
-        <w:rPr>
-          <w:color w:val="222222"/>
-          <w:sz w:val="22"/>
-          <w:szCs w:val="22"/>
-        </w:rPr>
-        <w:t xml:space="preserve"> automaticamente as falhas transitórias, como problemas de rede ou serviços indisponíveis momentaneamente.</w:t>
+        <w:t>Se algo falhar, o Temporal retenta automaticamente as falhas transitórias, como problemas de rede ou serviços indisponíveis momentaneamente.</w:t>
       </w:r>
     </w:p>
     <w:p>
@@ -636,15 +546,7 @@
       </w:pPr>
       <w:r>
         <w:lastRenderedPageBreak/>
-        <w:t xml:space="preserve">Slide </w:t>
-      </w:r>
-      <w:proofErr w:type="gramStart"/>
-      <w:r>
-        <w:t>5  /</w:t>
-      </w:r>
-      <w:proofErr w:type="gramEnd"/>
-      <w:r>
-        <w:t xml:space="preserve">  O que é o Temporal IO?</w:t>
+        <w:t>Slide 02  /  O que é o Temporal IO?</w:t>
       </w:r>
     </w:p>
     <w:p>
@@ -738,25 +640,7 @@
           <w:sz w:val="22"/>
           <w:szCs w:val="22"/>
         </w:rPr>
-        <w:t xml:space="preserve">Em resumo: como construir processos resilientes sem escrever manualmente lógica de retry, </w:t>
-      </w:r>
-      <w:proofErr w:type="spellStart"/>
-      <w:r>
-        <w:rPr>
-          <w:color w:val="222222"/>
-          <w:sz w:val="22"/>
-          <w:szCs w:val="22"/>
-        </w:rPr>
-        <w:t>recovery</w:t>
-      </w:r>
-      <w:proofErr w:type="spellEnd"/>
-      <w:r>
-        <w:rPr>
-          <w:color w:val="222222"/>
-          <w:sz w:val="22"/>
-          <w:szCs w:val="22"/>
-        </w:rPr>
-        <w:t xml:space="preserve"> e gestão de estado.</w:t>
+        <w:t>Em resumo: como construir processos resilientes sem escrever manualmente lógica de retry, recovery e gestão de estado.</w:t>
       </w:r>
     </w:p>
     <w:p>
@@ -771,15 +655,7 @@
       </w:pPr>
       <w:r>
         <w:lastRenderedPageBreak/>
-        <w:t xml:space="preserve">Slide </w:t>
-      </w:r>
-      <w:proofErr w:type="gramStart"/>
-      <w:r>
-        <w:t>6  /</w:t>
-      </w:r>
-      <w:proofErr w:type="gramEnd"/>
-      <w:r>
-        <w:t xml:space="preserve">  Porquê Usar o Temporal IO?</w:t>
+        <w:t>Slide 03  /  Porquê Usar o Temporal IO?</w:t>
       </w:r>
     </w:p>
     <w:p>
@@ -855,25 +731,7 @@
           <w:sz w:val="22"/>
           <w:szCs w:val="22"/>
         </w:rPr>
-        <w:t xml:space="preserve">Com Temporal, o estado é reconstruído automaticamente a partir do histórico de eventos. O workflow retoma de onde parou — segundos, dias ou até meses depois. O retry é automático, sem código extra. E temos um histórico completo e </w:t>
-      </w:r>
-      <w:proofErr w:type="spellStart"/>
-      <w:r>
-        <w:rPr>
-          <w:color w:val="222222"/>
-          <w:sz w:val="22"/>
-          <w:szCs w:val="22"/>
-        </w:rPr>
-        <w:t>auditável</w:t>
-      </w:r>
-      <w:proofErr w:type="spellEnd"/>
-      <w:r>
-        <w:rPr>
-          <w:color w:val="222222"/>
-          <w:sz w:val="22"/>
-          <w:szCs w:val="22"/>
-        </w:rPr>
-        <w:t xml:space="preserve"> de tudo o que aconteceu.</w:t>
+        <w:t>Com Temporal, o estado é reconstruído automaticamente a partir do histórico de eventos. O workflow retoma de onde parou — segundos, dias ou até meses depois. O retry é automático, sem código extra. E temos um histórico completo e auditável de tudo o que aconteceu.</w:t>
       </w:r>
     </w:p>
     <w:p>
@@ -906,15 +764,7 @@
       </w:pPr>
       <w:r>
         <w:lastRenderedPageBreak/>
-        <w:t xml:space="preserve">Slide </w:t>
-      </w:r>
-      <w:proofErr w:type="gramStart"/>
-      <w:r>
-        <w:t>7  /</w:t>
-      </w:r>
-      <w:proofErr w:type="gramEnd"/>
-      <w:r>
-        <w:t xml:space="preserve">  Vantagens e Desvantagens</w:t>
+        <w:t>Slide 04  /  Vantagens e Desvantagens</w:t>
       </w:r>
     </w:p>
     <w:p>
@@ -972,61 +822,7 @@
           <w:sz w:val="22"/>
           <w:szCs w:val="22"/>
         </w:rPr>
-        <w:t xml:space="preserve">Vantagens: tentativas automáticas sem perda de estado; estado reconstruído a partir do histórico de eventos; excelente para processos longos e assíncronos; integração nativa com Java, </w:t>
-      </w:r>
-      <w:proofErr w:type="spellStart"/>
-      <w:r>
-        <w:rPr>
-          <w:color w:val="222222"/>
-          <w:sz w:val="22"/>
-          <w:szCs w:val="22"/>
-        </w:rPr>
-        <w:t>Go</w:t>
-      </w:r>
-      <w:proofErr w:type="spellEnd"/>
-      <w:r>
-        <w:rPr>
-          <w:color w:val="222222"/>
-          <w:sz w:val="22"/>
-          <w:szCs w:val="22"/>
-        </w:rPr>
-        <w:t xml:space="preserve">, </w:t>
-      </w:r>
-      <w:proofErr w:type="spellStart"/>
-      <w:r>
-        <w:rPr>
-          <w:color w:val="222222"/>
-          <w:sz w:val="22"/>
-          <w:szCs w:val="22"/>
-        </w:rPr>
-        <w:t>TypeScript</w:t>
-      </w:r>
-      <w:proofErr w:type="spellEnd"/>
-      <w:r>
-        <w:rPr>
-          <w:color w:val="222222"/>
-          <w:sz w:val="22"/>
-          <w:szCs w:val="22"/>
-        </w:rPr>
-        <w:t xml:space="preserve"> e </w:t>
-      </w:r>
-      <w:proofErr w:type="spellStart"/>
-      <w:r>
-        <w:rPr>
-          <w:color w:val="222222"/>
-          <w:sz w:val="22"/>
-          <w:szCs w:val="22"/>
-        </w:rPr>
-        <w:t>Python</w:t>
-      </w:r>
-      <w:proofErr w:type="spellEnd"/>
-      <w:r>
-        <w:rPr>
-          <w:color w:val="222222"/>
-          <w:sz w:val="22"/>
-          <w:szCs w:val="22"/>
-        </w:rPr>
-        <w:t>.</w:t>
+        <w:t>Vantagens: tentativas automáticas sem perda de estado; estado reconstruído a partir do histórico de eventos; excelente para processos longos e assíncronos; integração nativa com Java, Go, TypeScript e Python.</w:t>
       </w:r>
     </w:p>
     <w:p>
@@ -1077,15 +873,7 @@
       </w:pPr>
       <w:r>
         <w:lastRenderedPageBreak/>
-        <w:t xml:space="preserve">Slide </w:t>
-      </w:r>
-      <w:proofErr w:type="gramStart"/>
-      <w:r>
-        <w:t>8  /</w:t>
-      </w:r>
-      <w:proofErr w:type="gramEnd"/>
-      <w:r>
-        <w:t xml:space="preserve">  Principais Conceitos</w:t>
+        <w:t>Slide 05  /  Principais Conceitos</w:t>
       </w:r>
     </w:p>
     <w:p>
@@ -1161,25 +949,7 @@
           <w:sz w:val="22"/>
           <w:szCs w:val="22"/>
         </w:rPr>
-        <w:t xml:space="preserve">Activity — é uma unidade de trabalho externo: chamadas HTTP, acesso a base de dados, envio de emails. Ao contrário dos Workflows, o código de uma Activity não precisa de ser determinístico, mas deve ser </w:t>
-      </w:r>
-      <w:proofErr w:type="spellStart"/>
-      <w:r>
-        <w:rPr>
-          <w:color w:val="222222"/>
-          <w:sz w:val="22"/>
-          <w:szCs w:val="22"/>
-        </w:rPr>
-        <w:t>idempotente</w:t>
-      </w:r>
-      <w:proofErr w:type="spellEnd"/>
-      <w:r>
-        <w:rPr>
-          <w:color w:val="222222"/>
-          <w:sz w:val="22"/>
-          <w:szCs w:val="22"/>
-        </w:rPr>
-        <w:t xml:space="preserve"> sempre que possível.</w:t>
+        <w:t>Activity — é uma unidade de trabalho externo: chamadas HTTP, acesso a base de dados, envio de emails. Ao contrário dos Workflows, o código de uma Activity não precisa de ser determinístico, mas deve ser idempotente sempre que possível.</w:t>
       </w:r>
     </w:p>
     <w:p>
@@ -1233,25 +1003,7 @@
           <w:sz w:val="22"/>
           <w:szCs w:val="22"/>
         </w:rPr>
-        <w:t xml:space="preserve">Retry </w:t>
-      </w:r>
-      <w:proofErr w:type="spellStart"/>
-      <w:r>
-        <w:rPr>
-          <w:color w:val="222222"/>
-          <w:sz w:val="22"/>
-          <w:szCs w:val="22"/>
-        </w:rPr>
-        <w:t>Policy</w:t>
-      </w:r>
-      <w:proofErr w:type="spellEnd"/>
-      <w:r>
-        <w:rPr>
-          <w:color w:val="222222"/>
-          <w:sz w:val="22"/>
-          <w:szCs w:val="22"/>
-        </w:rPr>
-        <w:t xml:space="preserve"> — define como e quando o Temporal deve tentar novamente após uma falha: número máximo de tentativas, intervalo entre tentativas, e quais os erros que não devem ser reexecutados.</w:t>
+        <w:t>Retry Policy — define como e quando o Temporal deve tentar novamente após uma falha: número máximo de tentativas, intervalo entre tentativas, e quais os erros que não devem ser reexecutados.</w:t>
       </w:r>
     </w:p>
     <w:p>
@@ -1299,87 +1051,146 @@
         </w:numPr>
         <w:spacing w:before="60" w:after="60"/>
       </w:pPr>
-      <w:proofErr w:type="spellStart"/>
-      <w:r>
-        <w:rPr>
-          <w:color w:val="222222"/>
-          <w:sz w:val="22"/>
-          <w:szCs w:val="22"/>
-        </w:rPr>
-        <w:t>Signal</w:t>
-      </w:r>
-      <w:proofErr w:type="spellEnd"/>
-      <w:r>
-        <w:rPr>
-          <w:color w:val="222222"/>
-          <w:sz w:val="22"/>
-          <w:szCs w:val="22"/>
-        </w:rPr>
-        <w:t xml:space="preserve"> — mecanismo assíncrono para enviar informação a um workflow em execução sem o interromper. Casos típicos: cancelar uma encomenda, aprovar um processo, notificar que um pagamento foi recebido.</w:t>
-      </w:r>
-    </w:p>
-    <w:p>
-      <w:pPr>
-        <w:pStyle w:val="PargrafodaLista"/>
-        <w:numPr>
-          <w:ilvl w:val="0"/>
-          <w:numId w:val="2"/>
-        </w:numPr>
-        <w:spacing w:before="60" w:after="60"/>
-      </w:pPr>
-      <w:proofErr w:type="spellStart"/>
-      <w:r>
-        <w:rPr>
-          <w:color w:val="222222"/>
-          <w:sz w:val="22"/>
-          <w:szCs w:val="22"/>
-        </w:rPr>
-        <w:t>Query</w:t>
-      </w:r>
-      <w:proofErr w:type="spellEnd"/>
-      <w:r>
-        <w:rPr>
-          <w:color w:val="222222"/>
-          <w:sz w:val="22"/>
-          <w:szCs w:val="22"/>
-        </w:rPr>
-        <w:t xml:space="preserve"> — mecanismo síncrono para ler o estado atual de um workflow sem o modificar. Nunca provoca </w:t>
-      </w:r>
-      <w:proofErr w:type="spellStart"/>
-      <w:r>
-        <w:rPr>
-          <w:color w:val="222222"/>
-          <w:sz w:val="22"/>
-          <w:szCs w:val="22"/>
-        </w:rPr>
-        <w:t>side</w:t>
-      </w:r>
-      <w:proofErr w:type="spellEnd"/>
-      <w:r>
-        <w:rPr>
-          <w:color w:val="222222"/>
-          <w:sz w:val="22"/>
-          <w:szCs w:val="22"/>
-        </w:rPr>
-        <w:t xml:space="preserve"> </w:t>
-      </w:r>
-      <w:proofErr w:type="spellStart"/>
-      <w:r>
-        <w:rPr>
-          <w:color w:val="222222"/>
-          <w:sz w:val="22"/>
-          <w:szCs w:val="22"/>
-        </w:rPr>
-        <w:t>effects</w:t>
-      </w:r>
-      <w:proofErr w:type="spellEnd"/>
-      <w:r>
-        <w:rPr>
-          <w:color w:val="222222"/>
-          <w:sz w:val="22"/>
-          <w:szCs w:val="22"/>
-        </w:rPr>
-        <w:t>. Casos típicos: verificar o estado de uma encomenda, consultar o progresso de um processo.</w:t>
+      <w:r>
+        <w:rPr>
+          <w:color w:val="222222"/>
+          <w:sz w:val="22"/>
+          <w:szCs w:val="22"/>
+        </w:rPr>
+        <w:t>Signal — mecanismo assíncrono para enviar informação a um workflow em execução sem o interromper. Casos típicos: cancelar uma encomenda, aprovar um processo, notificar que um pagamento foi recebido.</w:t>
+      </w:r>
+    </w:p>
+    <w:p>
+      <w:pPr>
+        <w:pStyle w:val="PargrafodaLista"/>
+        <w:numPr>
+          <w:ilvl w:val="0"/>
+          <w:numId w:val="2"/>
+        </w:numPr>
+        <w:spacing w:before="60" w:after="60"/>
+      </w:pPr>
+      <w:r>
+        <w:rPr>
+          <w:color w:val="222222"/>
+          <w:sz w:val="22"/>
+          <w:szCs w:val="22"/>
+        </w:rPr>
+        <w:t>Query — mecanismo síncrono para ler o estado atual de um workflow sem o modificar. Nunca provoca side effects. Casos típicos: verificar o estado de uma encomenda, consultar o progresso de um processo.</w:t>
+      </w:r>
+    </w:p>
+    <w:p>
+      <w:pPr>
+        <w:spacing w:before="120" w:after="60"/>
+      </w:pPr>
+      <w:r>
+        <w:rPr>
+          <w:b/>
+          <w:bCs/>
+          <w:color w:val="2E74B5"/>
+          <w:sz w:val="22"/>
+          <w:szCs w:val="22"/>
+        </w:rPr>
+        <w:t xml:space="preserve">Nota — Temporal como orquestrador:  </w:t>
+      </w:r>
+    </w:p>
+    <w:p>
+      <w:pPr>
+        <w:spacing w:before="60" w:after="60"/>
+        <w:ind w:left="360"/>
+      </w:pPr>
+      <w:r>
+        <w:rPr>
+          <w:color w:val="333333"/>
+          <w:sz w:val="22"/>
+          <w:szCs w:val="22"/>
+        </w:rPr>
+        <w:t>O Temporal segue o padrão de orquestração: existe um componente central que coordena o fluxo. Mas vale distinguir três níveis com responsabilidades bem separadas.</w:t>
+      </w:r>
+    </w:p>
+    <w:p>
+      <w:pPr>
+        <w:spacing w:before="40" w:after="40"/>
+        <w:ind w:left="720"/>
+      </w:pPr>
+      <w:r>
+        <w:rPr>
+          <w:b/>
+          <w:bCs/>
+          <w:color w:val="222222"/>
+          <w:sz w:val="22"/>
+          <w:szCs w:val="22"/>
+        </w:rPr>
+        <w:t xml:space="preserve">Temporal Service </w:t>
+      </w:r>
+      <w:r>
+        <w:rPr>
+          <w:color w:val="333333"/>
+          <w:sz w:val="22"/>
+          <w:szCs w:val="22"/>
+        </w:rPr>
+        <w:t>— pura infraestrutura, sem lógica de negócio. Sabe quando e se executar.</w:t>
+      </w:r>
+    </w:p>
+    <w:p>
+      <w:pPr>
+        <w:spacing w:before="40" w:after="40"/>
+        <w:ind w:left="720"/>
+      </w:pPr>
+      <w:r>
+        <w:rPr>
+          <w:b/>
+          <w:bCs/>
+          <w:color w:val="222222"/>
+          <w:sz w:val="22"/>
+          <w:szCs w:val="22"/>
+        </w:rPr>
+        <w:t xml:space="preserve">Workflow </w:t>
+      </w:r>
+      <w:r>
+        <w:rPr>
+          <w:color w:val="333333"/>
+          <w:sz w:val="22"/>
+          <w:szCs w:val="22"/>
+        </w:rPr>
+        <w:t>— lógica de orquestração (sequência e fluxo), sem operações externas. Sabe o quê e em que ordem.</w:t>
+      </w:r>
+    </w:p>
+    <w:p>
+      <w:pPr>
+        <w:spacing w:before="40" w:after="60"/>
+        <w:ind w:left="720"/>
+      </w:pPr>
+      <w:r>
+        <w:rPr>
+          <w:b/>
+          <w:bCs/>
+          <w:color w:val="222222"/>
+          <w:sz w:val="22"/>
+          <w:szCs w:val="22"/>
+        </w:rPr>
+        <w:t xml:space="preserve">Activities </w:t>
+      </w:r>
+      <w:r>
+        <w:rPr>
+          <w:color w:val="333333"/>
+          <w:sz w:val="22"/>
+          <w:szCs w:val="22"/>
+        </w:rPr>
+        <w:t>— trabalho real (chamadas a serviços externos, base de dados, mensagens). Sabem como.</w:t>
+      </w:r>
+    </w:p>
+    <w:p>
+      <w:pPr>
+        <w:spacing w:before="40" w:after="60"/>
+        <w:ind w:left="360"/>
+      </w:pPr>
+      <w:r>
+        <w:rPr>
+          <w:color w:val="333333"/>
+          <w:sz w:val="22"/>
+          <w:szCs w:val="22"/>
+        </w:rPr>
+        <w:t>Os microserviços não precisam de saber que o Temporal existe — são as Activities que os chamam. O Temporal não fica entre os microserviços, mas acima deles como coordenador.</w:t>
       </w:r>
     </w:p>
     <w:p>
@@ -1394,15 +1205,7 @@
       </w:pPr>
       <w:r>
         <w:lastRenderedPageBreak/>
-        <w:t xml:space="preserve">Slide </w:t>
-      </w:r>
-      <w:proofErr w:type="gramStart"/>
-      <w:r>
-        <w:t>9  /</w:t>
-      </w:r>
-      <w:proofErr w:type="gramEnd"/>
-      <w:r>
-        <w:t xml:space="preserve">  Arquitetura Geral</w:t>
+        <w:t>Slide 06  /  Arquitetura Geral</w:t>
       </w:r>
     </w:p>
     <w:p>
@@ -1460,43 +1263,7 @@
           <w:sz w:val="22"/>
           <w:szCs w:val="22"/>
         </w:rPr>
-        <w:t xml:space="preserve">Client — a aplicação que interage com o Temporal via SDK. Inicia workflows, envia </w:t>
-      </w:r>
-      <w:proofErr w:type="spellStart"/>
-      <w:r>
-        <w:rPr>
-          <w:color w:val="222222"/>
-          <w:sz w:val="22"/>
-          <w:szCs w:val="22"/>
-        </w:rPr>
-        <w:t>signals</w:t>
-      </w:r>
-      <w:proofErr w:type="spellEnd"/>
-      <w:r>
-        <w:rPr>
-          <w:color w:val="222222"/>
-          <w:sz w:val="22"/>
-          <w:szCs w:val="22"/>
-        </w:rPr>
-        <w:t xml:space="preserve"> e executa </w:t>
-      </w:r>
-      <w:proofErr w:type="spellStart"/>
-      <w:r>
-        <w:rPr>
-          <w:color w:val="222222"/>
-          <w:sz w:val="22"/>
-          <w:szCs w:val="22"/>
-        </w:rPr>
-        <w:t>queries</w:t>
-      </w:r>
-      <w:proofErr w:type="spellEnd"/>
-      <w:r>
-        <w:rPr>
-          <w:color w:val="222222"/>
-          <w:sz w:val="22"/>
-          <w:szCs w:val="22"/>
-        </w:rPr>
-        <w:t>. Por exemplo: uma API REST que dispara o processamento de um pedido.</w:t>
+        <w:t>Client — a aplicação que interage com o Temporal via SDK. Inicia workflows, envia signals e executa queries. Por exemplo: uma API REST que dispara o processamento de um pedido.</w:t>
       </w:r>
     </w:p>
     <w:p>
@@ -1550,79 +1317,25 @@
           <w:sz w:val="22"/>
           <w:szCs w:val="22"/>
         </w:rPr>
-        <w:t xml:space="preserve">Workers — executam o código dos workflows e activities. Podem ser escalados horizontalmente e separados por domínio: </w:t>
-      </w:r>
-      <w:proofErr w:type="spellStart"/>
-      <w:r>
-        <w:rPr>
-          <w:color w:val="222222"/>
-          <w:sz w:val="22"/>
-          <w:szCs w:val="22"/>
-        </w:rPr>
-        <w:t>orders</w:t>
-      </w:r>
-      <w:proofErr w:type="spellEnd"/>
-      <w:r>
-        <w:rPr>
-          <w:color w:val="222222"/>
-          <w:sz w:val="22"/>
-          <w:szCs w:val="22"/>
-        </w:rPr>
-        <w:t xml:space="preserve">, </w:t>
-      </w:r>
-      <w:proofErr w:type="spellStart"/>
-      <w:r>
-        <w:rPr>
-          <w:color w:val="222222"/>
-          <w:sz w:val="22"/>
-          <w:szCs w:val="22"/>
-        </w:rPr>
-        <w:t>payments</w:t>
-      </w:r>
-      <w:proofErr w:type="spellEnd"/>
-      <w:r>
-        <w:rPr>
-          <w:color w:val="222222"/>
-          <w:sz w:val="22"/>
-          <w:szCs w:val="22"/>
-        </w:rPr>
-        <w:t xml:space="preserve">, </w:t>
-      </w:r>
-      <w:proofErr w:type="spellStart"/>
-      <w:r>
-        <w:rPr>
-          <w:color w:val="222222"/>
-          <w:sz w:val="22"/>
-          <w:szCs w:val="22"/>
-        </w:rPr>
-        <w:t>notifications</w:t>
-      </w:r>
-      <w:proofErr w:type="spellEnd"/>
-      <w:r>
-        <w:rPr>
-          <w:color w:val="222222"/>
-          <w:sz w:val="22"/>
-          <w:szCs w:val="22"/>
-        </w:rPr>
-        <w:t>.</w:t>
-      </w:r>
-    </w:p>
-    <w:p>
-      <w:pPr>
-        <w:pStyle w:val="PargrafodaLista"/>
-        <w:numPr>
-          <w:ilvl w:val="0"/>
-          <w:numId w:val="2"/>
-        </w:numPr>
-        <w:spacing w:before="60" w:after="60"/>
-      </w:pPr>
-      <w:r>
-        <w:rPr>
-          <w:color w:val="222222"/>
-          <w:sz w:val="22"/>
-          <w:szCs w:val="22"/>
-        </w:rPr>
-        <w:t>Database — armazena o histórico de eventos de cada workflow. Garante durabilidade e recuperação após falhas. Normalmente PostgreSQL, MySQL ou Cassandra.</w:t>
+        <w:t>Workers — executam o código dos workflows e activities. Podem ser escalados horizontalmente e separados por domínio: orders, payments, notifications.</w:t>
+      </w:r>
+    </w:p>
+    <w:p>
+      <w:pPr>
+        <w:pStyle w:val="PargrafodaLista"/>
+        <w:numPr>
+          <w:ilvl w:val="0"/>
+          <w:numId w:val="2"/>
+        </w:numPr>
+        <w:spacing w:before="60" w:after="60"/>
+      </w:pPr>
+      <w:r>
+        <w:rPr>
+          <w:color w:val="222222"/>
+          <w:sz w:val="22"/>
+          <w:szCs w:val="22"/>
+        </w:rPr>
+        <w:t>Database — armazena o histórico de eventos de cada workflow. Garante durabilidade e recuperação após falhas. Normalmente PostgreSQL, MySQL ou Cassandra. Em PostgreSQL, o Temporal cria automaticamente duas bases de dados: temporal (motor interno — workflows, event history, tasks) e temporal_visibility (metadados visíveis na UI — status, IDs, timestamps). As tabelas mais relevantes são history_node e history_tree (event log imutável de cada execução), executions e current_executions (estado actual dos workflows), tasks e task_queues (tarefas pendentes para os workers), e executions_visibility (dados consultados pela Web UI). Toda esta persistência é gerida automaticamente pelo Temporal — a aplicação não escreve directamente nestas tabelas.</w:t>
       </w:r>
     </w:p>
     <w:p>
@@ -1655,15 +1368,7 @@
       </w:pPr>
       <w:r>
         <w:lastRenderedPageBreak/>
-        <w:t xml:space="preserve">Slide </w:t>
-      </w:r>
-      <w:proofErr w:type="gramStart"/>
-      <w:r>
-        <w:t>10  /</w:t>
-      </w:r>
-      <w:proofErr w:type="gramEnd"/>
-      <w:r>
-        <w:t xml:space="preserve">  Fluxo de Execução</w:t>
+        <w:t>Slide 07  /  Fluxo de Execução</w:t>
       </w:r>
     </w:p>
     <w:p>
@@ -1844,15 +1549,7 @@
       </w:pPr>
       <w:r>
         <w:lastRenderedPageBreak/>
-        <w:t xml:space="preserve">Slide </w:t>
-      </w:r>
-      <w:proofErr w:type="gramStart"/>
-      <w:r>
-        <w:t>11  /</w:t>
-      </w:r>
-      <w:proofErr w:type="gramEnd"/>
-      <w:r>
-        <w:t xml:space="preserve">  Conclusão</w:t>
+        <w:t>Slide 08  /  Conclusão</w:t>
       </w:r>
     </w:p>
     <w:p>
@@ -1979,15 +1676,7 @@
       </w:pPr>
       <w:r>
         <w:lastRenderedPageBreak/>
-        <w:t xml:space="preserve">Slide </w:t>
-      </w:r>
-      <w:proofErr w:type="gramStart"/>
-      <w:r>
-        <w:t>12  /</w:t>
-      </w:r>
-      <w:proofErr w:type="gramEnd"/>
-      <w:r>
-        <w:t xml:space="preserve">  Obrigado / Questões</w:t>
+        <w:t>Obrigado  /  Questões</w:t>
       </w:r>
     </w:p>
     <w:p>
@@ -2063,25 +1752,7 @@
           <w:sz w:val="22"/>
           <w:szCs w:val="22"/>
         </w:rPr>
-        <w:t xml:space="preserve">As referências estão no slide — a documentação oficial em temporal.io é excelente e tem uma secção de </w:t>
-      </w:r>
-      <w:proofErr w:type="spellStart"/>
-      <w:r>
-        <w:rPr>
-          <w:color w:val="222222"/>
-          <w:sz w:val="22"/>
-          <w:szCs w:val="22"/>
-        </w:rPr>
-        <w:t>Encyclopedia</w:t>
-      </w:r>
-      <w:proofErr w:type="spellEnd"/>
-      <w:r>
-        <w:rPr>
-          <w:color w:val="222222"/>
-          <w:sz w:val="22"/>
-          <w:szCs w:val="22"/>
-        </w:rPr>
-        <w:t xml:space="preserve"> muito completa.</w:t>
+        <w:t>As referências estão no slide — a documentação oficial em temporal.io é excelente e tem uma secção de Encyclopedia muito completa.</w:t>
       </w:r>
     </w:p>
     <w:p>
@@ -2137,7 +1808,7 @@
         <w:pStyle w:val="Ttulo2"/>
       </w:pPr>
       <w:r>
-        <w:t>Comparação com outras tecnologias</w:t>
+        <w:t>Padrão de Orquestração</w:t>
       </w:r>
     </w:p>
     <w:p>
@@ -2162,29 +1833,7 @@
           <w:sz w:val="22"/>
           <w:szCs w:val="22"/>
         </w:rPr>
-        <w:t xml:space="preserve">Qual é a diferença entre o Temporal e o Apache Kafka / </w:t>
-      </w:r>
-      <w:proofErr w:type="spellStart"/>
-      <w:r>
-        <w:rPr>
-          <w:b/>
-          <w:bCs/>
-          <w:color w:val="222222"/>
-          <w:sz w:val="22"/>
-          <w:szCs w:val="22"/>
-        </w:rPr>
-        <w:t>RabbitMQ</w:t>
-      </w:r>
-      <w:proofErr w:type="spellEnd"/>
-      <w:r>
-        <w:rPr>
-          <w:b/>
-          <w:bCs/>
-          <w:color w:val="222222"/>
-          <w:sz w:val="22"/>
-          <w:szCs w:val="22"/>
-        </w:rPr>
-        <w:t>?</w:t>
+        <w:t>O Temporal é um orquestrador? Onde fica na arquitectura?</w:t>
       </w:r>
     </w:p>
     <w:p>
@@ -2208,25 +1857,20 @@
           <w:sz w:val="22"/>
           <w:szCs w:val="22"/>
         </w:rPr>
-        <w:t xml:space="preserve">Kafka e </w:t>
-      </w:r>
-      <w:proofErr w:type="spellStart"/>
-      <w:r>
-        <w:rPr>
-          <w:color w:val="333333"/>
-          <w:sz w:val="22"/>
-          <w:szCs w:val="22"/>
-        </w:rPr>
-        <w:t>RabbitMQ</w:t>
-      </w:r>
-      <w:proofErr w:type="spellEnd"/>
-      <w:r>
-        <w:rPr>
-          <w:color w:val="333333"/>
-          <w:sz w:val="22"/>
-          <w:szCs w:val="22"/>
-        </w:rPr>
-        <w:t xml:space="preserve"> são sistemas de mensagens — transportam eventos entre serviços, mas não gerem estado nem orquestram fluxos. O Temporal é um orquestrador de workflows: sabe em que passo está cada execução, quando falhou, e retoma automaticamente. Não são substitutos — podem até ser usados em conjunto, com o Temporal a chamar Kafka como parte de uma Activity.</w:t>
+        <w:t>Sim, o Temporal segue o padrão de orquestração — existe um componente central que coordena o fluxo. Mas vale a pena distinguir três níveis: o Temporal Service (servidor) não contém lógica de negócio nenhuma — é pura infraestrutura que guarda o event history, agenda tarefas e coordena workers; o Workflow (que corre no worker) contém lógica de orquestração de negócio — define a sequência e o fluxo, mas não executa operações externas directamente; as Activities fazem o trabalho real — chamam serviços externos, acedem a bases de dados, enviam mensagens. O Temporal não fica exactamente entre os microserviços, mas acima deles como coordenador. Os microserviços não precisam de saber que o Temporal existe — são as Activities que os chamam. A distinção chave é: o Temporal Service sabe quando e se executar; o Workflow sabe o quê e em que ordem; as Activities sabem como.</w:t>
+      </w:r>
+    </w:p>
+    <w:p>
+      <w:pPr>
+        <w:spacing w:before="80"/>
+      </w:pPr>
+    </w:p>
+    <w:p>
+      <w:pPr>
+        <w:pStyle w:val="Ttulo2"/>
+      </w:pPr>
+      <w:r>
+        <w:t>Comparação com outras tecnologias</w:t>
       </w:r>
     </w:p>
     <w:p>
@@ -2241,61 +1885,17 @@
           <w:sz w:val="22"/>
           <w:szCs w:val="22"/>
         </w:rPr>
-        <w:t xml:space="preserve">Q2: </w:t>
-      </w:r>
-      <w:r>
-        <w:rPr>
-          <w:b/>
-          <w:bCs/>
-          <w:color w:val="222222"/>
-          <w:sz w:val="22"/>
-          <w:szCs w:val="22"/>
-        </w:rPr>
-        <w:t xml:space="preserve">Como se compara ao </w:t>
-      </w:r>
-      <w:proofErr w:type="spellStart"/>
-      <w:r>
-        <w:rPr>
-          <w:b/>
-          <w:bCs/>
-          <w:color w:val="222222"/>
-          <w:sz w:val="22"/>
-          <w:szCs w:val="22"/>
-        </w:rPr>
-        <w:t>Camunda</w:t>
-      </w:r>
-      <w:proofErr w:type="spellEnd"/>
-      <w:r>
-        <w:rPr>
-          <w:b/>
-          <w:bCs/>
-          <w:color w:val="222222"/>
-          <w:sz w:val="22"/>
-          <w:szCs w:val="22"/>
-        </w:rPr>
-        <w:t xml:space="preserve"> ou ao AWS Step </w:t>
-      </w:r>
-      <w:proofErr w:type="spellStart"/>
-      <w:r>
-        <w:rPr>
-          <w:b/>
-          <w:bCs/>
-          <w:color w:val="222222"/>
-          <w:sz w:val="22"/>
-          <w:szCs w:val="22"/>
-        </w:rPr>
-        <w:t>Functions</w:t>
-      </w:r>
-      <w:proofErr w:type="spellEnd"/>
-      <w:r>
-        <w:rPr>
-          <w:b/>
-          <w:bCs/>
-          <w:color w:val="222222"/>
-          <w:sz w:val="22"/>
-          <w:szCs w:val="22"/>
-        </w:rPr>
-        <w:t>?</w:t>
+        <w:t xml:space="preserve">Q1: </w:t>
+      </w:r>
+      <w:r>
+        <w:rPr>
+          <w:b/>
+          <w:bCs/>
+          <w:color w:val="222222"/>
+          <w:sz w:val="22"/>
+          <w:szCs w:val="22"/>
+        </w:rPr>
+        <w:t>Qual é a diferença entre o Temporal e o Apache Kafka / RabbitMQ?</w:t>
       </w:r>
     </w:p>
     <w:p>
@@ -2319,117 +1919,7 @@
           <w:sz w:val="22"/>
           <w:szCs w:val="22"/>
         </w:rPr>
-        <w:t xml:space="preserve">São ferramentas semelhantes na intenção. A diferença principal do Temporal é que os workflows são escritos em código real (Java, </w:t>
-      </w:r>
-      <w:proofErr w:type="spellStart"/>
-      <w:r>
-        <w:rPr>
-          <w:color w:val="333333"/>
-          <w:sz w:val="22"/>
-          <w:szCs w:val="22"/>
-        </w:rPr>
-        <w:t>Go</w:t>
-      </w:r>
-      <w:proofErr w:type="spellEnd"/>
-      <w:r>
-        <w:rPr>
-          <w:color w:val="333333"/>
-          <w:sz w:val="22"/>
-          <w:szCs w:val="22"/>
-        </w:rPr>
-        <w:t xml:space="preserve">, </w:t>
-      </w:r>
-      <w:proofErr w:type="spellStart"/>
-      <w:r>
-        <w:rPr>
-          <w:color w:val="333333"/>
-          <w:sz w:val="22"/>
-          <w:szCs w:val="22"/>
-        </w:rPr>
-        <w:t>TypeScript</w:t>
-      </w:r>
-      <w:proofErr w:type="spellEnd"/>
-      <w:r>
-        <w:rPr>
-          <w:color w:val="333333"/>
-          <w:sz w:val="22"/>
-          <w:szCs w:val="22"/>
-        </w:rPr>
-        <w:t xml:space="preserve">) em vez de BPMN ou YAML — o que facilita testes, versionamento e </w:t>
-      </w:r>
-      <w:proofErr w:type="spellStart"/>
-      <w:r>
-        <w:rPr>
-          <w:color w:val="333333"/>
-          <w:sz w:val="22"/>
-          <w:szCs w:val="22"/>
-        </w:rPr>
-        <w:t>debugging</w:t>
-      </w:r>
-      <w:proofErr w:type="spellEnd"/>
-      <w:r>
-        <w:rPr>
-          <w:color w:val="333333"/>
-          <w:sz w:val="22"/>
-          <w:szCs w:val="22"/>
-        </w:rPr>
-        <w:t xml:space="preserve">. O AWS Step </w:t>
-      </w:r>
-      <w:proofErr w:type="spellStart"/>
-      <w:r>
-        <w:rPr>
-          <w:color w:val="333333"/>
-          <w:sz w:val="22"/>
-          <w:szCs w:val="22"/>
-        </w:rPr>
-        <w:t>Functions</w:t>
-      </w:r>
-      <w:proofErr w:type="spellEnd"/>
-      <w:r>
-        <w:rPr>
-          <w:color w:val="333333"/>
-          <w:sz w:val="22"/>
-          <w:szCs w:val="22"/>
-        </w:rPr>
-        <w:t xml:space="preserve"> é </w:t>
-      </w:r>
-      <w:proofErr w:type="spellStart"/>
-      <w:proofErr w:type="gramStart"/>
-      <w:r>
-        <w:rPr>
-          <w:color w:val="333333"/>
-          <w:sz w:val="22"/>
-          <w:szCs w:val="22"/>
-        </w:rPr>
-        <w:t>managed</w:t>
-      </w:r>
-      <w:proofErr w:type="spellEnd"/>
-      <w:proofErr w:type="gramEnd"/>
-      <w:r>
-        <w:rPr>
-          <w:color w:val="333333"/>
-          <w:sz w:val="22"/>
-          <w:szCs w:val="22"/>
-        </w:rPr>
-        <w:t xml:space="preserve"> mas tem limites de duração e custo por transição de estado. O </w:t>
-      </w:r>
-      <w:proofErr w:type="spellStart"/>
-      <w:r>
-        <w:rPr>
-          <w:color w:val="333333"/>
-          <w:sz w:val="22"/>
-          <w:szCs w:val="22"/>
-        </w:rPr>
-        <w:t>Camunda</w:t>
-      </w:r>
-      <w:proofErr w:type="spellEnd"/>
-      <w:r>
-        <w:rPr>
-          <w:color w:val="333333"/>
-          <w:sz w:val="22"/>
-          <w:szCs w:val="22"/>
-        </w:rPr>
-        <w:t xml:space="preserve"> é mais orientado a processos de negócio visuais.</w:t>
+        <w:t>Kafka e RabbitMQ são sistemas de mensagens — transportam eventos entre serviços, mas não gerem estado nem orquestram fluxos. O Temporal é um orquestrador de workflows: sabe em que passo está cada execução, quando falhou, e retoma automaticamente. Não são substitutos — podem até ser usados em conjunto, com o Temporal a chamar Kafka como parte de uma Activity.</w:t>
       </w:r>
     </w:p>
     <w:p>
@@ -2444,17 +1934,17 @@
           <w:sz w:val="22"/>
           <w:szCs w:val="22"/>
         </w:rPr>
-        <w:t xml:space="preserve">Q3: </w:t>
-      </w:r>
-      <w:r>
-        <w:rPr>
-          <w:b/>
-          <w:bCs/>
-          <w:color w:val="222222"/>
-          <w:sz w:val="22"/>
-          <w:szCs w:val="22"/>
-        </w:rPr>
-        <w:t>Porquê não usar simplesmente uma base de dados com uma tabela de estado?</w:t>
+        <w:t xml:space="preserve">Q2: </w:t>
+      </w:r>
+      <w:r>
+        <w:rPr>
+          <w:b/>
+          <w:bCs/>
+          <w:color w:val="222222"/>
+          <w:sz w:val="22"/>
+          <w:szCs w:val="22"/>
+        </w:rPr>
+        <w:t>Como se compara ao Camunda ou ao AWS Step Functions?</w:t>
       </w:r>
     </w:p>
     <w:p>
@@ -2478,110 +1968,7 @@
           <w:sz w:val="22"/>
           <w:szCs w:val="22"/>
         </w:rPr>
-        <w:t xml:space="preserve">Funciona para casos simples, mas escala mal. Tens de escrever manualmente: a lógica de retry com </w:t>
-      </w:r>
-      <w:proofErr w:type="spellStart"/>
-      <w:r>
-        <w:rPr>
-          <w:color w:val="333333"/>
-          <w:sz w:val="22"/>
-          <w:szCs w:val="22"/>
-        </w:rPr>
-        <w:t>backoff</w:t>
-      </w:r>
-      <w:proofErr w:type="spellEnd"/>
-      <w:r>
-        <w:rPr>
-          <w:color w:val="333333"/>
-          <w:sz w:val="22"/>
-          <w:szCs w:val="22"/>
-        </w:rPr>
-        <w:t xml:space="preserve">, deteção de </w:t>
-      </w:r>
-      <w:proofErr w:type="spellStart"/>
-      <w:r>
-        <w:rPr>
-          <w:color w:val="333333"/>
-          <w:sz w:val="22"/>
-          <w:szCs w:val="22"/>
-        </w:rPr>
-        <w:t>timeouts</w:t>
-      </w:r>
-      <w:proofErr w:type="spellEnd"/>
-      <w:r>
-        <w:rPr>
-          <w:color w:val="333333"/>
-          <w:sz w:val="22"/>
-          <w:szCs w:val="22"/>
-        </w:rPr>
-        <w:t>, gestão de concorrência entre instâncias, tratamento de duplicações e reconciliações. Com o Temporal, tudo isso está resolvido out-</w:t>
-      </w:r>
-      <w:proofErr w:type="spellStart"/>
-      <w:r>
-        <w:rPr>
-          <w:color w:val="333333"/>
-          <w:sz w:val="22"/>
-          <w:szCs w:val="22"/>
-        </w:rPr>
-        <w:t>of</w:t>
-      </w:r>
-      <w:proofErr w:type="spellEnd"/>
-      <w:r>
-        <w:rPr>
-          <w:color w:val="333333"/>
-          <w:sz w:val="22"/>
-          <w:szCs w:val="22"/>
-        </w:rPr>
-        <w:t>-</w:t>
-      </w:r>
-      <w:proofErr w:type="spellStart"/>
-      <w:r>
-        <w:rPr>
-          <w:color w:val="333333"/>
-          <w:sz w:val="22"/>
-          <w:szCs w:val="22"/>
-        </w:rPr>
-        <w:t>the</w:t>
-      </w:r>
-      <w:proofErr w:type="spellEnd"/>
-      <w:r>
-        <w:rPr>
-          <w:color w:val="333333"/>
-          <w:sz w:val="22"/>
-          <w:szCs w:val="22"/>
-        </w:rPr>
-        <w:t xml:space="preserve">-box e o teu código </w:t>
-      </w:r>
-      <w:proofErr w:type="spellStart"/>
-      <w:r>
-        <w:rPr>
-          <w:color w:val="333333"/>
-          <w:sz w:val="22"/>
-          <w:szCs w:val="22"/>
-        </w:rPr>
-        <w:t>reflecte</w:t>
-      </w:r>
-      <w:proofErr w:type="spellEnd"/>
-      <w:r>
-        <w:rPr>
-          <w:color w:val="333333"/>
-          <w:sz w:val="22"/>
-          <w:szCs w:val="22"/>
-        </w:rPr>
-        <w:t xml:space="preserve"> apenas a lógica de negócio.</w:t>
-      </w:r>
-    </w:p>
-    <w:p>
-      <w:pPr>
-        <w:spacing w:before="80"/>
-      </w:pPr>
-    </w:p>
-    <w:p>
-      <w:pPr>
-        <w:pStyle w:val="Ttulo2"/>
-      </w:pPr>
-      <w:r>
-        <w:t>Técnicas / Funcionamento interno</w:t>
+        <w:t>São ferramentas semelhantes na intenção. A diferença principal do Temporal é que os workflows são escritos em código real (Java, Go, TypeScript) em vez de BPMN ou YAML — o que facilita testes, versionamento e debugging. O AWS Step Functions é managed mas tem limites de duração e custo por transição de estado. O Camunda é mais orientado a processos de negócio visuais.</w:t>
       </w:r>
     </w:p>
     <w:p>
@@ -2596,17 +1983,17 @@
           <w:sz w:val="22"/>
           <w:szCs w:val="22"/>
         </w:rPr>
-        <w:t xml:space="preserve">Q1: </w:t>
-      </w:r>
-      <w:r>
-        <w:rPr>
-          <w:b/>
-          <w:bCs/>
-          <w:color w:val="222222"/>
-          <w:sz w:val="22"/>
-          <w:szCs w:val="22"/>
-        </w:rPr>
-        <w:t>O que é exatamente a execução determinística e porque é obrigatória?</w:t>
+        <w:t xml:space="preserve">Q3: </w:t>
+      </w:r>
+      <w:r>
+        <w:rPr>
+          <w:b/>
+          <w:bCs/>
+          <w:color w:val="222222"/>
+          <w:sz w:val="22"/>
+          <w:szCs w:val="22"/>
+        </w:rPr>
+        <w:t>Porquê não usar simplesmente uma base de dados com uma tabela de estado?</w:t>
       </w:r>
     </w:p>
     <w:p>
@@ -2630,79 +2017,20 @@
           <w:sz w:val="22"/>
           <w:szCs w:val="22"/>
         </w:rPr>
-        <w:t xml:space="preserve">Quando um workflow é retomado após uma falha, o Temporal reexecuta o código desde o início — mas em vez de voltar a chamar os serviços externos, responde com os resultados já guardados no Event History. Para que este replay funcione, o código do workflow tem de produzir sempre as mesmas decisões para a mesma sequência de eventos. Por isso, operações não-determinísticas como </w:t>
-      </w:r>
-      <w:proofErr w:type="spellStart"/>
-      <w:r>
-        <w:rPr>
-          <w:color w:val="333333"/>
-          <w:sz w:val="22"/>
-          <w:szCs w:val="22"/>
-        </w:rPr>
-        <w:t>new</w:t>
-      </w:r>
-      <w:proofErr w:type="spellEnd"/>
-      <w:r>
-        <w:rPr>
-          <w:color w:val="333333"/>
-          <w:sz w:val="22"/>
-          <w:szCs w:val="22"/>
-        </w:rPr>
-        <w:t xml:space="preserve"> </w:t>
-      </w:r>
-      <w:proofErr w:type="gramStart"/>
-      <w:r>
-        <w:rPr>
-          <w:color w:val="333333"/>
-          <w:sz w:val="22"/>
-          <w:szCs w:val="22"/>
-        </w:rPr>
-        <w:t>Date(</w:t>
-      </w:r>
-      <w:proofErr w:type="gramEnd"/>
-      <w:r>
-        <w:rPr>
-          <w:color w:val="333333"/>
-          <w:sz w:val="22"/>
-          <w:szCs w:val="22"/>
-        </w:rPr>
-        <w:t xml:space="preserve">), </w:t>
-      </w:r>
-      <w:proofErr w:type="spellStart"/>
-      <w:r>
-        <w:rPr>
-          <w:color w:val="333333"/>
-          <w:sz w:val="22"/>
-          <w:szCs w:val="22"/>
-        </w:rPr>
-        <w:t>Math.random</w:t>
-      </w:r>
-      <w:proofErr w:type="spellEnd"/>
-      <w:r>
-        <w:rPr>
-          <w:color w:val="333333"/>
-          <w:sz w:val="22"/>
-          <w:szCs w:val="22"/>
-        </w:rPr>
-        <w:t xml:space="preserve">() ou chamadas HTTP têm de ser feitas dentro de Activities, nunca </w:t>
-      </w:r>
-      <w:proofErr w:type="spellStart"/>
-      <w:r>
-        <w:rPr>
-          <w:color w:val="333333"/>
-          <w:sz w:val="22"/>
-          <w:szCs w:val="22"/>
-        </w:rPr>
-        <w:t>directamente</w:t>
-      </w:r>
-      <w:proofErr w:type="spellEnd"/>
-      <w:r>
-        <w:rPr>
-          <w:color w:val="333333"/>
-          <w:sz w:val="22"/>
-          <w:szCs w:val="22"/>
-        </w:rPr>
-        <w:t xml:space="preserve"> no Workflow.</w:t>
+        <w:t>Funciona para casos simples, mas escala mal. Tens de escrever manualmente: a lógica de retry com backoff, deteção de timeouts, gestão de concorrência entre instâncias, tratamento de duplicações e reconciliações. Com o Temporal, tudo isso está resolvido out-of-the-box e o teu código reflecte apenas a lógica de negócio.</w:t>
+      </w:r>
+    </w:p>
+    <w:p>
+      <w:pPr>
+        <w:spacing w:before="80"/>
+      </w:pPr>
+    </w:p>
+    <w:p>
+      <w:pPr>
+        <w:pStyle w:val="Ttulo2"/>
+      </w:pPr>
+      <w:r>
+        <w:t>Técnicas / Funcionamento interno</w:t>
       </w:r>
     </w:p>
     <w:p>
@@ -2717,17 +2045,17 @@
           <w:sz w:val="22"/>
           <w:szCs w:val="22"/>
         </w:rPr>
-        <w:t xml:space="preserve">Q2: </w:t>
-      </w:r>
-      <w:r>
-        <w:rPr>
-          <w:b/>
-          <w:bCs/>
-          <w:color w:val="222222"/>
-          <w:sz w:val="22"/>
-          <w:szCs w:val="22"/>
-        </w:rPr>
-        <w:t>O que acontece ao Event History se crescer indefinidamente?</w:t>
+        <w:t xml:space="preserve">Q1: </w:t>
+      </w:r>
+      <w:r>
+        <w:rPr>
+          <w:b/>
+          <w:bCs/>
+          <w:color w:val="222222"/>
+          <w:sz w:val="22"/>
+          <w:szCs w:val="22"/>
+        </w:rPr>
+        <w:t>O que é exatamente a execução determinística e porque é obrigatória?</w:t>
       </w:r>
     </w:p>
     <w:p>
@@ -2751,25 +2079,7 @@
           <w:sz w:val="22"/>
           <w:szCs w:val="22"/>
         </w:rPr>
-        <w:t xml:space="preserve">O Temporal tem um limite prático no tamanho do histórico (por volta dos 50k eventos). Para workflows de muito longa duração, existe o mecanismo Continue-As-New: o workflow termina a execução </w:t>
-      </w:r>
-      <w:proofErr w:type="spellStart"/>
-      <w:r>
-        <w:rPr>
-          <w:color w:val="333333"/>
-          <w:sz w:val="22"/>
-          <w:szCs w:val="22"/>
-        </w:rPr>
-        <w:t>actual</w:t>
-      </w:r>
-      <w:proofErr w:type="spellEnd"/>
-      <w:r>
-        <w:rPr>
-          <w:color w:val="333333"/>
-          <w:sz w:val="22"/>
-          <w:szCs w:val="22"/>
-        </w:rPr>
-        <w:t xml:space="preserve"> e inicia uma nova com um histórico limpo, passando apenas o estado relevante como argumento. É como fazer um checkpoint manual.</w:t>
+        <w:t>Quando um workflow é retomado após uma falha, o Temporal reexecuta o código desde o início — mas em vez de voltar a chamar os serviços externos, responde com os resultados já guardados no Event History. Para que este replay funcione, o código do workflow tem de produzir sempre as mesmas decisões para a mesma sequência de eventos. Por isso, operações não-determinísticas como new Date(), Math.random() ou chamadas HTTP têm de ser feitas dentro de Activities, nunca directamente no Workflow.</w:t>
       </w:r>
     </w:p>
     <w:p>
@@ -2784,39 +2094,17 @@
           <w:sz w:val="22"/>
           <w:szCs w:val="22"/>
         </w:rPr>
-        <w:t xml:space="preserve">Q3: </w:t>
-      </w:r>
-      <w:r>
-        <w:rPr>
-          <w:b/>
-          <w:bCs/>
-          <w:color w:val="222222"/>
-          <w:sz w:val="22"/>
-          <w:szCs w:val="22"/>
-        </w:rPr>
-        <w:t xml:space="preserve">Como funciona a </w:t>
-      </w:r>
-      <w:proofErr w:type="spellStart"/>
-      <w:r>
-        <w:rPr>
-          <w:b/>
-          <w:bCs/>
-          <w:color w:val="222222"/>
-          <w:sz w:val="22"/>
-          <w:szCs w:val="22"/>
-        </w:rPr>
-        <w:t>idempotência</w:t>
-      </w:r>
-      <w:proofErr w:type="spellEnd"/>
-      <w:r>
-        <w:rPr>
-          <w:b/>
-          <w:bCs/>
-          <w:color w:val="222222"/>
-          <w:sz w:val="22"/>
-          <w:szCs w:val="22"/>
-        </w:rPr>
-        <w:t xml:space="preserve"> nas Activities na prática?</w:t>
+        <w:t xml:space="preserve">Q2: </w:t>
+      </w:r>
+      <w:r>
+        <w:rPr>
+          <w:b/>
+          <w:bCs/>
+          <w:color w:val="222222"/>
+          <w:sz w:val="22"/>
+          <w:szCs w:val="22"/>
+        </w:rPr>
+        <w:t>O que acontece ao Event History se crescer indefinidamente?</w:t>
       </w:r>
     </w:p>
     <w:p>
@@ -2840,56 +2128,7 @@
           <w:sz w:val="22"/>
           <w:szCs w:val="22"/>
         </w:rPr>
-        <w:t xml:space="preserve">A ideia é garantir que executar a mesma Activity duas vezes não cause efeitos duplicados. A forma mais comum é usar o ID do workflow ou da execução como chave </w:t>
-      </w:r>
-      <w:proofErr w:type="spellStart"/>
-      <w:r>
-        <w:rPr>
-          <w:color w:val="333333"/>
-          <w:sz w:val="22"/>
-          <w:szCs w:val="22"/>
-        </w:rPr>
-        <w:t>idempotente</w:t>
-      </w:r>
-      <w:proofErr w:type="spellEnd"/>
-      <w:r>
-        <w:rPr>
-          <w:color w:val="333333"/>
-          <w:sz w:val="22"/>
-          <w:szCs w:val="22"/>
-        </w:rPr>
-        <w:t xml:space="preserve"> nas operações externas — por exemplo, ao chamar um serviço de pagamento, passamos o </w:t>
-      </w:r>
-      <w:proofErr w:type="spellStart"/>
-      <w:r>
-        <w:rPr>
-          <w:color w:val="333333"/>
-          <w:sz w:val="22"/>
-          <w:szCs w:val="22"/>
-        </w:rPr>
-        <w:t>orderId</w:t>
-      </w:r>
-      <w:proofErr w:type="spellEnd"/>
-      <w:r>
-        <w:rPr>
-          <w:color w:val="333333"/>
-          <w:sz w:val="22"/>
-          <w:szCs w:val="22"/>
-        </w:rPr>
-        <w:t xml:space="preserve"> como chave, e o serviço devolve o mesmo resultado se já foi processado.</w:t>
-      </w:r>
-    </w:p>
-    <w:p>
-      <w:pPr>
-        <w:spacing w:before="80"/>
-      </w:pPr>
-    </w:p>
-    <w:p>
-      <w:pPr>
-        <w:pStyle w:val="Ttulo2"/>
-      </w:pPr>
-      <w:r>
-        <w:t>Operacional / Infraestrutura</w:t>
+        <w:t>O Temporal tem um limite prático no tamanho do histórico (por volta dos 50k eventos). Para workflows de muito longa duração, existe o mecanismo Continue-As-New: o workflow termina a execução actual e inicia uma nova com um histórico limpo, passando apenas o estado relevante como argumento. É como fazer um checkpoint manual.</w:t>
       </w:r>
     </w:p>
     <w:p>
@@ -2904,17 +2143,17 @@
           <w:sz w:val="22"/>
           <w:szCs w:val="22"/>
         </w:rPr>
-        <w:t xml:space="preserve">Q1: </w:t>
-      </w:r>
-      <w:r>
-        <w:rPr>
-          <w:b/>
-          <w:bCs/>
-          <w:color w:val="222222"/>
-          <w:sz w:val="22"/>
-          <w:szCs w:val="22"/>
-        </w:rPr>
-        <w:t>Quanto custa em termos de infraestrutura?</w:t>
+        <w:t xml:space="preserve">Q3: </w:t>
+      </w:r>
+      <w:r>
+        <w:rPr>
+          <w:b/>
+          <w:bCs/>
+          <w:color w:val="222222"/>
+          <w:sz w:val="22"/>
+          <w:szCs w:val="22"/>
+        </w:rPr>
+        <w:t>Como funciona a idempotência nas Activities na prática?</w:t>
       </w:r>
     </w:p>
     <w:p>
@@ -2938,61 +2177,7 @@
           <w:sz w:val="22"/>
           <w:szCs w:val="22"/>
         </w:rPr>
-        <w:t>Em self-</w:t>
-      </w:r>
-      <w:proofErr w:type="spellStart"/>
-      <w:r>
-        <w:rPr>
-          <w:color w:val="333333"/>
-          <w:sz w:val="22"/>
-          <w:szCs w:val="22"/>
-        </w:rPr>
-        <w:t>hosted</w:t>
-      </w:r>
-      <w:proofErr w:type="spellEnd"/>
-      <w:r>
-        <w:rPr>
-          <w:color w:val="333333"/>
-          <w:sz w:val="22"/>
-          <w:szCs w:val="22"/>
-        </w:rPr>
-        <w:t xml:space="preserve">, precisas de correr o Temporal Service (que internamente tem vários componentes) e uma base de dados compatível — PostgreSQL é a opção mais comum. Em produção é uma peça adicional a operar e monitorizar. Existe também o Temporal </w:t>
-      </w:r>
-      <w:proofErr w:type="spellStart"/>
-      <w:r>
-        <w:rPr>
-          <w:color w:val="333333"/>
-          <w:sz w:val="22"/>
-          <w:szCs w:val="22"/>
-        </w:rPr>
-        <w:t>Cloud</w:t>
-      </w:r>
-      <w:proofErr w:type="spellEnd"/>
-      <w:r>
-        <w:rPr>
-          <w:color w:val="333333"/>
-          <w:sz w:val="22"/>
-          <w:szCs w:val="22"/>
-        </w:rPr>
-        <w:t xml:space="preserve">, que é a versão </w:t>
-      </w:r>
-      <w:proofErr w:type="spellStart"/>
-      <w:r>
-        <w:rPr>
-          <w:color w:val="333333"/>
-          <w:sz w:val="22"/>
-          <w:szCs w:val="22"/>
-        </w:rPr>
-        <w:t>managed</w:t>
-      </w:r>
-      <w:proofErr w:type="spellEnd"/>
-      <w:r>
-        <w:rPr>
-          <w:color w:val="333333"/>
-          <w:sz w:val="22"/>
-          <w:szCs w:val="22"/>
-        </w:rPr>
-        <w:t xml:space="preserve"> e elimina essa responsabilidade operacional, mas tem custos de utilização.</w:t>
+        <w:t>A ideia é garantir que executar a mesma Activity duas vezes não cause efeitos duplicados. A forma mais comum é usar o ID do workflow ou da execução como chave idempotente nas operações externas — por exemplo, ao chamar um serviço de pagamento, passamos o orderId como chave, e o serviço devolve o mesmo resultado se já foi processado.</w:t>
       </w:r>
     </w:p>
     <w:p>
@@ -3007,17 +2192,17 @@
           <w:sz w:val="22"/>
           <w:szCs w:val="22"/>
         </w:rPr>
-        <w:t xml:space="preserve">Q2: </w:t>
-      </w:r>
-      <w:r>
-        <w:rPr>
-          <w:b/>
-          <w:bCs/>
-          <w:color w:val="222222"/>
-          <w:sz w:val="22"/>
-          <w:szCs w:val="22"/>
-        </w:rPr>
-        <w:t>É difícil de monitorizar?</w:t>
+        <w:t xml:space="preserve">Q4: </w:t>
+      </w:r>
+      <w:r>
+        <w:rPr>
+          <w:b/>
+          <w:bCs/>
+          <w:color w:val="222222"/>
+          <w:sz w:val="22"/>
+          <w:szCs w:val="22"/>
+        </w:rPr>
+        <w:t>Como é que o Temporal persiste os workflows e eventos no PostgreSQL?</w:t>
       </w:r>
     </w:p>
     <w:p>
@@ -3041,79 +2226,25 @@
           <w:sz w:val="22"/>
           <w:szCs w:val="22"/>
         </w:rPr>
-        <w:t xml:space="preserve">O Temporal tem uma Web UI própria onde podes ver em tempo real todos os workflows em execução, o histórico completo de eventos, os erros e os </w:t>
-      </w:r>
-      <w:proofErr w:type="spellStart"/>
-      <w:r>
-        <w:rPr>
-          <w:color w:val="333333"/>
-          <w:sz w:val="22"/>
-          <w:szCs w:val="22"/>
-        </w:rPr>
-        <w:t>retries</w:t>
-      </w:r>
-      <w:proofErr w:type="spellEnd"/>
-      <w:r>
-        <w:rPr>
-          <w:color w:val="333333"/>
-          <w:sz w:val="22"/>
-          <w:szCs w:val="22"/>
-        </w:rPr>
-        <w:t xml:space="preserve">. Integra também com </w:t>
-      </w:r>
-      <w:proofErr w:type="spellStart"/>
-      <w:r>
-        <w:rPr>
-          <w:color w:val="333333"/>
-          <w:sz w:val="22"/>
-          <w:szCs w:val="22"/>
-        </w:rPr>
-        <w:t>Prometheus</w:t>
-      </w:r>
-      <w:proofErr w:type="spellEnd"/>
-      <w:r>
-        <w:rPr>
-          <w:color w:val="333333"/>
-          <w:sz w:val="22"/>
-          <w:szCs w:val="22"/>
-        </w:rPr>
-        <w:t xml:space="preserve"> e </w:t>
-      </w:r>
-      <w:proofErr w:type="spellStart"/>
-      <w:r>
-        <w:rPr>
-          <w:color w:val="333333"/>
-          <w:sz w:val="22"/>
-          <w:szCs w:val="22"/>
-        </w:rPr>
-        <w:t>Grafana</w:t>
-      </w:r>
-      <w:proofErr w:type="spellEnd"/>
-      <w:r>
-        <w:rPr>
-          <w:color w:val="333333"/>
-          <w:sz w:val="22"/>
-          <w:szCs w:val="22"/>
-        </w:rPr>
-        <w:t xml:space="preserve"> para métricas de sistema. Para rastreabilidade de negócio, o próprio Event History serve como log </w:t>
-      </w:r>
-      <w:proofErr w:type="spellStart"/>
-      <w:r>
-        <w:rPr>
-          <w:color w:val="333333"/>
-          <w:sz w:val="22"/>
-          <w:szCs w:val="22"/>
-        </w:rPr>
-        <w:t>auditável</w:t>
-      </w:r>
-      <w:proofErr w:type="spellEnd"/>
-      <w:r>
-        <w:rPr>
-          <w:color w:val="333333"/>
-          <w:sz w:val="22"/>
-          <w:szCs w:val="22"/>
-        </w:rPr>
-        <w:t>.</w:t>
+        <w:t>O Temporal cria automaticamente duas bases de dados no PostgreSQL. A base de dados temporal contém o motor interno: executions e current_executions guardam o estado actual de cada workflow; history_node e history_tree armazenam o event log imutável — cada passo executado, resultado de activities, retries e falhas; tasks, task_queues e history_immediate_tasks gerem as tarefas pendentes para os workers; timer_tasks e activity_info_maps registam timers e activities em curso. A base de dados temporal_visibility contém apenas executions_visibility — a tabela que alimenta a Web UI com o status, workflow ID, run ID e timestamps. A aplicação Spring nunca escreve directamente nestas tabelas: tudo é gerido pelo Temporal Service de forma transparente. É esta arquitectura que garante que um workflow pode ser retomado exactamente do ponto onde parou, mesmo após um crash do servidor.</w:t>
+      </w:r>
+    </w:p>
+    <w:p>
+      <w:pPr>
+        <w:spacing w:before="80"/>
+      </w:pPr>
+    </w:p>
+    <w:p>
+      <w:pPr>
+        <w:spacing w:before="80"/>
+      </w:pPr>
+    </w:p>
+    <w:p>
+      <w:pPr>
+        <w:pStyle w:val="Ttulo2"/>
+      </w:pPr>
+      <w:r>
+        <w:t>Operacional / Infraestrutura</w:t>
       </w:r>
     </w:p>
     <w:p>
@@ -3128,39 +2259,17 @@
           <w:sz w:val="22"/>
           <w:szCs w:val="22"/>
         </w:rPr>
-        <w:t xml:space="preserve">Q3: </w:t>
-      </w:r>
-      <w:r>
-        <w:rPr>
-          <w:b/>
-          <w:bCs/>
-          <w:color w:val="222222"/>
-          <w:sz w:val="22"/>
-          <w:szCs w:val="22"/>
-        </w:rPr>
-        <w:t xml:space="preserve">Como se faz o </w:t>
-      </w:r>
-      <w:proofErr w:type="spellStart"/>
-      <w:r>
-        <w:rPr>
-          <w:b/>
-          <w:bCs/>
-          <w:color w:val="222222"/>
-          <w:sz w:val="22"/>
-          <w:szCs w:val="22"/>
-        </w:rPr>
-        <w:t>deploy</w:t>
-      </w:r>
-      <w:proofErr w:type="spellEnd"/>
-      <w:r>
-        <w:rPr>
-          <w:b/>
-          <w:bCs/>
-          <w:color w:val="222222"/>
-          <w:sz w:val="22"/>
-          <w:szCs w:val="22"/>
-        </w:rPr>
-        <w:t xml:space="preserve"> dos Workers?</w:t>
+        <w:t xml:space="preserve">Q1: </w:t>
+      </w:r>
+      <w:r>
+        <w:rPr>
+          <w:b/>
+          <w:bCs/>
+          <w:color w:val="222222"/>
+          <w:sz w:val="22"/>
+          <w:szCs w:val="22"/>
+        </w:rPr>
+        <w:t>Quanto custa em termos de infraestrutura?</w:t>
       </w:r>
     </w:p>
     <w:p>
@@ -3184,74 +2293,7 @@
           <w:sz w:val="22"/>
           <w:szCs w:val="22"/>
         </w:rPr>
-        <w:t xml:space="preserve">Os Workers são aplicações normais — por exemplo, uma aplicação Spring </w:t>
-      </w:r>
-      <w:proofErr w:type="spellStart"/>
-      <w:r>
-        <w:rPr>
-          <w:color w:val="333333"/>
-          <w:sz w:val="22"/>
-          <w:szCs w:val="22"/>
-        </w:rPr>
-        <w:t>Boot</w:t>
-      </w:r>
-      <w:proofErr w:type="spellEnd"/>
-      <w:r>
-        <w:rPr>
-          <w:color w:val="333333"/>
-          <w:sz w:val="22"/>
-          <w:szCs w:val="22"/>
-        </w:rPr>
-        <w:t xml:space="preserve">. No arranque, registam os Workflows e Activities que sabem executar e ligam-se a uma Task Queue. Podes correr múltiplos Workers em paralelo; o Temporal Service distribui as tarefas automaticamente. O </w:t>
-      </w:r>
-      <w:proofErr w:type="spellStart"/>
-      <w:r>
-        <w:rPr>
-          <w:color w:val="333333"/>
-          <w:sz w:val="22"/>
-          <w:szCs w:val="22"/>
-        </w:rPr>
-        <w:t>deploy</w:t>
-      </w:r>
-      <w:proofErr w:type="spellEnd"/>
-      <w:r>
-        <w:rPr>
-          <w:color w:val="333333"/>
-          <w:sz w:val="22"/>
-          <w:szCs w:val="22"/>
-        </w:rPr>
-        <w:t xml:space="preserve"> é independente do Temporal Service, o que facilita atualizações sem </w:t>
-      </w:r>
-      <w:proofErr w:type="spellStart"/>
-      <w:r>
-        <w:rPr>
-          <w:color w:val="333333"/>
-          <w:sz w:val="22"/>
-          <w:szCs w:val="22"/>
-        </w:rPr>
-        <w:t>downtime</w:t>
-      </w:r>
-      <w:proofErr w:type="spellEnd"/>
-      <w:r>
-        <w:rPr>
-          <w:color w:val="333333"/>
-          <w:sz w:val="22"/>
-          <w:szCs w:val="22"/>
-        </w:rPr>
-        <w:t>.</w:t>
-      </w:r>
-    </w:p>
-    <w:p>
-      <w:pPr>
-        <w:spacing w:before="80"/>
-      </w:pPr>
-    </w:p>
-    <w:p>
-      <w:pPr>
-        <w:pStyle w:val="Ttulo2"/>
-      </w:pPr>
-      <w:r>
-        <w:t>Contexto do Projeto</w:t>
+        <w:t>Em self-hosted, precisas de correr o Temporal Service (que internamente tem vários componentes) e uma base de dados compatível — PostgreSQL é a opção mais comum. Em produção é uma peça adicional a operar e monitorizar. Existe também o Temporal Cloud, que é a versão managed e elimina essa responsabilidade operacional, mas tem custos de utilização.</w:t>
       </w:r>
     </w:p>
     <w:p>
@@ -3266,17 +2308,17 @@
           <w:sz w:val="22"/>
           <w:szCs w:val="22"/>
         </w:rPr>
-        <w:t xml:space="preserve">Q1: </w:t>
-      </w:r>
-      <w:r>
-        <w:rPr>
-          <w:b/>
-          <w:bCs/>
-          <w:color w:val="222222"/>
-          <w:sz w:val="22"/>
-          <w:szCs w:val="22"/>
-        </w:rPr>
-        <w:t>Já têm algum caso de uso concreto onde vão aplicar isto?</w:t>
+        <w:t xml:space="preserve">Q2: </w:t>
+      </w:r>
+      <w:r>
+        <w:rPr>
+          <w:b/>
+          <w:bCs/>
+          <w:color w:val="222222"/>
+          <w:sz w:val="22"/>
+          <w:szCs w:val="22"/>
+        </w:rPr>
+        <w:t>É difícil de monitorizar?</w:t>
       </w:r>
     </w:p>
     <w:p>
@@ -3300,7 +2342,7 @@
           <w:sz w:val="22"/>
           <w:szCs w:val="22"/>
         </w:rPr>
-        <w:t>Prepara uma resposta com um exemplo do vosso contexto — por exemplo, um fluxo de processamento de pedidos, integração com sistemas externos, ou qualquer processo que envolva múltiplos passos e tolerância a falhas.</w:t>
+        <w:t>O Temporal tem uma Web UI própria onde podes ver em tempo real todos os workflows em execução, o histórico completo de eventos, os erros e os retries. Integra também com Prometheus e Grafana para métricas de sistema. Para rastreabilidade de negócio, o próprio Event History serve como log auditável.</w:t>
       </w:r>
     </w:p>
     <w:p>
@@ -3315,17 +2357,17 @@
           <w:sz w:val="22"/>
           <w:szCs w:val="22"/>
         </w:rPr>
-        <w:t xml:space="preserve">Q2: </w:t>
-      </w:r>
-      <w:r>
-        <w:rPr>
-          <w:b/>
-          <w:bCs/>
-          <w:color w:val="222222"/>
-          <w:sz w:val="22"/>
-          <w:szCs w:val="22"/>
-        </w:rPr>
-        <w:t>Quanto tempo levou a aprender e implementar?</w:t>
+        <w:t xml:space="preserve">Q3: </w:t>
+      </w:r>
+      <w:r>
+        <w:rPr>
+          <w:b/>
+          <w:bCs/>
+          <w:color w:val="222222"/>
+          <w:sz w:val="22"/>
+          <w:szCs w:val="22"/>
+        </w:rPr>
+        <w:t>Como se faz o deploy dos Workers?</w:t>
       </w:r>
     </w:p>
     <w:p>
@@ -3349,25 +2391,118 @@
           <w:sz w:val="22"/>
           <w:szCs w:val="22"/>
         </w:rPr>
-        <w:t xml:space="preserve">A curva de aprendizado é real, especialmente no início para interiorizar o modelo de execução determinística e perceber o que pode e não pode estar dentro de um Workflow. Mas </w:t>
-      </w:r>
-      <w:proofErr w:type="gramStart"/>
+        <w:t>Os Workers são aplicações normais — por exemplo, uma aplicação Spring Boot. No arranque, registam os Workflows e Activities que sabem executar e ligam-se a uma Task Queue. Podes correr múltiplos Workers em paralelo; o Temporal Service distribui as tarefas automaticamente. O deploy é independente do Temporal Service, o que facilita atualizações sem downtime.</w:t>
+      </w:r>
+    </w:p>
+    <w:p>
+      <w:pPr>
+        <w:spacing w:before="80"/>
+      </w:pPr>
+    </w:p>
+    <w:p>
+      <w:pPr>
+        <w:pStyle w:val="Ttulo2"/>
+      </w:pPr>
+      <w:r>
+        <w:t>Contexto do Projeto</w:t>
+      </w:r>
+    </w:p>
+    <w:p>
+      <w:pPr>
+        <w:spacing w:before="200" w:after="60"/>
+      </w:pPr>
+      <w:r>
+        <w:rPr>
+          <w:b/>
+          <w:bCs/>
+          <w:color w:val="C00000"/>
+          <w:sz w:val="22"/>
+          <w:szCs w:val="22"/>
+        </w:rPr>
+        <w:t xml:space="preserve">Q1: </w:t>
+      </w:r>
+      <w:r>
+        <w:rPr>
+          <w:b/>
+          <w:bCs/>
+          <w:color w:val="222222"/>
+          <w:sz w:val="22"/>
+          <w:szCs w:val="22"/>
+        </w:rPr>
+        <w:t>Já têm algum caso de uso concreto onde vão aplicar isto?</w:t>
+      </w:r>
+    </w:p>
+    <w:p>
+      <w:pPr>
+        <w:spacing w:before="60" w:after="160"/>
+        <w:ind w:left="360"/>
+      </w:pPr>
+      <w:r>
+        <w:rPr>
+          <w:b/>
+          <w:bCs/>
+          <w:color w:val="2E74B5"/>
+          <w:sz w:val="22"/>
+          <w:szCs w:val="22"/>
+        </w:rPr>
+        <w:t xml:space="preserve">Resposta:  </w:t>
+      </w:r>
       <w:r>
         <w:rPr>
           <w:color w:val="333333"/>
           <w:sz w:val="22"/>
           <w:szCs w:val="22"/>
         </w:rPr>
-        <w:t>os conceitos core</w:t>
-      </w:r>
-      <w:proofErr w:type="gramEnd"/>
+        <w:t>Prepara uma resposta com um exemplo do vosso contexto — por exemplo, um fluxo de processamento de pedidos, integração com sistemas externos, ou qualquer processo que envolva múltiplos passos e tolerância a falhas.</w:t>
+      </w:r>
+    </w:p>
+    <w:p>
+      <w:pPr>
+        <w:spacing w:before="200" w:after="60"/>
+      </w:pPr>
+      <w:r>
+        <w:rPr>
+          <w:b/>
+          <w:bCs/>
+          <w:color w:val="C00000"/>
+          <w:sz w:val="22"/>
+          <w:szCs w:val="22"/>
+        </w:rPr>
+        <w:t xml:space="preserve">Q2: </w:t>
+      </w:r>
+      <w:r>
+        <w:rPr>
+          <w:b/>
+          <w:bCs/>
+          <w:color w:val="222222"/>
+          <w:sz w:val="22"/>
+          <w:szCs w:val="22"/>
+        </w:rPr>
+        <w:t>Quanto tempo levou a aprender e implementar?</w:t>
+      </w:r>
+    </w:p>
+    <w:p>
+      <w:pPr>
+        <w:spacing w:before="60" w:after="160"/>
+        <w:ind w:left="360"/>
+      </w:pPr>
+      <w:r>
+        <w:rPr>
+          <w:b/>
+          <w:bCs/>
+          <w:color w:val="2E74B5"/>
+          <w:sz w:val="22"/>
+          <w:szCs w:val="22"/>
+        </w:rPr>
+        <w:t xml:space="preserve">Resposta:  </w:t>
+      </w:r>
       <w:r>
         <w:rPr>
           <w:color w:val="333333"/>
           <w:sz w:val="22"/>
           <w:szCs w:val="22"/>
         </w:rPr>
-        <w:t xml:space="preserve"> (Workflow, Activity, Worker) são apreendidos rapidamente. A documentação oficial e a Academia Temporal (learn.temporal.io) têm tutoriais práticos que ajudam muito.</w:t>
+        <w:t>A curva de aprendizado é real, especialmente no início para interiorizar o modelo de execução determinística e perceber o que pode e não pode estar dentro de um Workflow. Mas os conceitos core (Workflow, Activity, Worker) são apreendidos rapidamente. A documentação oficial e a Academia Temporal (learn.temporal.io) têm tutoriais práticos que ajudam muito.</w:t>
       </w:r>
     </w:p>
     <w:p>
